--- a/docs/PROG6212 POE PART1.docx
+++ b/docs/PROG6212 POE PART1.docx
@@ -20,6 +20,7 @@
         <w:tc>
           <w:tcPr>
             <w:tcW w:w="1502" w:type="dxa"/>
+            <w:shd w:val="clear" w:color="auto" w:fill="0E2841" w:themeFill="text2"/>
           </w:tcPr>
           <w:p>
             <w:r>
@@ -30,6 +31,7 @@
         <w:tc>
           <w:tcPr>
             <w:tcW w:w="1502" w:type="dxa"/>
+            <w:shd w:val="clear" w:color="auto" w:fill="0E2841" w:themeFill="text2"/>
           </w:tcPr>
           <w:p>
             <w:r>
@@ -40,6 +42,7 @@
         <w:tc>
           <w:tcPr>
             <w:tcW w:w="1503" w:type="dxa"/>
+            <w:shd w:val="clear" w:color="auto" w:fill="0E2841" w:themeFill="text2"/>
           </w:tcPr>
           <w:p>
             <w:r>
@@ -50,6 +53,7 @@
         <w:tc>
           <w:tcPr>
             <w:tcW w:w="1503" w:type="dxa"/>
+            <w:shd w:val="clear" w:color="auto" w:fill="0E2841" w:themeFill="text2"/>
           </w:tcPr>
           <w:p>
             <w:r>
@@ -60,6 +64,7 @@
         <w:tc>
           <w:tcPr>
             <w:tcW w:w="1503" w:type="dxa"/>
+            <w:shd w:val="clear" w:color="auto" w:fill="0E2841" w:themeFill="text2"/>
           </w:tcPr>
           <w:p>
             <w:r>
@@ -70,6 +75,7 @@
         <w:tc>
           <w:tcPr>
             <w:tcW w:w="1503" w:type="dxa"/>
+            <w:shd w:val="clear" w:color="auto" w:fill="0E2841" w:themeFill="text2"/>
           </w:tcPr>
           <w:p>
             <w:r>
@@ -1060,6 +1066,7 @@
           </w:tcPr>
           <w:p>
             <w:r>
+              <w:lastRenderedPageBreak/>
               <w:t>PUT</w:t>
             </w:r>
           </w:p>
@@ -2394,6 +2401,9 @@
     </w:p>
     <w:p>
       <w:r>
+        <w:rPr>
+          <w:noProof/>
+        </w:rPr>
         <w:drawing>
           <wp:inline distT="0" distB="0" distL="0" distR="0" wp14:anchorId="2779EE97" wp14:editId="41F196A6">
             <wp:extent cx="5731510" cy="1477645"/>
@@ -2555,6 +2565,9 @@
     </w:p>
     <w:p>
       <w:r>
+        <w:rPr>
+          <w:noProof/>
+        </w:rPr>
         <w:drawing>
           <wp:inline distT="0" distB="0" distL="0" distR="0" wp14:anchorId="68628547" wp14:editId="0BDDEBE3">
             <wp:extent cx="5731510" cy="1546225"/>
@@ -2881,6 +2894,9 @@
     </w:p>
     <w:p>
       <w:r>
+        <w:rPr>
+          <w:noProof/>
+        </w:rPr>
         <w:drawing>
           <wp:inline distT="0" distB="0" distL="0" distR="0" wp14:anchorId="6D9F905D" wp14:editId="4C4FFFB4">
             <wp:extent cx="5731510" cy="1471930"/>
@@ -3184,6 +3200,9 @@
     </w:p>
     <w:p>
       <w:r>
+        <w:rPr>
+          <w:noProof/>
+        </w:rPr>
         <w:drawing>
           <wp:inline distT="0" distB="0" distL="0" distR="0" wp14:anchorId="0AFAF4F5" wp14:editId="1C787180">
             <wp:extent cx="5731510" cy="1393825"/>
@@ -3366,6 +3385,9 @@
     </w:p>
     <w:p>
       <w:r>
+        <w:rPr>
+          <w:noProof/>
+        </w:rPr>
         <w:drawing>
           <wp:inline distT="0" distB="0" distL="0" distR="0" wp14:anchorId="08E832A3" wp14:editId="5D5612C5">
             <wp:extent cx="5731510" cy="1489710"/>
@@ -3631,6 +3653,9 @@
     </w:p>
     <w:p>
       <w:r>
+        <w:rPr>
+          <w:noProof/>
+        </w:rPr>
         <w:drawing>
           <wp:inline distT="0" distB="0" distL="0" distR="0" wp14:anchorId="270B584D" wp14:editId="65DAB21C">
             <wp:extent cx="5731510" cy="1414780"/>
@@ -3973,6 +3998,9 @@
     </w:p>
     <w:p>
       <w:r>
+        <w:rPr>
+          <w:noProof/>
+        </w:rPr>
         <w:drawing>
           <wp:inline distT="0" distB="0" distL="0" distR="0" wp14:anchorId="5F2CF59E" wp14:editId="4ED95CC8">
             <wp:extent cx="5731510" cy="1459865"/>
@@ -4211,6 +4239,9 @@
     </w:p>
     <w:p>
       <w:r>
+        <w:rPr>
+          <w:noProof/>
+        </w:rPr>
         <w:drawing>
           <wp:inline distT="0" distB="0" distL="0" distR="0" wp14:anchorId="077C0365" wp14:editId="71DEBA01">
             <wp:extent cx="5731510" cy="1414780"/>
@@ -4328,6 +4359,9 @@
     </w:p>
     <w:p>
       <w:r>
+        <w:rPr>
+          <w:noProof/>
+        </w:rPr>
         <w:drawing>
           <wp:inline distT="0" distB="0" distL="0" distR="0" wp14:anchorId="523C0EEB" wp14:editId="53496EC2">
             <wp:extent cx="5731510" cy="1474470"/>
@@ -4522,6 +4556,9 @@
     </w:p>
     <w:p>
       <w:r>
+        <w:rPr>
+          <w:noProof/>
+        </w:rPr>
         <w:drawing>
           <wp:inline distT="0" distB="0" distL="0" distR="0" wp14:anchorId="36540301" wp14:editId="2146385E">
             <wp:extent cx="5731510" cy="1468755"/>
@@ -4751,6 +4788,9 @@
     </w:p>
     <w:p>
       <w:r>
+        <w:rPr>
+          <w:noProof/>
+        </w:rPr>
         <w:drawing>
           <wp:inline distT="0" distB="0" distL="0" distR="0" wp14:anchorId="25318034" wp14:editId="7A7D46F7">
             <wp:extent cx="5731510" cy="1423670"/>
@@ -5087,6 +5127,9 @@
     </w:p>
     <w:p>
       <w:r>
+        <w:rPr>
+          <w:noProof/>
+        </w:rPr>
         <w:drawing>
           <wp:inline distT="0" distB="0" distL="0" distR="0" wp14:anchorId="5E7D07B9" wp14:editId="327B5DEB">
             <wp:extent cx="5731510" cy="1474470"/>
@@ -5364,6 +5407,9 @@
     </w:p>
     <w:p>
       <w:r>
+        <w:rPr>
+          <w:noProof/>
+        </w:rPr>
         <w:drawing>
           <wp:inline distT="0" distB="0" distL="0" distR="0" wp14:anchorId="15699D62" wp14:editId="3C136249">
             <wp:extent cx="5731510" cy="1465580"/>
@@ -6420,6 +6466,9 @@
     </w:p>
     <w:p>
       <w:r>
+        <w:rPr>
+          <w:noProof/>
+        </w:rPr>
         <w:lastRenderedPageBreak/>
         <w:drawing>
           <wp:inline distT="0" distB="0" distL="0" distR="0" wp14:anchorId="60A0A557" wp14:editId="4857B2F2">
@@ -6727,6 +6776,9 @@
     </w:p>
     <w:p>
       <w:r>
+        <w:rPr>
+          <w:noProof/>
+        </w:rPr>
         <w:drawing>
           <wp:inline distT="0" distB="0" distL="0" distR="0" wp14:anchorId="164BE013" wp14:editId="1D7E2876">
             <wp:extent cx="5731510" cy="1635760"/>
@@ -6902,6 +6954,9 @@
     </w:p>
     <w:p>
       <w:r>
+        <w:rPr>
+          <w:noProof/>
+        </w:rPr>
         <w:drawing>
           <wp:inline distT="0" distB="0" distL="0" distR="0" wp14:anchorId="729228C1" wp14:editId="38CBE729">
             <wp:extent cx="5731510" cy="1617980"/>
@@ -7049,6 +7104,9 @@
     </w:p>
     <w:p>
       <w:r>
+        <w:rPr>
+          <w:noProof/>
+        </w:rPr>
         <w:drawing>
           <wp:inline distT="0" distB="0" distL="0" distR="0" wp14:anchorId="32B86E56" wp14:editId="0995F21B">
             <wp:extent cx="5731510" cy="1450975"/>
@@ -7174,6 +7232,9 @@
     </w:p>
     <w:p>
       <w:r>
+        <w:rPr>
+          <w:noProof/>
+        </w:rPr>
         <w:drawing>
           <wp:inline distT="0" distB="0" distL="0" distR="0" wp14:anchorId="290F5DB6" wp14:editId="4692E4DA">
             <wp:extent cx="5731510" cy="1430020"/>
@@ -7549,6 +7610,9 @@
     </w:p>
     <w:p>
       <w:r>
+        <w:rPr>
+          <w:noProof/>
+        </w:rPr>
         <w:drawing>
           <wp:inline distT="0" distB="0" distL="0" distR="0" wp14:anchorId="768508D6" wp14:editId="2E5A9950">
             <wp:extent cx="5731510" cy="1477645"/>
@@ -7946,6 +8010,9 @@
     </w:p>
     <w:p>
       <w:r>
+        <w:rPr>
+          <w:noProof/>
+        </w:rPr>
         <w:drawing>
           <wp:inline distT="0" distB="0" distL="0" distR="0" wp14:anchorId="581AE5A2" wp14:editId="0358130F">
             <wp:extent cx="5731510" cy="1453515"/>
@@ -7986,6 +8053,9 @@
     <w:p/>
     <w:p>
       <w:r>
+        <w:rPr>
+          <w:noProof/>
+        </w:rPr>
         <w:drawing>
           <wp:inline distT="0" distB="0" distL="0" distR="0" wp14:anchorId="6F3FC810" wp14:editId="318F5F7E">
             <wp:extent cx="5731510" cy="1450975"/>
@@ -8023,6 +8093,9 @@
         </w:drawing>
       </w:r>
       <w:r>
+        <w:rPr>
+          <w:noProof/>
+        </w:rPr>
         <w:drawing>
           <wp:inline distT="0" distB="0" distL="0" distR="0" wp14:anchorId="222F3AB3" wp14:editId="04F78B23">
             <wp:extent cx="5731510" cy="1423670"/>
@@ -8692,6 +8765,7 @@
   <w:style w:type="character" w:default="1" w:styleId="DefaultParagraphFont">
     <w:name w:val="Default Paragraph Font"/>
     <w:uiPriority w:val="1"/>
+    <w:semiHidden/>
     <w:unhideWhenUsed/>
   </w:style>
   <w:style w:type="table" w:default="1" w:styleId="TableNormal">

--- a/docs/PROG6212 POE PART1.docx
+++ b/docs/PROG6212 POE PART1.docx
@@ -104,7 +104,15 @@
           </w:tcPr>
           <w:p>
             <w:r>
-              <w:t>/api/auth/register</w:t>
+              <w:t>/</w:t>
+            </w:r>
+            <w:proofErr w:type="spellStart"/>
+            <w:r>
+              <w:t>api</w:t>
+            </w:r>
+            <w:proofErr w:type="spellEnd"/>
+            <w:r>
+              <w:t>/auth/register</w:t>
             </w:r>
           </w:p>
         </w:tc>
@@ -113,8 +121,13 @@
             <w:tcW w:w="1608" w:type="dxa"/>
           </w:tcPr>
           <w:p>
-            <w:r>
-              <w:t>egister a new user account (Organiser or Participant)</w:t>
+            <w:proofErr w:type="spellStart"/>
+            <w:r>
+              <w:t>egister</w:t>
+            </w:r>
+            <w:proofErr w:type="spellEnd"/>
+            <w:r>
+              <w:t xml:space="preserve"> a new user account (Organiser or Participant)</w:t>
             </w:r>
           </w:p>
         </w:tc>
@@ -134,7 +147,34 @@
           </w:tcPr>
           <w:p>
             <w:r>
-              <w:t>{ email, password, firstName, lastName, roleId }</w:t>
+              <w:t>{email</w:t>
+            </w:r>
+            <w:r>
+              <w:t xml:space="preserve">, password, </w:t>
+            </w:r>
+            <w:proofErr w:type="spellStart"/>
+            <w:r>
+              <w:t>firstName</w:t>
+            </w:r>
+            <w:proofErr w:type="spellEnd"/>
+            <w:r>
+              <w:t xml:space="preserve">, </w:t>
+            </w:r>
+            <w:proofErr w:type="spellStart"/>
+            <w:r>
+              <w:t>lastName</w:t>
+            </w:r>
+            <w:proofErr w:type="spellEnd"/>
+            <w:r>
+              <w:t xml:space="preserve">, </w:t>
+            </w:r>
+            <w:proofErr w:type="spellStart"/>
+            <w:r>
+              <w:t>roleId</w:t>
+            </w:r>
+            <w:proofErr w:type="spellEnd"/>
+            <w:r>
+              <w:t xml:space="preserve"> }</w:t>
             </w:r>
           </w:p>
         </w:tc>
@@ -144,7 +184,18 @@
           </w:tcPr>
           <w:p>
             <w:r>
-              <w:t>201 Created - { userId, email, token, role }</w:t>
+              <w:t xml:space="preserve">201 Created - { </w:t>
+            </w:r>
+            <w:proofErr w:type="spellStart"/>
+            <w:r>
+              <w:t>userId</w:t>
+            </w:r>
+            <w:proofErr w:type="spellEnd"/>
+            <w:r>
+              <w:t xml:space="preserve">, email, token, </w:t>
+            </w:r>
+            <w:r>
+              <w:t>role}</w:t>
             </w:r>
           </w:p>
         </w:tc>
@@ -166,7 +217,15 @@
           </w:tcPr>
           <w:p>
             <w:r>
-              <w:t>/api/auth/login</w:t>
+              <w:t>/</w:t>
+            </w:r>
+            <w:proofErr w:type="spellStart"/>
+            <w:r>
+              <w:t>api</w:t>
+            </w:r>
+            <w:proofErr w:type="spellEnd"/>
+            <w:r>
+              <w:t>/auth/login</w:t>
             </w:r>
           </w:p>
         </w:tc>
@@ -199,7 +258,13 @@
           </w:tcPr>
           <w:p>
             <w:r>
-              <w:t>{ email, password }</w:t>
+              <w:t>{email</w:t>
+            </w:r>
+            <w:r>
+              <w:t xml:space="preserve">, </w:t>
+            </w:r>
+            <w:r>
+              <w:t>password}</w:t>
             </w:r>
           </w:p>
         </w:tc>
@@ -209,7 +274,18 @@
           </w:tcPr>
           <w:p>
             <w:r>
-              <w:t>200 OK - { userId, email, token, role }</w:t>
+              <w:t xml:space="preserve">200 OK - { </w:t>
+            </w:r>
+            <w:proofErr w:type="spellStart"/>
+            <w:r>
+              <w:t>userId</w:t>
+            </w:r>
+            <w:proofErr w:type="spellEnd"/>
+            <w:r>
+              <w:t xml:space="preserve">, email, token, </w:t>
+            </w:r>
+            <w:r>
+              <w:t>role}</w:t>
             </w:r>
           </w:p>
         </w:tc>
@@ -231,7 +307,26 @@
           </w:tcPr>
           <w:p>
             <w:r>
-              <w:t>/api/users/{userId}</w:t>
+              <w:t>/</w:t>
+            </w:r>
+            <w:proofErr w:type="spellStart"/>
+            <w:r>
+              <w:t>api</w:t>
+            </w:r>
+            <w:proofErr w:type="spellEnd"/>
+            <w:r>
+              <w:t>/users/{</w:t>
+            </w:r>
+            <w:proofErr w:type="spellStart"/>
+            <w:r>
+              <w:t>userI</w:t>
+            </w:r>
+            <w:r>
+              <w:t>D</w:t>
+            </w:r>
+            <w:proofErr w:type="spellEnd"/>
+            <w:r>
+              <w:t>}</w:t>
             </w:r>
           </w:p>
         </w:tc>
@@ -250,8 +345,13 @@
             <w:tcW w:w="1212" w:type="dxa"/>
           </w:tcPr>
           <w:p>
-            <w:r>
-              <w:t>uthenticated (self or admin)</w:t>
+            <w:proofErr w:type="spellStart"/>
+            <w:r>
+              <w:t>uthenticated</w:t>
+            </w:r>
+            <w:proofErr w:type="spellEnd"/>
+            <w:r>
+              <w:t xml:space="preserve"> (self or admin)</w:t>
             </w:r>
           </w:p>
         </w:tc>
@@ -271,7 +371,39 @@
           </w:tcPr>
           <w:p>
             <w:r>
-              <w:t>200 OK - { userId, email, firstName, lastName, role, createdDate }</w:t>
+              <w:t xml:space="preserve">200 OK - { </w:t>
+            </w:r>
+            <w:proofErr w:type="spellStart"/>
+            <w:r>
+              <w:t>userId</w:t>
+            </w:r>
+            <w:proofErr w:type="spellEnd"/>
+            <w:r>
+              <w:t xml:space="preserve">, email, </w:t>
+            </w:r>
+            <w:proofErr w:type="spellStart"/>
+            <w:r>
+              <w:t>firstName</w:t>
+            </w:r>
+            <w:proofErr w:type="spellEnd"/>
+            <w:r>
+              <w:t xml:space="preserve">, </w:t>
+            </w:r>
+            <w:proofErr w:type="spellStart"/>
+            <w:r>
+              <w:t>lastName</w:t>
+            </w:r>
+            <w:proofErr w:type="spellEnd"/>
+            <w:r>
+              <w:t xml:space="preserve">, role, </w:t>
+            </w:r>
+            <w:proofErr w:type="spellStart"/>
+            <w:r>
+              <w:t>createdDate</w:t>
+            </w:r>
+            <w:proofErr w:type="spellEnd"/>
+            <w:r>
+              <w:t xml:space="preserve"> }</w:t>
             </w:r>
           </w:p>
         </w:tc>
@@ -293,7 +425,26 @@
           </w:tcPr>
           <w:p>
             <w:r>
-              <w:t>/api/users/{userId}</w:t>
+              <w:t>/</w:t>
+            </w:r>
+            <w:proofErr w:type="spellStart"/>
+            <w:r>
+              <w:t>api</w:t>
+            </w:r>
+            <w:proofErr w:type="spellEnd"/>
+            <w:r>
+              <w:t>/users/{</w:t>
+            </w:r>
+            <w:proofErr w:type="spellStart"/>
+            <w:r>
+              <w:t>userI</w:t>
+            </w:r>
+            <w:r>
+              <w:t>D</w:t>
+            </w:r>
+            <w:proofErr w:type="spellEnd"/>
+            <w:r>
+              <w:t>}</w:t>
             </w:r>
           </w:p>
         </w:tc>
@@ -324,209 +475,31 @@
           </w:tcPr>
           <w:p>
             <w:r>
-              <w:t>{ firstName, lastName, phoneNumber }</w:t>
-            </w:r>
-          </w:p>
-        </w:tc>
-        <w:tc>
-          <w:tcPr>
-            <w:tcW w:w="1321" w:type="dxa"/>
-          </w:tcPr>
-          <w:p>
-            <w:r>
-              <w:rPr>
-                <w:rStyle w:val="HTMLCode"/>
-                <w:rFonts w:eastAsiaTheme="minorHAnsi"/>
-              </w:rPr>
-              <w:t>200 OK - { userId, firstName, lastName, modifiedDate }</w:t>
-            </w:r>
-          </w:p>
-          <w:p/>
-        </w:tc>
-      </w:tr>
-      <w:tr>
-        <w:tc>
-          <w:tcPr>
-            <w:tcW w:w="759" w:type="dxa"/>
-          </w:tcPr>
-          <w:p>
-            <w:r>
-              <w:t>GET</w:t>
-            </w:r>
-          </w:p>
-        </w:tc>
-        <w:tc>
-          <w:tcPr>
-            <w:tcW w:w="2554" w:type="dxa"/>
-          </w:tcPr>
-          <w:p>
-            <w:r>
-              <w:t>/api/events</w:t>
-            </w:r>
-          </w:p>
-        </w:tc>
-        <w:tc>
-          <w:tcPr>
-            <w:tcW w:w="1608" w:type="dxa"/>
-          </w:tcPr>
-          <w:p>
-            <w:r>
-              <w:t xml:space="preserve">List all events </w:t>
-            </w:r>
-            <w:r>
-              <w:t>( filterd by date, lovation, status)</w:t>
-            </w:r>
-          </w:p>
-        </w:tc>
-        <w:tc>
-          <w:tcPr>
-            <w:tcW w:w="1212" w:type="dxa"/>
-          </w:tcPr>
-          <w:p>
-            <w:r>
-              <w:t>any</w:t>
-            </w:r>
-          </w:p>
-        </w:tc>
-        <w:tc>
-          <w:tcPr>
-            <w:tcW w:w="1562" w:type="dxa"/>
-          </w:tcPr>
-          <w:p>
-            <w:r>
-              <w:t>Query params: status, dateFrom, dateTo,</w:t>
-            </w:r>
-            <w:r>
-              <w:t xml:space="preserve"> location</w:t>
-            </w:r>
-          </w:p>
-        </w:tc>
-        <w:tc>
-          <w:tcPr>
-            <w:tcW w:w="1321" w:type="dxa"/>
-          </w:tcPr>
-          <w:p>
-            <w:r>
-              <w:t>200 OK - { events: [ { eventId, name, date, location, distance, capacity } ] }</w:t>
-            </w:r>
-          </w:p>
-        </w:tc>
-      </w:tr>
-      <w:tr>
-        <w:tc>
-          <w:tcPr>
-            <w:tcW w:w="759" w:type="dxa"/>
-          </w:tcPr>
-          <w:p>
-            <w:r>
-              <w:t>POST</w:t>
-            </w:r>
-          </w:p>
-        </w:tc>
-        <w:tc>
-          <w:tcPr>
-            <w:tcW w:w="2554" w:type="dxa"/>
-          </w:tcPr>
-          <w:p>
-            <w:r>
-              <w:t>/api/events</w:t>
-            </w:r>
-          </w:p>
-        </w:tc>
-        <w:tc>
-          <w:tcPr>
-            <w:tcW w:w="1608" w:type="dxa"/>
-          </w:tcPr>
-          <w:p>
-            <w:r>
-              <w:t>Create new event (Organiser only)</w:t>
-            </w:r>
-          </w:p>
-        </w:tc>
-        <w:tc>
-          <w:tcPr>
-            <w:tcW w:w="1212" w:type="dxa"/>
-          </w:tcPr>
-          <w:p>
-            <w:r>
-              <w:t>Organiser</w:t>
-            </w:r>
-          </w:p>
-        </w:tc>
-        <w:tc>
-          <w:tcPr>
-            <w:tcW w:w="1562" w:type="dxa"/>
-          </w:tcPr>
-          <w:p>
-            <w:r>
-              <w:t>{ name, description, date, location, distance, capacity }</w:t>
-            </w:r>
-          </w:p>
-        </w:tc>
-        <w:tc>
-          <w:tcPr>
-            <w:tcW w:w="1321" w:type="dxa"/>
-          </w:tcPr>
-          <w:p>
-            <w:r>
-              <w:t>01 Created - { eventId, name, status, createdDate }</w:t>
-            </w:r>
-          </w:p>
-        </w:tc>
-      </w:tr>
-      <w:tr>
-        <w:tc>
-          <w:tcPr>
-            <w:tcW w:w="759" w:type="dxa"/>
-          </w:tcPr>
-          <w:p>
-            <w:r>
-              <w:t>GET</w:t>
-            </w:r>
-          </w:p>
-        </w:tc>
-        <w:tc>
-          <w:tcPr>
-            <w:tcW w:w="2554" w:type="dxa"/>
-          </w:tcPr>
-          <w:p>
-            <w:r>
-              <w:t>/api/events/{eventide}</w:t>
-            </w:r>
-          </w:p>
-        </w:tc>
-        <w:tc>
-          <w:tcPr>
-            <w:tcW w:w="1608" w:type="dxa"/>
-          </w:tcPr>
-          <w:p>
-            <w:r>
-              <w:t xml:space="preserve">Retrieve event details </w:t>
-            </w:r>
-            <w:r>
-              <w:lastRenderedPageBreak/>
-              <w:t>and associated categories</w:t>
-            </w:r>
-          </w:p>
-        </w:tc>
-        <w:tc>
-          <w:tcPr>
-            <w:tcW w:w="1212" w:type="dxa"/>
-          </w:tcPr>
-          <w:p>
-            <w:r>
-              <w:lastRenderedPageBreak/>
-              <w:t>Any</w:t>
-            </w:r>
-          </w:p>
-        </w:tc>
-        <w:tc>
-          <w:tcPr>
-            <w:tcW w:w="1562" w:type="dxa"/>
-          </w:tcPr>
-          <w:p>
-            <w:r>
-              <w:t>None</w:t>
+              <w:t xml:space="preserve">{ </w:t>
+            </w:r>
+            <w:proofErr w:type="spellStart"/>
+            <w:r>
+              <w:t>firstName</w:t>
+            </w:r>
+            <w:proofErr w:type="spellEnd"/>
+            <w:r>
+              <w:t xml:space="preserve">, </w:t>
+            </w:r>
+            <w:proofErr w:type="spellStart"/>
+            <w:r>
+              <w:t>lastName</w:t>
+            </w:r>
+            <w:proofErr w:type="spellEnd"/>
+            <w:r>
+              <w:t xml:space="preserve">, </w:t>
+            </w:r>
+            <w:proofErr w:type="spellStart"/>
+            <w:r>
+              <w:t>phoneNumber</w:t>
+            </w:r>
+            <w:proofErr w:type="spellEnd"/>
+            <w:r>
+              <w:t xml:space="preserve"> }</w:t>
             </w:r>
           </w:p>
         </w:tc>
@@ -542,7 +515,420 @@
                 <w:sz w:val="24"/>
                 <w:szCs w:val="24"/>
               </w:rPr>
-              <w:t xml:space="preserve">200 OK - { eventId, </w:t>
+              <w:t xml:space="preserve">200 OK - { </w:t>
+            </w:r>
+            <w:proofErr w:type="spellStart"/>
+            <w:r>
+              <w:rPr>
+                <w:rStyle w:val="HTMLCode"/>
+                <w:rFonts w:asciiTheme="minorHAnsi" w:eastAsiaTheme="minorHAnsi" w:hAnsiTheme="minorHAnsi"/>
+                <w:sz w:val="24"/>
+                <w:szCs w:val="24"/>
+              </w:rPr>
+              <w:t>userId</w:t>
+            </w:r>
+            <w:proofErr w:type="spellEnd"/>
+            <w:r>
+              <w:rPr>
+                <w:rStyle w:val="HTMLCode"/>
+                <w:rFonts w:asciiTheme="minorHAnsi" w:eastAsiaTheme="minorHAnsi" w:hAnsiTheme="minorHAnsi"/>
+                <w:sz w:val="24"/>
+                <w:szCs w:val="24"/>
+              </w:rPr>
+              <w:t xml:space="preserve">, </w:t>
+            </w:r>
+            <w:proofErr w:type="spellStart"/>
+            <w:r>
+              <w:rPr>
+                <w:rStyle w:val="HTMLCode"/>
+                <w:rFonts w:asciiTheme="minorHAnsi" w:eastAsiaTheme="minorHAnsi" w:hAnsiTheme="minorHAnsi"/>
+                <w:sz w:val="24"/>
+                <w:szCs w:val="24"/>
+              </w:rPr>
+              <w:t>firstName</w:t>
+            </w:r>
+            <w:proofErr w:type="spellEnd"/>
+            <w:r>
+              <w:rPr>
+                <w:rStyle w:val="HTMLCode"/>
+                <w:rFonts w:asciiTheme="minorHAnsi" w:eastAsiaTheme="minorHAnsi" w:hAnsiTheme="minorHAnsi"/>
+                <w:sz w:val="24"/>
+                <w:szCs w:val="24"/>
+              </w:rPr>
+              <w:t xml:space="preserve">, </w:t>
+            </w:r>
+            <w:proofErr w:type="spellStart"/>
+            <w:r>
+              <w:rPr>
+                <w:rStyle w:val="HTMLCode"/>
+                <w:rFonts w:asciiTheme="minorHAnsi" w:eastAsiaTheme="minorHAnsi" w:hAnsiTheme="minorHAnsi"/>
+                <w:sz w:val="24"/>
+                <w:szCs w:val="24"/>
+              </w:rPr>
+              <w:t>lastName</w:t>
+            </w:r>
+            <w:proofErr w:type="spellEnd"/>
+            <w:r>
+              <w:rPr>
+                <w:rStyle w:val="HTMLCode"/>
+                <w:rFonts w:asciiTheme="minorHAnsi" w:eastAsiaTheme="minorHAnsi" w:hAnsiTheme="minorHAnsi"/>
+                <w:sz w:val="24"/>
+                <w:szCs w:val="24"/>
+              </w:rPr>
+              <w:t xml:space="preserve">, </w:t>
+            </w:r>
+            <w:proofErr w:type="spellStart"/>
+            <w:r>
+              <w:rPr>
+                <w:rStyle w:val="HTMLCode"/>
+                <w:rFonts w:asciiTheme="minorHAnsi" w:eastAsiaTheme="minorHAnsi" w:hAnsiTheme="minorHAnsi"/>
+                <w:sz w:val="24"/>
+                <w:szCs w:val="24"/>
+              </w:rPr>
+              <w:t>modifiedDate</w:t>
+            </w:r>
+            <w:proofErr w:type="spellEnd"/>
+            <w:r>
+              <w:rPr>
+                <w:rStyle w:val="HTMLCode"/>
+                <w:rFonts w:asciiTheme="minorHAnsi" w:eastAsiaTheme="minorHAnsi" w:hAnsiTheme="minorHAnsi"/>
+                <w:sz w:val="24"/>
+                <w:szCs w:val="24"/>
+              </w:rPr>
+              <w:t xml:space="preserve"> }</w:t>
+            </w:r>
+          </w:p>
+          <w:p/>
+        </w:tc>
+      </w:tr>
+      <w:tr>
+        <w:tc>
+          <w:tcPr>
+            <w:tcW w:w="759" w:type="dxa"/>
+          </w:tcPr>
+          <w:p>
+            <w:r>
+              <w:t>GET</w:t>
+            </w:r>
+          </w:p>
+        </w:tc>
+        <w:tc>
+          <w:tcPr>
+            <w:tcW w:w="2554" w:type="dxa"/>
+          </w:tcPr>
+          <w:p>
+            <w:r>
+              <w:t>/</w:t>
+            </w:r>
+            <w:proofErr w:type="spellStart"/>
+            <w:r>
+              <w:t>api</w:t>
+            </w:r>
+            <w:proofErr w:type="spellEnd"/>
+            <w:r>
+              <w:t>/events</w:t>
+            </w:r>
+          </w:p>
+        </w:tc>
+        <w:tc>
+          <w:tcPr>
+            <w:tcW w:w="1608" w:type="dxa"/>
+          </w:tcPr>
+          <w:p>
+            <w:r>
+              <w:t xml:space="preserve">List all events </w:t>
+            </w:r>
+            <w:r>
+              <w:t xml:space="preserve">( </w:t>
+            </w:r>
+            <w:proofErr w:type="spellStart"/>
+            <w:r>
+              <w:t>filterd</w:t>
+            </w:r>
+            <w:proofErr w:type="spellEnd"/>
+            <w:r>
+              <w:t xml:space="preserve"> by date, </w:t>
+            </w:r>
+            <w:proofErr w:type="spellStart"/>
+            <w:r>
+              <w:t>lovation</w:t>
+            </w:r>
+            <w:proofErr w:type="spellEnd"/>
+            <w:r>
+              <w:t>, status)</w:t>
+            </w:r>
+          </w:p>
+        </w:tc>
+        <w:tc>
+          <w:tcPr>
+            <w:tcW w:w="1212" w:type="dxa"/>
+          </w:tcPr>
+          <w:p>
+            <w:r>
+              <w:t>any</w:t>
+            </w:r>
+          </w:p>
+        </w:tc>
+        <w:tc>
+          <w:tcPr>
+            <w:tcW w:w="1562" w:type="dxa"/>
+          </w:tcPr>
+          <w:p>
+            <w:r>
+              <w:t xml:space="preserve">Query params: status, </w:t>
+            </w:r>
+            <w:proofErr w:type="spellStart"/>
+            <w:r>
+              <w:t>dateFrom</w:t>
+            </w:r>
+            <w:proofErr w:type="spellEnd"/>
+            <w:r>
+              <w:t xml:space="preserve">, </w:t>
+            </w:r>
+            <w:proofErr w:type="spellStart"/>
+            <w:r>
+              <w:t>dateTo</w:t>
+            </w:r>
+            <w:proofErr w:type="spellEnd"/>
+            <w:r>
+              <w:t>,</w:t>
+            </w:r>
+            <w:r>
+              <w:t xml:space="preserve"> location</w:t>
+            </w:r>
+          </w:p>
+        </w:tc>
+        <w:tc>
+          <w:tcPr>
+            <w:tcW w:w="1321" w:type="dxa"/>
+          </w:tcPr>
+          <w:p>
+            <w:r>
+              <w:t xml:space="preserve">200 OK - </w:t>
+            </w:r>
+            <w:r>
+              <w:t>{events</w:t>
+            </w:r>
+            <w:r>
+              <w:t xml:space="preserve">: [ { </w:t>
+            </w:r>
+            <w:proofErr w:type="spellStart"/>
+            <w:r>
+              <w:t>eventId</w:t>
+            </w:r>
+            <w:proofErr w:type="spellEnd"/>
+            <w:r>
+              <w:t xml:space="preserve">, name, date, location, distance, </w:t>
+            </w:r>
+            <w:r>
+              <w:t>capacity}</w:t>
+            </w:r>
+            <w:r>
+              <w:t xml:space="preserve"> ] }</w:t>
+            </w:r>
+          </w:p>
+        </w:tc>
+      </w:tr>
+      <w:tr>
+        <w:tc>
+          <w:tcPr>
+            <w:tcW w:w="759" w:type="dxa"/>
+          </w:tcPr>
+          <w:p>
+            <w:r>
+              <w:t>POST</w:t>
+            </w:r>
+          </w:p>
+        </w:tc>
+        <w:tc>
+          <w:tcPr>
+            <w:tcW w:w="2554" w:type="dxa"/>
+          </w:tcPr>
+          <w:p>
+            <w:r>
+              <w:t>/</w:t>
+            </w:r>
+            <w:proofErr w:type="spellStart"/>
+            <w:r>
+              <w:t>api</w:t>
+            </w:r>
+            <w:proofErr w:type="spellEnd"/>
+            <w:r>
+              <w:t>/events</w:t>
+            </w:r>
+          </w:p>
+        </w:tc>
+        <w:tc>
+          <w:tcPr>
+            <w:tcW w:w="1608" w:type="dxa"/>
+          </w:tcPr>
+          <w:p>
+            <w:r>
+              <w:t>Create new event (Organiser only)</w:t>
+            </w:r>
+          </w:p>
+        </w:tc>
+        <w:tc>
+          <w:tcPr>
+            <w:tcW w:w="1212" w:type="dxa"/>
+          </w:tcPr>
+          <w:p>
+            <w:r>
+              <w:t>Organiser</w:t>
+            </w:r>
+          </w:p>
+        </w:tc>
+        <w:tc>
+          <w:tcPr>
+            <w:tcW w:w="1562" w:type="dxa"/>
+          </w:tcPr>
+          <w:p>
+            <w:r>
+              <w:t>{name</w:t>
+            </w:r>
+            <w:r>
+              <w:t xml:space="preserve">, description, date, location, distance, </w:t>
+            </w:r>
+            <w:r>
+              <w:t>capacity}</w:t>
+            </w:r>
+          </w:p>
+        </w:tc>
+        <w:tc>
+          <w:tcPr>
+            <w:tcW w:w="1321" w:type="dxa"/>
+          </w:tcPr>
+          <w:p>
+            <w:r>
+              <w:t xml:space="preserve">01 Created - { </w:t>
+            </w:r>
+            <w:proofErr w:type="spellStart"/>
+            <w:r>
+              <w:t>eventId</w:t>
+            </w:r>
+            <w:proofErr w:type="spellEnd"/>
+            <w:r>
+              <w:t xml:space="preserve">, name, status, </w:t>
+            </w:r>
+            <w:proofErr w:type="spellStart"/>
+            <w:r>
+              <w:t>createdDate</w:t>
+            </w:r>
+            <w:proofErr w:type="spellEnd"/>
+            <w:r>
+              <w:t xml:space="preserve"> }</w:t>
+            </w:r>
+          </w:p>
+        </w:tc>
+      </w:tr>
+      <w:tr>
+        <w:tc>
+          <w:tcPr>
+            <w:tcW w:w="759" w:type="dxa"/>
+          </w:tcPr>
+          <w:p>
+            <w:r>
+              <w:t>GET</w:t>
+            </w:r>
+          </w:p>
+        </w:tc>
+        <w:tc>
+          <w:tcPr>
+            <w:tcW w:w="2554" w:type="dxa"/>
+          </w:tcPr>
+          <w:p>
+            <w:r>
+              <w:t>/</w:t>
+            </w:r>
+            <w:proofErr w:type="spellStart"/>
+            <w:r>
+              <w:t>api</w:t>
+            </w:r>
+            <w:proofErr w:type="spellEnd"/>
+            <w:r>
+              <w:t>/events/{</w:t>
+            </w:r>
+            <w:proofErr w:type="spellStart"/>
+            <w:r>
+              <w:t>event</w:t>
+            </w:r>
+            <w:r>
+              <w:t>ID</w:t>
+            </w:r>
+            <w:proofErr w:type="spellEnd"/>
+            <w:r>
+              <w:t>}</w:t>
+            </w:r>
+          </w:p>
+        </w:tc>
+        <w:tc>
+          <w:tcPr>
+            <w:tcW w:w="1608" w:type="dxa"/>
+          </w:tcPr>
+          <w:p>
+            <w:r>
+              <w:t xml:space="preserve">Retrieve event details </w:t>
+            </w:r>
+            <w:r>
+              <w:lastRenderedPageBreak/>
+              <w:t>and associated categories</w:t>
+            </w:r>
+          </w:p>
+        </w:tc>
+        <w:tc>
+          <w:tcPr>
+            <w:tcW w:w="1212" w:type="dxa"/>
+          </w:tcPr>
+          <w:p>
+            <w:r>
+              <w:lastRenderedPageBreak/>
+              <w:t>Any</w:t>
+            </w:r>
+          </w:p>
+        </w:tc>
+        <w:tc>
+          <w:tcPr>
+            <w:tcW w:w="1562" w:type="dxa"/>
+          </w:tcPr>
+          <w:p>
+            <w:r>
+              <w:t>None</w:t>
+            </w:r>
+          </w:p>
+        </w:tc>
+        <w:tc>
+          <w:tcPr>
+            <w:tcW w:w="1321" w:type="dxa"/>
+          </w:tcPr>
+          <w:p>
+            <w:r>
+              <w:rPr>
+                <w:rStyle w:val="HTMLCode"/>
+                <w:rFonts w:asciiTheme="minorHAnsi" w:eastAsiaTheme="minorHAnsi" w:hAnsiTheme="minorHAnsi"/>
+                <w:sz w:val="24"/>
+                <w:szCs w:val="24"/>
+              </w:rPr>
+              <w:t xml:space="preserve">200 OK - { </w:t>
+            </w:r>
+            <w:proofErr w:type="spellStart"/>
+            <w:r>
+              <w:rPr>
+                <w:rStyle w:val="HTMLCode"/>
+                <w:rFonts w:asciiTheme="minorHAnsi" w:eastAsiaTheme="minorHAnsi" w:hAnsiTheme="minorHAnsi"/>
+                <w:sz w:val="24"/>
+                <w:szCs w:val="24"/>
+              </w:rPr>
+              <w:t>eventId</w:t>
+            </w:r>
+            <w:proofErr w:type="spellEnd"/>
+            <w:r>
+              <w:rPr>
+                <w:rStyle w:val="HTMLCode"/>
+                <w:rFonts w:asciiTheme="minorHAnsi" w:eastAsiaTheme="minorHAnsi" w:hAnsiTheme="minorHAnsi"/>
+                <w:sz w:val="24"/>
+                <w:szCs w:val="24"/>
+              </w:rPr>
+              <w:t xml:space="preserve">, </w:t>
             </w:r>
             <w:r>
               <w:rPr>
@@ -552,7 +938,27 @@
                 <w:szCs w:val="24"/>
               </w:rPr>
               <w:lastRenderedPageBreak/>
-              <w:t>name, description, date, location, distance, categories: [ { categoryId, name } ] }</w:t>
+              <w:t xml:space="preserve">name, description, date, location, distance, categories: [ { </w:t>
+            </w:r>
+            <w:proofErr w:type="spellStart"/>
+            <w:r>
+              <w:rPr>
+                <w:rStyle w:val="HTMLCode"/>
+                <w:rFonts w:asciiTheme="minorHAnsi" w:eastAsiaTheme="minorHAnsi" w:hAnsiTheme="minorHAnsi"/>
+                <w:sz w:val="24"/>
+                <w:szCs w:val="24"/>
+              </w:rPr>
+              <w:t>categoryId</w:t>
+            </w:r>
+            <w:proofErr w:type="spellEnd"/>
+            <w:r>
+              <w:rPr>
+                <w:rStyle w:val="HTMLCode"/>
+                <w:rFonts w:asciiTheme="minorHAnsi" w:eastAsiaTheme="minorHAnsi" w:hAnsiTheme="minorHAnsi"/>
+                <w:sz w:val="24"/>
+                <w:szCs w:val="24"/>
+              </w:rPr>
+              <w:t>, name } ] }</w:t>
             </w:r>
           </w:p>
           <w:p/>
@@ -576,7 +982,26 @@
           </w:tcPr>
           <w:p>
             <w:r>
-              <w:t>/api/events/{eventide}</w:t>
+              <w:t>/</w:t>
+            </w:r>
+            <w:proofErr w:type="spellStart"/>
+            <w:r>
+              <w:t>api</w:t>
+            </w:r>
+            <w:proofErr w:type="spellEnd"/>
+            <w:r>
+              <w:t>/events/{</w:t>
+            </w:r>
+            <w:proofErr w:type="spellStart"/>
+            <w:r>
+              <w:t>event</w:t>
+            </w:r>
+            <w:r>
+              <w:t>ID</w:t>
+            </w:r>
+            <w:proofErr w:type="spellEnd"/>
+            <w:r>
+              <w:t>}</w:t>
             </w:r>
           </w:p>
         </w:tc>
@@ -609,7 +1034,10 @@
           </w:tcPr>
           <w:p>
             <w:r>
-              <w:t>{ name, description, date, location, distance, capacity, status }</w:t>
+              <w:t>{name</w:t>
+            </w:r>
+            <w:r>
+              <w:t>, description, date, location, distance, capacity, status }</w:t>
             </w:r>
           </w:p>
         </w:tc>
@@ -619,7 +1047,23 @@
           </w:tcPr>
           <w:p>
             <w:r>
-              <w:t>200 OK - { eventId, modifiedDate }</w:t>
+              <w:t xml:space="preserve">200 OK - { </w:t>
+            </w:r>
+            <w:proofErr w:type="spellStart"/>
+            <w:r>
+              <w:t>eventId</w:t>
+            </w:r>
+            <w:proofErr w:type="spellEnd"/>
+            <w:r>
+              <w:t xml:space="preserve">, </w:t>
+            </w:r>
+            <w:proofErr w:type="spellStart"/>
+            <w:r>
+              <w:t>modifiedDate</w:t>
+            </w:r>
+            <w:proofErr w:type="spellEnd"/>
+            <w:r>
+              <w:t xml:space="preserve"> }</w:t>
             </w:r>
           </w:p>
         </w:tc>
@@ -641,7 +1085,15 @@
           </w:tcPr>
           <w:p>
             <w:r>
-              <w:t>/api/events/{eventide}</w:t>
+              <w:t>/</w:t>
+            </w:r>
+            <w:proofErr w:type="spellStart"/>
+            <w:r>
+              <w:t>api</w:t>
+            </w:r>
+            <w:proofErr w:type="spellEnd"/>
+            <w:r>
+              <w:t>/events/{eventide}</w:t>
             </w:r>
           </w:p>
         </w:tc>
@@ -703,7 +1155,15 @@
           </w:tcPr>
           <w:p>
             <w:r>
-              <w:t>/api/categories</w:t>
+              <w:t>/</w:t>
+            </w:r>
+            <w:proofErr w:type="spellStart"/>
+            <w:r>
+              <w:t>api</w:t>
+            </w:r>
+            <w:proofErr w:type="spellEnd"/>
+            <w:r>
+              <w:t>/categories</w:t>
             </w:r>
           </w:p>
         </w:tc>
@@ -743,7 +1203,37 @@
           </w:tcPr>
           <w:p>
             <w:r>
-              <w:t>200 OK - { categories: [ { categoryId, name, description, minAge, maxAge } ] }</w:t>
+              <w:t xml:space="preserve">200 OK - </w:t>
+            </w:r>
+            <w:r>
+              <w:t>{categories</w:t>
+            </w:r>
+            <w:r>
+              <w:t xml:space="preserve">: [ { </w:t>
+            </w:r>
+            <w:proofErr w:type="spellStart"/>
+            <w:r>
+              <w:t>categoryId</w:t>
+            </w:r>
+            <w:proofErr w:type="spellEnd"/>
+            <w:r>
+              <w:t xml:space="preserve">, name, description, </w:t>
+            </w:r>
+            <w:proofErr w:type="spellStart"/>
+            <w:r>
+              <w:t>minAge</w:t>
+            </w:r>
+            <w:proofErr w:type="spellEnd"/>
+            <w:r>
+              <w:t xml:space="preserve">, </w:t>
+            </w:r>
+            <w:proofErr w:type="spellStart"/>
+            <w:r>
+              <w:t>maxAge</w:t>
+            </w:r>
+            <w:proofErr w:type="spellEnd"/>
+            <w:r>
+              <w:t xml:space="preserve"> } ] }</w:t>
             </w:r>
           </w:p>
         </w:tc>
@@ -770,8 +1260,13 @@
             <w:r>
               <w:t>/</w:t>
             </w:r>
-            <w:r>
-              <w:t>api/categories</w:t>
+            <w:proofErr w:type="spellStart"/>
+            <w:r>
+              <w:t>api</w:t>
+            </w:r>
+            <w:proofErr w:type="spellEnd"/>
+            <w:r>
+              <w:t>/categories</w:t>
             </w:r>
           </w:p>
         </w:tc>
@@ -801,7 +1296,26 @@
           </w:tcPr>
           <w:p>
             <w:r>
-              <w:t>{ name, description, minAge, maxAge }</w:t>
+              <w:t>{name</w:t>
+            </w:r>
+            <w:r>
+              <w:t xml:space="preserve">, description, </w:t>
+            </w:r>
+            <w:proofErr w:type="spellStart"/>
+            <w:r>
+              <w:t>minAge</w:t>
+            </w:r>
+            <w:proofErr w:type="spellEnd"/>
+            <w:r>
+              <w:t xml:space="preserve">, </w:t>
+            </w:r>
+            <w:proofErr w:type="spellStart"/>
+            <w:r>
+              <w:t>maxAge</w:t>
+            </w:r>
+            <w:proofErr w:type="spellEnd"/>
+            <w:r>
+              <w:t xml:space="preserve"> }</w:t>
             </w:r>
           </w:p>
         </w:tc>
@@ -811,7 +1325,18 @@
           </w:tcPr>
           <w:p>
             <w:r>
-              <w:t>201 Created - { categoryId, name }</w:t>
+              <w:t xml:space="preserve">201 Created - { </w:t>
+            </w:r>
+            <w:proofErr w:type="spellStart"/>
+            <w:r>
+              <w:t>categoryId</w:t>
+            </w:r>
+            <w:proofErr w:type="spellEnd"/>
+            <w:r>
+              <w:t xml:space="preserve">, </w:t>
+            </w:r>
+            <w:r>
+              <w:t>name}</w:t>
             </w:r>
           </w:p>
         </w:tc>
@@ -833,8 +1358,21 @@
           </w:tcPr>
           <w:p>
             <w:r>
-              <w:t>/api/enrollments</w:t>
-            </w:r>
+              <w:t>/</w:t>
+            </w:r>
+            <w:proofErr w:type="spellStart"/>
+            <w:r>
+              <w:t>api</w:t>
+            </w:r>
+            <w:proofErr w:type="spellEnd"/>
+            <w:r>
+              <w:t>/</w:t>
+            </w:r>
+            <w:proofErr w:type="spellStart"/>
+            <w:r>
+              <w:t>enrollments</w:t>
+            </w:r>
+            <w:proofErr w:type="spellEnd"/>
           </w:p>
         </w:tc>
         <w:tc>
@@ -842,8 +1380,13 @@
             <w:tcW w:w="1608" w:type="dxa"/>
           </w:tcPr>
           <w:p>
-            <w:r>
-              <w:t>Enroll participant in specific event/category</w:t>
+            <w:proofErr w:type="spellStart"/>
+            <w:r>
+              <w:t>Enroll</w:t>
+            </w:r>
+            <w:proofErr w:type="spellEnd"/>
+            <w:r>
+              <w:t xml:space="preserve"> participant in specific event/category</w:t>
             </w:r>
           </w:p>
         </w:tc>
@@ -863,7 +1406,34 @@
           </w:tcPr>
           <w:p>
             <w:r>
-              <w:t>{ eventId, categoryId, emergencyContact }</w:t>
+              <w:t xml:space="preserve">{ </w:t>
+            </w:r>
+            <w:proofErr w:type="spellStart"/>
+            <w:r>
+              <w:t>eventI</w:t>
+            </w:r>
+            <w:r>
+              <w:t>D</w:t>
+            </w:r>
+            <w:proofErr w:type="spellEnd"/>
+            <w:r>
+              <w:t xml:space="preserve">, </w:t>
+            </w:r>
+            <w:proofErr w:type="spellStart"/>
+            <w:r>
+              <w:t>categoryId</w:t>
+            </w:r>
+            <w:proofErr w:type="spellEnd"/>
+            <w:r>
+              <w:t xml:space="preserve">, </w:t>
+            </w:r>
+            <w:proofErr w:type="spellStart"/>
+            <w:r>
+              <w:t>emergencyContact</w:t>
+            </w:r>
+            <w:proofErr w:type="spellEnd"/>
+            <w:r>
+              <w:t xml:space="preserve"> }</w:t>
             </w:r>
           </w:p>
         </w:tc>
@@ -873,7 +1443,23 @@
           </w:tcPr>
           <w:p>
             <w:r>
-              <w:t>201 Created - { enrollmentId, status, enrollmentDate }</w:t>
+              <w:t xml:space="preserve">201 Created - { </w:t>
+            </w:r>
+            <w:proofErr w:type="spellStart"/>
+            <w:r>
+              <w:t>enrollmentId</w:t>
+            </w:r>
+            <w:proofErr w:type="spellEnd"/>
+            <w:r>
+              <w:t xml:space="preserve">, status, </w:t>
+            </w:r>
+            <w:proofErr w:type="spellStart"/>
+            <w:r>
+              <w:t>enrollmentDate</w:t>
+            </w:r>
+            <w:proofErr w:type="spellEnd"/>
+            <w:r>
+              <w:t xml:space="preserve"> }</w:t>
             </w:r>
           </w:p>
         </w:tc>
@@ -895,7 +1481,34 @@
           </w:tcPr>
           <w:p>
             <w:r>
-              <w:t>/api/enrollments/user/{userId}</w:t>
+              <w:t>/</w:t>
+            </w:r>
+            <w:proofErr w:type="spellStart"/>
+            <w:r>
+              <w:t>api</w:t>
+            </w:r>
+            <w:proofErr w:type="spellEnd"/>
+            <w:r>
+              <w:t>/</w:t>
+            </w:r>
+            <w:proofErr w:type="spellStart"/>
+            <w:r>
+              <w:t>enrollments</w:t>
+            </w:r>
+            <w:proofErr w:type="spellEnd"/>
+            <w:r>
+              <w:t>/user/{</w:t>
+            </w:r>
+            <w:proofErr w:type="spellStart"/>
+            <w:r>
+              <w:t>userI</w:t>
+            </w:r>
+            <w:r>
+              <w:t>D</w:t>
+            </w:r>
+            <w:proofErr w:type="spellEnd"/>
+            <w:r>
+              <w:t>}</w:t>
             </w:r>
           </w:p>
         </w:tc>
@@ -905,8 +1518,13 @@
           </w:tcPr>
           <w:p>
             <w:r>
-              <w:t>Get participant’s current and past enrollments</w:t>
-            </w:r>
+              <w:t xml:space="preserve">Get participant’s current and past </w:t>
+            </w:r>
+            <w:proofErr w:type="spellStart"/>
+            <w:r>
+              <w:t>enrollments</w:t>
+            </w:r>
+            <w:proofErr w:type="spellEnd"/>
           </w:p>
         </w:tc>
         <w:tc>
@@ -935,11 +1553,51 @@
           </w:tcPr>
           <w:p>
             <w:r>
-              <w:t>200 OK - { enrollments: [ { enrollmentId, eventName, categoryN</w:t>
+              <w:t xml:space="preserve">200 OK - { </w:t>
+            </w:r>
+            <w:proofErr w:type="spellStart"/>
+            <w:r>
+              <w:t>enrollments</w:t>
+            </w:r>
+            <w:proofErr w:type="spellEnd"/>
+            <w:r>
+              <w:t xml:space="preserve">: [ { </w:t>
+            </w:r>
+            <w:proofErr w:type="spellStart"/>
+            <w:r>
+              <w:t>enrollmentId</w:t>
+            </w:r>
+            <w:proofErr w:type="spellEnd"/>
+            <w:r>
+              <w:t xml:space="preserve">, </w:t>
+            </w:r>
+            <w:proofErr w:type="spellStart"/>
+            <w:r>
+              <w:t>eventName</w:t>
+            </w:r>
+            <w:proofErr w:type="spellEnd"/>
+            <w:r>
+              <w:t xml:space="preserve">, </w:t>
+            </w:r>
+            <w:proofErr w:type="spellStart"/>
+            <w:r>
+              <w:t>categoryN</w:t>
             </w:r>
             <w:r>
               <w:lastRenderedPageBreak/>
-              <w:t>ame, status, enrollmentDate } ] }</w:t>
+              <w:t>ame</w:t>
+            </w:r>
+            <w:proofErr w:type="spellEnd"/>
+            <w:r>
+              <w:t xml:space="preserve">, status, </w:t>
+            </w:r>
+            <w:proofErr w:type="spellStart"/>
+            <w:r>
+              <w:t>enrollmentDate</w:t>
+            </w:r>
+            <w:proofErr w:type="spellEnd"/>
+            <w:r>
+              <w:t xml:space="preserve"> } ] }</w:t>
             </w:r>
           </w:p>
         </w:tc>
@@ -962,8 +1620,29 @@
           </w:tcPr>
           <w:p>
             <w:r>
-              <w:t>/api/events/{eventId}/enrollments</w:t>
-            </w:r>
+              <w:t>/</w:t>
+            </w:r>
+            <w:proofErr w:type="spellStart"/>
+            <w:r>
+              <w:t>api</w:t>
+            </w:r>
+            <w:proofErr w:type="spellEnd"/>
+            <w:r>
+              <w:t>/events/{</w:t>
+            </w:r>
+            <w:proofErr w:type="spellStart"/>
+            <w:r>
+              <w:t>eventId</w:t>
+            </w:r>
+            <w:proofErr w:type="spellEnd"/>
+            <w:r>
+              <w:t>}/</w:t>
+            </w:r>
+            <w:proofErr w:type="spellStart"/>
+            <w:r>
+              <w:t>enrollments</w:t>
+            </w:r>
+            <w:proofErr w:type="spellEnd"/>
           </w:p>
         </w:tc>
         <w:tc>
@@ -972,7 +1651,15 @@
           </w:tcPr>
           <w:p>
             <w:r>
-              <w:t>Get all enrollments for an event</w:t>
+              <w:t xml:space="preserve">Get all </w:t>
+            </w:r>
+            <w:proofErr w:type="spellStart"/>
+            <w:r>
+              <w:t>enrollments</w:t>
+            </w:r>
+            <w:proofErr w:type="spellEnd"/>
+            <w:r>
+              <w:t xml:space="preserve"> for an event</w:t>
             </w:r>
           </w:p>
         </w:tc>
@@ -992,7 +1679,15 @@
           </w:tcPr>
           <w:p>
             <w:r>
-              <w:t>Query params: categoryID, status</w:t>
+              <w:t xml:space="preserve">Query params: </w:t>
+            </w:r>
+            <w:proofErr w:type="spellStart"/>
+            <w:r>
+              <w:t>categoryID</w:t>
+            </w:r>
+            <w:proofErr w:type="spellEnd"/>
+            <w:r>
+              <w:t>, status</w:t>
             </w:r>
           </w:p>
         </w:tc>
@@ -1002,7 +1697,47 @@
           </w:tcPr>
           <w:p>
             <w:r>
-              <w:t>200 OK - { enrollments: [ { enrollmentId, userName, email, categoryName, status, enrollmentDate } ] }</w:t>
+              <w:t xml:space="preserve">200 OK - { </w:t>
+            </w:r>
+            <w:proofErr w:type="spellStart"/>
+            <w:r>
+              <w:t>enrollments</w:t>
+            </w:r>
+            <w:proofErr w:type="spellEnd"/>
+            <w:r>
+              <w:t xml:space="preserve">: [ { </w:t>
+            </w:r>
+            <w:proofErr w:type="spellStart"/>
+            <w:r>
+              <w:t>enrollmentId</w:t>
+            </w:r>
+            <w:proofErr w:type="spellEnd"/>
+            <w:r>
+              <w:t xml:space="preserve">, </w:t>
+            </w:r>
+            <w:proofErr w:type="spellStart"/>
+            <w:r>
+              <w:t>userName</w:t>
+            </w:r>
+            <w:proofErr w:type="spellEnd"/>
+            <w:r>
+              <w:t xml:space="preserve">, email, </w:t>
+            </w:r>
+            <w:proofErr w:type="spellStart"/>
+            <w:r>
+              <w:t>categoryName</w:t>
+            </w:r>
+            <w:proofErr w:type="spellEnd"/>
+            <w:r>
+              <w:t xml:space="preserve">, status, </w:t>
+            </w:r>
+            <w:proofErr w:type="spellStart"/>
+            <w:r>
+              <w:t>enrollmentDate</w:t>
+            </w:r>
+            <w:proofErr w:type="spellEnd"/>
+            <w:r>
+              <w:t xml:space="preserve"> } ] }</w:t>
             </w:r>
           </w:p>
         </w:tc>
@@ -1024,7 +1759,15 @@
           </w:tcPr>
           <w:p>
             <w:r>
-              <w:t>/api/results</w:t>
+              <w:t>/</w:t>
+            </w:r>
+            <w:proofErr w:type="spellStart"/>
+            <w:r>
+              <w:t>api</w:t>
+            </w:r>
+            <w:proofErr w:type="spellEnd"/>
+            <w:r>
+              <w:t>/results</w:t>
             </w:r>
           </w:p>
         </w:tc>
@@ -1054,7 +1797,34 @@
           </w:tcPr>
           <w:p>
             <w:r>
-              <w:t>{ enrollmentId, finishTime, position, chipNumber }</w:t>
+              <w:t>{</w:t>
+            </w:r>
+            <w:proofErr w:type="spellStart"/>
+            <w:r>
+              <w:t>enrollmentI</w:t>
+            </w:r>
+            <w:r>
+              <w:t>D</w:t>
+            </w:r>
+            <w:proofErr w:type="spellEnd"/>
+            <w:r>
+              <w:t xml:space="preserve">, </w:t>
+            </w:r>
+            <w:proofErr w:type="spellStart"/>
+            <w:r>
+              <w:t>finishTime</w:t>
+            </w:r>
+            <w:proofErr w:type="spellEnd"/>
+            <w:r>
+              <w:t xml:space="preserve">, position, </w:t>
+            </w:r>
+            <w:proofErr w:type="spellStart"/>
+            <w:r>
+              <w:t>chipNumber</w:t>
+            </w:r>
+            <w:proofErr w:type="spellEnd"/>
+            <w:r>
+              <w:t xml:space="preserve"> }</w:t>
             </w:r>
           </w:p>
         </w:tc>
@@ -1076,7 +1846,56 @@
                 <w:sz w:val="24"/>
                 <w:szCs w:val="24"/>
               </w:rPr>
-              <w:t>201 Created - { resultId, position, finishTime, status }</w:t>
+              <w:t xml:space="preserve">201 Created - { </w:t>
+            </w:r>
+            <w:proofErr w:type="spellStart"/>
+            <w:r>
+              <w:rPr>
+                <w:rStyle w:val="HTMLCode"/>
+                <w:rFonts w:asciiTheme="minorHAnsi" w:eastAsiaTheme="minorHAnsi" w:hAnsiTheme="minorHAnsi" w:cs="Arial"/>
+                <w:sz w:val="24"/>
+                <w:szCs w:val="24"/>
+              </w:rPr>
+              <w:t>resultId</w:t>
+            </w:r>
+            <w:proofErr w:type="spellEnd"/>
+            <w:r>
+              <w:rPr>
+                <w:rStyle w:val="HTMLCode"/>
+                <w:rFonts w:asciiTheme="minorHAnsi" w:eastAsiaTheme="minorHAnsi" w:hAnsiTheme="minorHAnsi" w:cs="Arial"/>
+                <w:sz w:val="24"/>
+                <w:szCs w:val="24"/>
+              </w:rPr>
+              <w:t xml:space="preserve">, position, </w:t>
+            </w:r>
+            <w:proofErr w:type="spellStart"/>
+            <w:r>
+              <w:rPr>
+                <w:rStyle w:val="HTMLCode"/>
+                <w:rFonts w:asciiTheme="minorHAnsi" w:eastAsiaTheme="minorHAnsi" w:hAnsiTheme="minorHAnsi" w:cs="Arial"/>
+                <w:sz w:val="24"/>
+                <w:szCs w:val="24"/>
+              </w:rPr>
+              <w:t>finishTime</w:t>
+            </w:r>
+            <w:proofErr w:type="spellEnd"/>
+            <w:r>
+              <w:rPr>
+                <w:rStyle w:val="HTMLCode"/>
+                <w:rFonts w:asciiTheme="minorHAnsi" w:eastAsiaTheme="minorHAnsi" w:hAnsiTheme="minorHAnsi" w:cs="Arial"/>
+                <w:sz w:val="24"/>
+                <w:szCs w:val="24"/>
+              </w:rPr>
+              <w:t xml:space="preserve">, </w:t>
+            </w:r>
+            <w:r>
+              <w:rPr>
+                <w:rStyle w:val="HTMLCode"/>
+                <w:rFonts w:asciiTheme="minorHAnsi" w:eastAsiaTheme="minorHAnsi" w:hAnsiTheme="minorHAnsi" w:cs="Arial"/>
+                <w:sz w:val="24"/>
+                <w:szCs w:val="24"/>
+              </w:rPr>
+              <w:t>status}</w:t>
             </w:r>
           </w:p>
           <w:p/>
@@ -1105,7 +1924,23 @@
           </w:tcPr>
           <w:p>
             <w:r>
-              <w:t>/api/results/user/{userID}</w:t>
+              <w:t>/</w:t>
+            </w:r>
+            <w:proofErr w:type="spellStart"/>
+            <w:r>
+              <w:t>api</w:t>
+            </w:r>
+            <w:proofErr w:type="spellEnd"/>
+            <w:r>
+              <w:t>/results/user/{</w:t>
+            </w:r>
+            <w:proofErr w:type="spellStart"/>
+            <w:r>
+              <w:t>userID</w:t>
+            </w:r>
+            <w:proofErr w:type="spellEnd"/>
+            <w:r>
+              <w:t>}</w:t>
             </w:r>
           </w:p>
         </w:tc>
@@ -1145,7 +1980,53 @@
           </w:tcPr>
           <w:p>
             <w:r>
-              <w:t>200 OK - { results: [ { resultId, eventName, categoryName, position, finishTime, eventDate } ] }</w:t>
+              <w:t xml:space="preserve">200 OK - </w:t>
+            </w:r>
+            <w:r>
+              <w:t>{results</w:t>
+            </w:r>
+            <w:r>
+              <w:t xml:space="preserve">: [ { </w:t>
+            </w:r>
+            <w:proofErr w:type="spellStart"/>
+            <w:r>
+              <w:t>resultId</w:t>
+            </w:r>
+            <w:proofErr w:type="spellEnd"/>
+            <w:r>
+              <w:t xml:space="preserve">, </w:t>
+            </w:r>
+            <w:proofErr w:type="spellStart"/>
+            <w:r>
+              <w:t>eventName</w:t>
+            </w:r>
+            <w:proofErr w:type="spellEnd"/>
+            <w:r>
+              <w:t xml:space="preserve">, </w:t>
+            </w:r>
+            <w:proofErr w:type="spellStart"/>
+            <w:r>
+              <w:t>categoryName</w:t>
+            </w:r>
+            <w:proofErr w:type="spellEnd"/>
+            <w:r>
+              <w:t xml:space="preserve">, position, </w:t>
+            </w:r>
+            <w:proofErr w:type="spellStart"/>
+            <w:r>
+              <w:t>finishTime</w:t>
+            </w:r>
+            <w:proofErr w:type="spellEnd"/>
+            <w:r>
+              <w:t xml:space="preserve">, </w:t>
+            </w:r>
+            <w:proofErr w:type="spellStart"/>
+            <w:r>
+              <w:t>eventDate</w:t>
+            </w:r>
+            <w:proofErr w:type="spellEnd"/>
+            <w:r>
+              <w:t xml:space="preserve"> } ] }</w:t>
             </w:r>
           </w:p>
         </w:tc>
@@ -1167,10 +2048,29 @@
           </w:tcPr>
           <w:p>
             <w:r>
-              <w:t>/api/events/</w:t>
-            </w:r>
-            <w:r>
-              <w:t>{eventide}/results</w:t>
+              <w:t>/</w:t>
+            </w:r>
+            <w:proofErr w:type="spellStart"/>
+            <w:r>
+              <w:t>api</w:t>
+            </w:r>
+            <w:proofErr w:type="spellEnd"/>
+            <w:r>
+              <w:t>/events/</w:t>
+            </w:r>
+            <w:r>
+              <w:t>{</w:t>
+            </w:r>
+            <w:proofErr w:type="spellStart"/>
+            <w:r>
+              <w:t>event</w:t>
+            </w:r>
+            <w:r>
+              <w:t>ID</w:t>
+            </w:r>
+            <w:proofErr w:type="spellEnd"/>
+            <w:r>
+              <w:t>}/results</w:t>
             </w:r>
           </w:p>
         </w:tc>
@@ -1200,7 +2100,15 @@
           </w:tcPr>
           <w:p>
             <w:r>
-              <w:t>Query params: categoryID, top (limit results)</w:t>
+              <w:t xml:space="preserve">Query params: </w:t>
+            </w:r>
+            <w:proofErr w:type="spellStart"/>
+            <w:r>
+              <w:t>categoryID</w:t>
+            </w:r>
+            <w:proofErr w:type="spellEnd"/>
+            <w:r>
+              <w:t>, top (limit results)</w:t>
             </w:r>
           </w:p>
         </w:tc>
@@ -1210,14 +2118,49 @@
           </w:tcPr>
           <w:p>
             <w:r>
-              <w:t>200 OK – { results: [ { position, userName, finis</w:t>
-            </w:r>
-            <w:r>
-              <w:t xml:space="preserve">hTime, chipNumber, </w:t>
-            </w:r>
+              <w:t xml:space="preserve">200 OK – </w:t>
+            </w:r>
+            <w:r>
+              <w:t>{results</w:t>
+            </w:r>
+            <w:r>
+              <w:t xml:space="preserve">: [ { position, </w:t>
+            </w:r>
+            <w:proofErr w:type="spellStart"/>
+            <w:r>
+              <w:t>userName</w:t>
+            </w:r>
+            <w:proofErr w:type="spellEnd"/>
+            <w:r>
+              <w:t xml:space="preserve">, </w:t>
+            </w:r>
+            <w:proofErr w:type="spellStart"/>
+            <w:r>
+              <w:t>finis</w:t>
+            </w:r>
+            <w:r>
+              <w:t>hTime</w:t>
+            </w:r>
+            <w:proofErr w:type="spellEnd"/>
+            <w:r>
+              <w:t xml:space="preserve">, </w:t>
+            </w:r>
+            <w:proofErr w:type="spellStart"/>
+            <w:r>
+              <w:t>chipNumber</w:t>
+            </w:r>
+            <w:proofErr w:type="spellEnd"/>
+            <w:r>
+              <w:t xml:space="preserve">, </w:t>
+            </w:r>
+            <w:proofErr w:type="spellStart"/>
             <w:r>
               <w:lastRenderedPageBreak/>
-              <w:t>categoryName } ] }</w:t>
+              <w:t>categoryName</w:t>
+            </w:r>
+            <w:proofErr w:type="spellEnd"/>
+            <w:r>
+              <w:t xml:space="preserve"> } ] }</w:t>
             </w:r>
           </w:p>
         </w:tc>
@@ -1289,8 +2232,13 @@
     </w:p>
     <w:p>
       <w:r>
-        <w:t>CREATE DATABASE RaceDay</w:t>
-      </w:r>
+        <w:t xml:space="preserve">CREATE DATABASE </w:t>
+      </w:r>
+      <w:proofErr w:type="spellStart"/>
+      <w:r>
+        <w:t>RaceDay</w:t>
+      </w:r>
+      <w:proofErr w:type="spellEnd"/>
     </w:p>
     <w:p>
       <w:r>
@@ -1336,27 +2284,91 @@
     </w:p>
     <w:p>
       <w:r>
-        <w:t>CREATE TABLE [dbo].[UserRole] (</w:t>
-      </w:r>
-    </w:p>
-    <w:p>
-      <w:r>
-        <w:t xml:space="preserve">    [UserRoleId] [uniqueidentifier] NOT NULL PRIMARY KEY DEFAULT NEWID(),</w:t>
-      </w:r>
-    </w:p>
-    <w:p>
-      <w:r>
-        <w:t xml:space="preserve">    [RoleName] [nvarchar](50) NOT NULL UNIQUE,</w:t>
-      </w:r>
-    </w:p>
-    <w:p>
-      <w:r>
-        <w:t xml:space="preserve">    [Description] [nvarchar](255),</w:t>
-      </w:r>
-    </w:p>
-    <w:p>
-      <w:r>
-        <w:t xml:space="preserve">    [CreatedDate] [datetime] NOT NULL DEFAULT GETUTCDATE()</w:t>
+        <w:t>CREATE TABLE [</w:t>
+      </w:r>
+      <w:proofErr w:type="spellStart"/>
+      <w:r>
+        <w:t>dbo</w:t>
+      </w:r>
+      <w:proofErr w:type="spellEnd"/>
+      <w:r>
+        <w:t>].[</w:t>
+      </w:r>
+      <w:proofErr w:type="spellStart"/>
+      <w:r>
+        <w:t>UserRole</w:t>
+      </w:r>
+      <w:proofErr w:type="spellEnd"/>
+      <w:r>
+        <w:t>] (</w:t>
+      </w:r>
+    </w:p>
+    <w:p>
+      <w:r>
+        <w:t xml:space="preserve">    [</w:t>
+      </w:r>
+      <w:proofErr w:type="spellStart"/>
+      <w:r>
+        <w:t>UserRoleId</w:t>
+      </w:r>
+      <w:proofErr w:type="spellEnd"/>
+      <w:r>
+        <w:t>] [</w:t>
+      </w:r>
+      <w:proofErr w:type="spellStart"/>
+      <w:r>
+        <w:t>uniqueidentifier</w:t>
+      </w:r>
+      <w:proofErr w:type="spellEnd"/>
+      <w:r>
+        <w:t>] NOT NULL PRIMARY KEY DEFAULT NEWID(),</w:t>
+      </w:r>
+    </w:p>
+    <w:p>
+      <w:r>
+        <w:t xml:space="preserve">    [</w:t>
+      </w:r>
+      <w:proofErr w:type="spellStart"/>
+      <w:r>
+        <w:t>RoleName</w:t>
+      </w:r>
+      <w:proofErr w:type="spellEnd"/>
+      <w:r>
+        <w:t>] [</w:t>
+      </w:r>
+      <w:proofErr w:type="spellStart"/>
+      <w:r>
+        <w:t>nvarchar</w:t>
+      </w:r>
+      <w:proofErr w:type="spellEnd"/>
+      <w:r>
+        <w:t>](50) NOT NULL UNIQUE,</w:t>
+      </w:r>
+    </w:p>
+    <w:p>
+      <w:r>
+        <w:t xml:space="preserve">    [Description] [</w:t>
+      </w:r>
+      <w:proofErr w:type="spellStart"/>
+      <w:r>
+        <w:t>nvarchar</w:t>
+      </w:r>
+      <w:proofErr w:type="spellEnd"/>
+      <w:r>
+        <w:t>](255),</w:t>
+      </w:r>
+    </w:p>
+    <w:p>
+      <w:r>
+        <w:t xml:space="preserve">    [</w:t>
+      </w:r>
+      <w:proofErr w:type="spellStart"/>
+      <w:r>
+        <w:t>CreatedDate</w:t>
+      </w:r>
+      <w:proofErr w:type="spellEnd"/>
+      <w:r>
+        <w:t>] [datetime] NOT NULL DEFAULT GETUTCDATE()</w:t>
       </w:r>
     </w:p>
     <w:p>
@@ -1408,63 +2420,223 @@
     </w:p>
     <w:p>
       <w:r>
-        <w:t>CREATE TABLE [dbo].[User] (</w:t>
-      </w:r>
-    </w:p>
-    <w:p>
-      <w:r>
-        <w:t>[UserId] [uniqueidentifier] NOT NULL PRIMARY KEY DEFAULT NEWID(),</w:t>
-      </w:r>
-    </w:p>
-    <w:p>
-      <w:r>
-        <w:t>[Email] [nvarchar](100) NOT NULL UNIQUE,</w:t>
-      </w:r>
-    </w:p>
-    <w:p>
-      <w:r>
-        <w:t>[PasswordHash] [nvarchar](255) NOT NULL,</w:t>
-      </w:r>
-    </w:p>
-    <w:p>
-      <w:r>
-        <w:t>[FirstName] [nvarchar](50) NOT NULL,</w:t>
-      </w:r>
-    </w:p>
-    <w:p>
-      <w:r>
-        <w:t>[LastName] [nvarchar](50) NOT NULL,</w:t>
-      </w:r>
-    </w:p>
-    <w:p>
-      <w:r>
-        <w:t>[PhoneNumber] [nvarchar](20),</w:t>
+        <w:t>CREATE TABLE [</w:t>
+      </w:r>
+      <w:proofErr w:type="spellStart"/>
+      <w:r>
+        <w:t>dbo</w:t>
+      </w:r>
+      <w:proofErr w:type="spellEnd"/>
+      <w:r>
+        <w:t>].[User] (</w:t>
+      </w:r>
+    </w:p>
+    <w:p>
+      <w:r>
+        <w:t>[</w:t>
+      </w:r>
+      <w:proofErr w:type="spellStart"/>
+      <w:r>
+        <w:t>UserId</w:t>
+      </w:r>
+      <w:proofErr w:type="spellEnd"/>
+      <w:r>
+        <w:t>] [</w:t>
+      </w:r>
+      <w:proofErr w:type="spellStart"/>
+      <w:r>
+        <w:t>uniqueidentifier</w:t>
+      </w:r>
+      <w:proofErr w:type="spellEnd"/>
+      <w:r>
+        <w:t>] NOT NULL PRIMARY KEY DEFAULT NEWID(),</w:t>
+      </w:r>
+    </w:p>
+    <w:p>
+      <w:r>
+        <w:t>[Email] [</w:t>
+      </w:r>
+      <w:proofErr w:type="spellStart"/>
+      <w:r>
+        <w:t>nvarchar</w:t>
+      </w:r>
+      <w:proofErr w:type="spellEnd"/>
+      <w:r>
+        <w:t>](100) NOT NULL UNIQUE,</w:t>
+      </w:r>
+    </w:p>
+    <w:p>
+      <w:r>
+        <w:t>[</w:t>
+      </w:r>
+      <w:proofErr w:type="spellStart"/>
+      <w:r>
+        <w:t>PasswordHash</w:t>
+      </w:r>
+      <w:proofErr w:type="spellEnd"/>
+      <w:r>
+        <w:t>] [</w:t>
+      </w:r>
+      <w:proofErr w:type="spellStart"/>
+      <w:r>
+        <w:t>nvarchar</w:t>
+      </w:r>
+      <w:proofErr w:type="spellEnd"/>
+      <w:r>
+        <w:t>](255) NOT NULL,</w:t>
+      </w:r>
+    </w:p>
+    <w:p>
+      <w:r>
+        <w:t>[FirstName] [</w:t>
+      </w:r>
+      <w:proofErr w:type="spellStart"/>
+      <w:r>
+        <w:t>nvarchar</w:t>
+      </w:r>
+      <w:proofErr w:type="spellEnd"/>
+      <w:r>
+        <w:t>](50) NOT NULL,</w:t>
+      </w:r>
+    </w:p>
+    <w:p>
+      <w:r>
+        <w:t>[LastName] [</w:t>
+      </w:r>
+      <w:proofErr w:type="spellStart"/>
+      <w:r>
+        <w:t>nvarchar</w:t>
+      </w:r>
+      <w:proofErr w:type="spellEnd"/>
+      <w:r>
+        <w:t>](50) NOT NULL,</w:t>
+      </w:r>
+    </w:p>
+    <w:p>
+      <w:r>
+        <w:t>[</w:t>
+      </w:r>
+      <w:proofErr w:type="spellStart"/>
+      <w:r>
+        <w:t>PhoneNumber</w:t>
+      </w:r>
+      <w:proofErr w:type="spellEnd"/>
+      <w:r>
+        <w:t>] [</w:t>
+      </w:r>
+      <w:proofErr w:type="spellStart"/>
+      <w:r>
+        <w:t>nvarchar</w:t>
+      </w:r>
+      <w:proofErr w:type="spellEnd"/>
+      <w:r>
+        <w:t>](20),</w:t>
       </w:r>
     </w:p>
     <w:p>
       <w:r>
         <w:lastRenderedPageBreak/>
-        <w:t>[UserRoleId] [uniqueidentifier] NOT NULL,</w:t>
-      </w:r>
-    </w:p>
-    <w:p>
-      <w:r>
-        <w:t>[IsActive] [bit] NOT NULL DEFAULT 1,</w:t>
-      </w:r>
-    </w:p>
-    <w:p>
-      <w:r>
-        <w:t>[CreatedDate] [datetime] NOT NULL DEFAULT GETUTCDATE(),</w:t>
-      </w:r>
-    </w:p>
-    <w:p>
-      <w:r>
-        <w:t>[ModifiedDate] [datetime] DEFAULT GETUTCDATE(),</w:t>
-      </w:r>
-    </w:p>
-    <w:p>
-      <w:r>
-        <w:t>CONSTRAINT [FK_User_UserRole] FOREIGN KEY ([UserRoleId]) REFERENCES [dbo].[UserRole]([UserRoleId])</w:t>
+        <w:t>[</w:t>
+      </w:r>
+      <w:proofErr w:type="spellStart"/>
+      <w:r>
+        <w:t>UserRoleId</w:t>
+      </w:r>
+      <w:proofErr w:type="spellEnd"/>
+      <w:r>
+        <w:t>] [</w:t>
+      </w:r>
+      <w:proofErr w:type="spellStart"/>
+      <w:r>
+        <w:t>uniqueidentifier</w:t>
+      </w:r>
+      <w:proofErr w:type="spellEnd"/>
+      <w:r>
+        <w:t>] NOT NULL,</w:t>
+      </w:r>
+    </w:p>
+    <w:p>
+      <w:r>
+        <w:t>[</w:t>
+      </w:r>
+      <w:proofErr w:type="spellStart"/>
+      <w:r>
+        <w:t>IsActive</w:t>
+      </w:r>
+      <w:proofErr w:type="spellEnd"/>
+      <w:r>
+        <w:t>] [bit] NOT NULL DEFAULT 1,</w:t>
+      </w:r>
+    </w:p>
+    <w:p>
+      <w:r>
+        <w:t>[</w:t>
+      </w:r>
+      <w:proofErr w:type="spellStart"/>
+      <w:r>
+        <w:t>CreatedDate</w:t>
+      </w:r>
+      <w:proofErr w:type="spellEnd"/>
+      <w:r>
+        <w:t>] [datetime] NOT NULL DEFAULT GETUTCDATE(),</w:t>
+      </w:r>
+    </w:p>
+    <w:p>
+      <w:r>
+        <w:t>[</w:t>
+      </w:r>
+      <w:proofErr w:type="spellStart"/>
+      <w:r>
+        <w:t>ModifiedDate</w:t>
+      </w:r>
+      <w:proofErr w:type="spellEnd"/>
+      <w:r>
+        <w:t>] [datetime] DEFAULT GETUTCDATE(),</w:t>
+      </w:r>
+    </w:p>
+    <w:p>
+      <w:r>
+        <w:t>CONSTRAINT [</w:t>
+      </w:r>
+      <w:proofErr w:type="spellStart"/>
+      <w:r>
+        <w:t>FK_User_UserRole</w:t>
+      </w:r>
+      <w:proofErr w:type="spellEnd"/>
+      <w:r>
+        <w:t>] FOREIGN KEY ([</w:t>
+      </w:r>
+      <w:proofErr w:type="spellStart"/>
+      <w:r>
+        <w:t>UserRoleId</w:t>
+      </w:r>
+      <w:proofErr w:type="spellEnd"/>
+      <w:r>
+        <w:t>]) REFERENCES [</w:t>
+      </w:r>
+      <w:proofErr w:type="spellStart"/>
+      <w:r>
+        <w:t>dbo</w:t>
+      </w:r>
+      <w:proofErr w:type="spellEnd"/>
+      <w:r>
+        <w:t>].[</w:t>
+      </w:r>
+      <w:proofErr w:type="spellStart"/>
+      <w:r>
+        <w:t>UserRole</w:t>
+      </w:r>
+      <w:proofErr w:type="spellEnd"/>
+      <w:r>
+        <w:t>]([</w:t>
+      </w:r>
+      <w:proofErr w:type="spellStart"/>
+      <w:r>
+        <w:t>UserRoleId</w:t>
+      </w:r>
+      <w:proofErr w:type="spellEnd"/>
+      <w:r>
+        <w:t>])</w:t>
       </w:r>
     </w:p>
     <w:p>
@@ -1521,32 +2693,96 @@
     </w:p>
     <w:p>
       <w:r>
-        <w:t>CREATE TABLE [dbo].[Event] (</w:t>
-      </w:r>
-    </w:p>
-    <w:p>
-      <w:r>
-        <w:t>[EventId] [uniqueidentifier] NOT NULL PRIMARY KEY DEFAULT NEWID(),</w:t>
-      </w:r>
-    </w:p>
-    <w:p>
-      <w:r>
-        <w:t>[EventName] [nvarchar](100) NOT NULL,</w:t>
-      </w:r>
-    </w:p>
-    <w:p>
-      <w:r>
-        <w:t>[Description] [nvarchar](max),</w:t>
-      </w:r>
-    </w:p>
-    <w:p>
-      <w:r>
-        <w:t>[EventDate] [datetime] NOT NULL,</w:t>
-      </w:r>
-    </w:p>
-    <w:p>
-      <w:r>
-        <w:t>[Location] [nvarchar](100) NOT NULL,</w:t>
+        <w:t>CREATE TABLE [</w:t>
+      </w:r>
+      <w:proofErr w:type="spellStart"/>
+      <w:r>
+        <w:t>dbo</w:t>
+      </w:r>
+      <w:proofErr w:type="spellEnd"/>
+      <w:r>
+        <w:t>].[Event] (</w:t>
+      </w:r>
+    </w:p>
+    <w:p>
+      <w:r>
+        <w:t>[</w:t>
+      </w:r>
+      <w:proofErr w:type="spellStart"/>
+      <w:r>
+        <w:t>EventId</w:t>
+      </w:r>
+      <w:proofErr w:type="spellEnd"/>
+      <w:r>
+        <w:t>] [</w:t>
+      </w:r>
+      <w:proofErr w:type="spellStart"/>
+      <w:r>
+        <w:t>uniqueidentifier</w:t>
+      </w:r>
+      <w:proofErr w:type="spellEnd"/>
+      <w:r>
+        <w:t>] NOT NULL PRIMARY KEY DEFAULT NEWID(),</w:t>
+      </w:r>
+    </w:p>
+    <w:p>
+      <w:r>
+        <w:t>[</w:t>
+      </w:r>
+      <w:proofErr w:type="spellStart"/>
+      <w:r>
+        <w:t>EventName</w:t>
+      </w:r>
+      <w:proofErr w:type="spellEnd"/>
+      <w:r>
+        <w:t>] [</w:t>
+      </w:r>
+      <w:proofErr w:type="spellStart"/>
+      <w:r>
+        <w:t>nvarchar</w:t>
+      </w:r>
+      <w:proofErr w:type="spellEnd"/>
+      <w:r>
+        <w:t>](100) NOT NULL,</w:t>
+      </w:r>
+    </w:p>
+    <w:p>
+      <w:r>
+        <w:t>[Description] [</w:t>
+      </w:r>
+      <w:proofErr w:type="spellStart"/>
+      <w:r>
+        <w:t>nvarchar</w:t>
+      </w:r>
+      <w:proofErr w:type="spellEnd"/>
+      <w:r>
+        <w:t>](max),</w:t>
+      </w:r>
+    </w:p>
+    <w:p>
+      <w:r>
+        <w:t>[</w:t>
+      </w:r>
+      <w:proofErr w:type="spellStart"/>
+      <w:r>
+        <w:t>EventDate</w:t>
+      </w:r>
+      <w:proofErr w:type="spellEnd"/>
+      <w:r>
+        <w:t>] [datetime] NOT NULL,</w:t>
+      </w:r>
+    </w:p>
+    <w:p>
+      <w:r>
+        <w:t>[Location] [</w:t>
+      </w:r>
+      <w:proofErr w:type="spellStart"/>
+      <w:r>
+        <w:t>nvarchar</w:t>
+      </w:r>
+      <w:proofErr w:type="spellEnd"/>
+      <w:r>
+        <w:t>](100) NOT NULL,</w:t>
       </w:r>
     </w:p>
     <w:p>
@@ -1561,27 +2797,99 @@
     </w:p>
     <w:p>
       <w:r>
-        <w:t>[OrganiserId] [uniqueidentifier] NOT NULL,</w:t>
-      </w:r>
-    </w:p>
-    <w:p>
-      <w:r>
-        <w:t>[Status] [nvarchar](20) NOT NULL DEFAULT 'Scheduled',</w:t>
-      </w:r>
-    </w:p>
-    <w:p>
-      <w:r>
-        <w:t>[CreatedDate] [datetime] NOT NULL DEFAULT GETUTCDATE(),</w:t>
-      </w:r>
-    </w:p>
-    <w:p>
-      <w:r>
-        <w:t>[ModifiedDate] [datetime] DEFAULT GETUTCDATE(),</w:t>
-      </w:r>
-    </w:p>
-    <w:p>
-      <w:r>
-        <w:t>CONSTRAINT [FK_Event_Organiser] FOREIGN KEY ([OrganiserId]) REFERENCES [dbo].[User]([UserId])</w:t>
+        <w:t>[</w:t>
+      </w:r>
+      <w:proofErr w:type="spellStart"/>
+      <w:r>
+        <w:t>OrganiserId</w:t>
+      </w:r>
+      <w:proofErr w:type="spellEnd"/>
+      <w:r>
+        <w:t>] [</w:t>
+      </w:r>
+      <w:proofErr w:type="spellStart"/>
+      <w:r>
+        <w:t>uniqueidentifier</w:t>
+      </w:r>
+      <w:proofErr w:type="spellEnd"/>
+      <w:r>
+        <w:t>] NOT NULL,</w:t>
+      </w:r>
+    </w:p>
+    <w:p>
+      <w:r>
+        <w:t>[Status] [</w:t>
+      </w:r>
+      <w:proofErr w:type="spellStart"/>
+      <w:r>
+        <w:t>nvarchar</w:t>
+      </w:r>
+      <w:proofErr w:type="spellEnd"/>
+      <w:r>
+        <w:t>](20) NOT NULL DEFAULT 'Scheduled',</w:t>
+      </w:r>
+    </w:p>
+    <w:p>
+      <w:r>
+        <w:t>[</w:t>
+      </w:r>
+      <w:proofErr w:type="spellStart"/>
+      <w:r>
+        <w:t>CreatedDate</w:t>
+      </w:r>
+      <w:proofErr w:type="spellEnd"/>
+      <w:r>
+        <w:t>] [datetime] NOT NULL DEFAULT GETUTCDATE(),</w:t>
+      </w:r>
+    </w:p>
+    <w:p>
+      <w:r>
+        <w:t>[</w:t>
+      </w:r>
+      <w:proofErr w:type="spellStart"/>
+      <w:r>
+        <w:t>ModifiedDate</w:t>
+      </w:r>
+      <w:proofErr w:type="spellEnd"/>
+      <w:r>
+        <w:t>] [datetime] DEFAULT GETUTCDATE(),</w:t>
+      </w:r>
+    </w:p>
+    <w:p>
+      <w:r>
+        <w:t>CONSTRAINT [</w:t>
+      </w:r>
+      <w:proofErr w:type="spellStart"/>
+      <w:r>
+        <w:t>FK_Event_Organiser</w:t>
+      </w:r>
+      <w:proofErr w:type="spellEnd"/>
+      <w:r>
+        <w:t>] FOREIGN KEY ([</w:t>
+      </w:r>
+      <w:proofErr w:type="spellStart"/>
+      <w:r>
+        <w:t>OrganiserId</w:t>
+      </w:r>
+      <w:proofErr w:type="spellEnd"/>
+      <w:r>
+        <w:t>]) REFERENCES [</w:t>
+      </w:r>
+      <w:proofErr w:type="spellStart"/>
+      <w:r>
+        <w:t>dbo</w:t>
+      </w:r>
+      <w:proofErr w:type="spellEnd"/>
+      <w:r>
+        <w:t>].[User]([</w:t>
+      </w:r>
+      <w:proofErr w:type="spellStart"/>
+      <w:r>
+        <w:t>UserId</w:t>
+      </w:r>
+      <w:proofErr w:type="spellEnd"/>
+      <w:r>
+        <w:t>])</w:t>
       </w:r>
     </w:p>
     <w:p>
@@ -1634,37 +2942,109 @@
     </w:p>
     <w:p>
       <w:r>
-        <w:t>CREATE TABLE [dbo].[Category] (</w:t>
-      </w:r>
-    </w:p>
-    <w:p>
-      <w:r>
-        <w:t>[CategoryId] [uniqueidentifier] NOT NULL PRIMARY KEY DEFAULT NEWID(),</w:t>
-      </w:r>
-    </w:p>
-    <w:p>
-      <w:r>
-        <w:t>[CategoryName] [nvarchar](50) NOT NULL,</w:t>
-      </w:r>
-    </w:p>
-    <w:p>
-      <w:r>
-        <w:t>[Description] [nvarchar](255),</w:t>
-      </w:r>
-    </w:p>
-    <w:p>
-      <w:r>
-        <w:t>[MinAge] [int],</w:t>
-      </w:r>
-    </w:p>
-    <w:p>
-      <w:r>
-        <w:t>[MaxAge] [int],</w:t>
-      </w:r>
-    </w:p>
-    <w:p>
-      <w:r>
-        <w:t>[CreatedDate] [datetime] NOT NULL DEFAULT GETUTCDATE()</w:t>
+        <w:t>CREATE TABLE [</w:t>
+      </w:r>
+      <w:proofErr w:type="spellStart"/>
+      <w:r>
+        <w:t>dbo</w:t>
+      </w:r>
+      <w:proofErr w:type="spellEnd"/>
+      <w:r>
+        <w:t>].[Category] (</w:t>
+      </w:r>
+    </w:p>
+    <w:p>
+      <w:r>
+        <w:t>[</w:t>
+      </w:r>
+      <w:proofErr w:type="spellStart"/>
+      <w:r>
+        <w:t>CategoryId</w:t>
+      </w:r>
+      <w:proofErr w:type="spellEnd"/>
+      <w:r>
+        <w:t>] [</w:t>
+      </w:r>
+      <w:proofErr w:type="spellStart"/>
+      <w:r>
+        <w:t>uniqueidentifier</w:t>
+      </w:r>
+      <w:proofErr w:type="spellEnd"/>
+      <w:r>
+        <w:t>] NOT NULL PRIMARY KEY DEFAULT NEWID(),</w:t>
+      </w:r>
+    </w:p>
+    <w:p>
+      <w:r>
+        <w:t>[</w:t>
+      </w:r>
+      <w:proofErr w:type="spellStart"/>
+      <w:r>
+        <w:t>CategoryName</w:t>
+      </w:r>
+      <w:proofErr w:type="spellEnd"/>
+      <w:r>
+        <w:t>] [</w:t>
+      </w:r>
+      <w:proofErr w:type="spellStart"/>
+      <w:r>
+        <w:t>nvarchar</w:t>
+      </w:r>
+      <w:proofErr w:type="spellEnd"/>
+      <w:r>
+        <w:t>](50) NOT NULL,</w:t>
+      </w:r>
+    </w:p>
+    <w:p>
+      <w:r>
+        <w:t>[Description] [</w:t>
+      </w:r>
+      <w:proofErr w:type="spellStart"/>
+      <w:r>
+        <w:t>nvarchar</w:t>
+      </w:r>
+      <w:proofErr w:type="spellEnd"/>
+      <w:r>
+        <w:t>](255),</w:t>
+      </w:r>
+    </w:p>
+    <w:p>
+      <w:r>
+        <w:t>[</w:t>
+      </w:r>
+      <w:proofErr w:type="spellStart"/>
+      <w:r>
+        <w:t>MinAge</w:t>
+      </w:r>
+      <w:proofErr w:type="spellEnd"/>
+      <w:r>
+        <w:t>] [int],</w:t>
+      </w:r>
+    </w:p>
+    <w:p>
+      <w:r>
+        <w:t>[</w:t>
+      </w:r>
+      <w:proofErr w:type="spellStart"/>
+      <w:r>
+        <w:t>MaxAge</w:t>
+      </w:r>
+      <w:proofErr w:type="spellEnd"/>
+      <w:r>
+        <w:t>] [int],</w:t>
+      </w:r>
+    </w:p>
+    <w:p>
+      <w:r>
+        <w:t>[</w:t>
+      </w:r>
+      <w:proofErr w:type="spellStart"/>
+      <w:r>
+        <w:t>CreatedDate</w:t>
+      </w:r>
+      <w:proofErr w:type="spellEnd"/>
+      <w:r>
+        <w:t>] [datetime] NOT NULL DEFAULT GETUTCDATE()</w:t>
       </w:r>
     </w:p>
     <w:p>
@@ -1716,42 +3096,194 @@
     </w:p>
     <w:p>
       <w:r>
-        <w:t>CREATE TABLE [dbo].[EventCategory] (</w:t>
-      </w:r>
-    </w:p>
-    <w:p>
-      <w:r>
-        <w:t>[EventCategoryId] [uniqueidentifier] NOT NULL PRIMARY KEY DEFAULT NEWID(),</w:t>
-      </w:r>
-    </w:p>
-    <w:p>
-      <w:r>
-        <w:t>[EventId] [uniqueidentifier] NOT NULL,</w:t>
-      </w:r>
-    </w:p>
-    <w:p>
-      <w:r>
-        <w:t>[CategoryId] [uniqueidentifier] NOT NULL,</w:t>
-      </w:r>
-    </w:p>
-    <w:p>
-      <w:r>
-        <w:t>[CreatedDate] [datetime] NOT NULL DEFAULT GETUTCDATE(),</w:t>
-      </w:r>
-    </w:p>
-    <w:p>
-      <w:r>
-        <w:t>CONSTRAINT [FK_EventCategory_Event] FOREIGN KEY ([EventId]) REFERENCES [dbo].[Event]([EventId]),</w:t>
-      </w:r>
-    </w:p>
-    <w:p>
-      <w:r>
-        <w:t>CONSTRAINT [FK_EventCategory_Category] FOREIGN KEY ([CategoryId]) REFERENCES [dbo].[Category]([CategoryId]),</w:t>
-      </w:r>
-    </w:p>
-    <w:p>
-      <w:r>
-        <w:t>CONSTRAINT [UQ_EventCategory] UNIQUE ([EventId], [CategoryId])</w:t>
+        <w:t>CREATE TABLE [</w:t>
+      </w:r>
+      <w:proofErr w:type="spellStart"/>
+      <w:r>
+        <w:t>dbo</w:t>
+      </w:r>
+      <w:proofErr w:type="spellEnd"/>
+      <w:r>
+        <w:t>].[</w:t>
+      </w:r>
+      <w:proofErr w:type="spellStart"/>
+      <w:r>
+        <w:t>EventCategory</w:t>
+      </w:r>
+      <w:proofErr w:type="spellEnd"/>
+      <w:r>
+        <w:t>] (</w:t>
+      </w:r>
+    </w:p>
+    <w:p>
+      <w:r>
+        <w:t>[</w:t>
+      </w:r>
+      <w:proofErr w:type="spellStart"/>
+      <w:r>
+        <w:t>EventCategoryId</w:t>
+      </w:r>
+      <w:proofErr w:type="spellEnd"/>
+      <w:r>
+        <w:t>] [</w:t>
+      </w:r>
+      <w:proofErr w:type="spellStart"/>
+      <w:r>
+        <w:t>uniqueidentifier</w:t>
+      </w:r>
+      <w:proofErr w:type="spellEnd"/>
+      <w:r>
+        <w:t>] NOT NULL PRIMARY KEY DEFAULT NEWID(),</w:t>
+      </w:r>
+    </w:p>
+    <w:p>
+      <w:r>
+        <w:t>[</w:t>
+      </w:r>
+      <w:proofErr w:type="spellStart"/>
+      <w:r>
+        <w:t>EventId</w:t>
+      </w:r>
+      <w:proofErr w:type="spellEnd"/>
+      <w:r>
+        <w:t>] [</w:t>
+      </w:r>
+      <w:proofErr w:type="spellStart"/>
+      <w:r>
+        <w:t>uniqueidentifier</w:t>
+      </w:r>
+      <w:proofErr w:type="spellEnd"/>
+      <w:r>
+        <w:t>] NOT NULL,</w:t>
+      </w:r>
+    </w:p>
+    <w:p>
+      <w:r>
+        <w:t>[</w:t>
+      </w:r>
+      <w:proofErr w:type="spellStart"/>
+      <w:r>
+        <w:t>CategoryId</w:t>
+      </w:r>
+      <w:proofErr w:type="spellEnd"/>
+      <w:r>
+        <w:t>] [</w:t>
+      </w:r>
+      <w:proofErr w:type="spellStart"/>
+      <w:r>
+        <w:t>uniqueidentifier</w:t>
+      </w:r>
+      <w:proofErr w:type="spellEnd"/>
+      <w:r>
+        <w:t>] NOT NULL,</w:t>
+      </w:r>
+    </w:p>
+    <w:p>
+      <w:r>
+        <w:t>[</w:t>
+      </w:r>
+      <w:proofErr w:type="spellStart"/>
+      <w:r>
+        <w:t>CreatedDate</w:t>
+      </w:r>
+      <w:proofErr w:type="spellEnd"/>
+      <w:r>
+        <w:t>] [datetime] NOT NULL DEFAULT GETUTCDATE(),</w:t>
+      </w:r>
+    </w:p>
+    <w:p>
+      <w:r>
+        <w:t>CONSTRAINT [</w:t>
+      </w:r>
+      <w:proofErr w:type="spellStart"/>
+      <w:r>
+        <w:t>FK_EventCategory_Event</w:t>
+      </w:r>
+      <w:proofErr w:type="spellEnd"/>
+      <w:r>
+        <w:t>] FOREIGN KEY ([</w:t>
+      </w:r>
+      <w:proofErr w:type="spellStart"/>
+      <w:r>
+        <w:t>EventId</w:t>
+      </w:r>
+      <w:proofErr w:type="spellEnd"/>
+      <w:r>
+        <w:t>]) REFERENCES [</w:t>
+      </w:r>
+      <w:proofErr w:type="spellStart"/>
+      <w:r>
+        <w:t>dbo</w:t>
+      </w:r>
+      <w:proofErr w:type="spellEnd"/>
+      <w:r>
+        <w:t>].[Event]([</w:t>
+      </w:r>
+      <w:proofErr w:type="spellStart"/>
+      <w:r>
+        <w:t>EventId</w:t>
+      </w:r>
+      <w:proofErr w:type="spellEnd"/>
+      <w:r>
+        <w:t>]),</w:t>
+      </w:r>
+    </w:p>
+    <w:p>
+      <w:r>
+        <w:t>CONSTRAINT [</w:t>
+      </w:r>
+      <w:proofErr w:type="spellStart"/>
+      <w:r>
+        <w:t>FK_EventCategory_Category</w:t>
+      </w:r>
+      <w:proofErr w:type="spellEnd"/>
+      <w:r>
+        <w:t>] FOREIGN KEY ([</w:t>
+      </w:r>
+      <w:proofErr w:type="spellStart"/>
+      <w:r>
+        <w:t>CategoryId</w:t>
+      </w:r>
+      <w:proofErr w:type="spellEnd"/>
+      <w:r>
+        <w:t>]) REFERENCES [</w:t>
+      </w:r>
+      <w:proofErr w:type="spellStart"/>
+      <w:r>
+        <w:t>dbo</w:t>
+      </w:r>
+      <w:proofErr w:type="spellEnd"/>
+      <w:r>
+        <w:t>].[Category]([</w:t>
+      </w:r>
+      <w:proofErr w:type="spellStart"/>
+      <w:r>
+        <w:t>CategoryId</w:t>
+      </w:r>
+      <w:proofErr w:type="spellEnd"/>
+      <w:r>
+        <w:t>]),</w:t>
+      </w:r>
+    </w:p>
+    <w:p>
+      <w:r>
+        <w:t>CONSTRAINT [UQ_EventCategory] UNIQUE ([</w:t>
+      </w:r>
+      <w:proofErr w:type="spellStart"/>
+      <w:r>
+        <w:t>EventId</w:t>
+      </w:r>
+      <w:proofErr w:type="spellEnd"/>
+      <w:r>
+        <w:t>], [</w:t>
+      </w:r>
+      <w:proofErr w:type="spellStart"/>
+      <w:r>
+        <w:t>CategoryId</w:t>
+      </w:r>
+      <w:proofErr w:type="spellEnd"/>
+      <w:r>
+        <w:t>])</w:t>
       </w:r>
     </w:p>
     <w:p>
@@ -1804,57 +3336,241 @@
     </w:p>
     <w:p>
       <w:r>
-        <w:t>CREATE TABLE [dbo].[Enrolment] (</w:t>
-      </w:r>
-    </w:p>
-    <w:p>
-      <w:r>
-        <w:t>[EnrolmentId] [uniqueidentifier] NOT NULL PRIMARY KEY DEFAULT NEWID(),</w:t>
-      </w:r>
-    </w:p>
-    <w:p>
-      <w:r>
-        <w:t>[ParticipantId] [uniqueidentifier] NOT NULL,</w:t>
-      </w:r>
-    </w:p>
-    <w:p>
-      <w:r>
-        <w:t>[EventCategoryId] [uniqueidentifier] NOT NULL,</w:t>
-      </w:r>
-    </w:p>
-    <w:p>
-      <w:r>
-        <w:t>[EmergencyContact] [nvarchar](100),</w:t>
-      </w:r>
-    </w:p>
-    <w:p>
-      <w:r>
-        <w:t>[EnrolmentStatus] [nvarchar](20) NOT NULL DEFAULT 'Active',</w:t>
-      </w:r>
-    </w:p>
-    <w:p>
-      <w:r>
-        <w:t>[EnrolmentDate] [datetime] NOT NULL DEFAULT GETUTCDATE(),</w:t>
-      </w:r>
-    </w:p>
-    <w:p>
-      <w:r>
-        <w:t>[CreatedDate] [datetime] NOT NULL DEFAULT GETUTCDATE(),</w:t>
-      </w:r>
-    </w:p>
-    <w:p>
-      <w:r>
-        <w:t>[ModifiedDate] [datetime] DEFAULT GETUTCDATE(),</w:t>
-      </w:r>
-    </w:p>
-    <w:p>
-      <w:r>
-        <w:t>CONSTRAINT [FK_Enrolment_Participant] FOREIGN KEY ([ParticipantId]) REFERENCES [dbo].[User]([UserId]),</w:t>
-      </w:r>
-    </w:p>
-    <w:p>
-      <w:r>
-        <w:t>CONSTRAINT [FK_Enrolment_EventCategory] FOREIGN KEY ([EventCategoryId]) REFERENCES [dbo].[EventCategory]([EventCategoryId])</w:t>
+        <w:t>CREATE TABLE [</w:t>
+      </w:r>
+      <w:proofErr w:type="spellStart"/>
+      <w:r>
+        <w:t>dbo</w:t>
+      </w:r>
+      <w:proofErr w:type="spellEnd"/>
+      <w:r>
+        <w:t>].[Enrolment] (</w:t>
+      </w:r>
+    </w:p>
+    <w:p>
+      <w:r>
+        <w:t>[</w:t>
+      </w:r>
+      <w:proofErr w:type="spellStart"/>
+      <w:r>
+        <w:t>EnrolmentId</w:t>
+      </w:r>
+      <w:proofErr w:type="spellEnd"/>
+      <w:r>
+        <w:t>] [</w:t>
+      </w:r>
+      <w:proofErr w:type="spellStart"/>
+      <w:r>
+        <w:t>uniqueidentifier</w:t>
+      </w:r>
+      <w:proofErr w:type="spellEnd"/>
+      <w:r>
+        <w:t>] NOT NULL PRIMARY KEY DEFAULT NEWID(),</w:t>
+      </w:r>
+    </w:p>
+    <w:p>
+      <w:r>
+        <w:t>[</w:t>
+      </w:r>
+      <w:proofErr w:type="spellStart"/>
+      <w:r>
+        <w:t>ParticipantId</w:t>
+      </w:r>
+      <w:proofErr w:type="spellEnd"/>
+      <w:r>
+        <w:t>] [</w:t>
+      </w:r>
+      <w:proofErr w:type="spellStart"/>
+      <w:r>
+        <w:t>uniqueidentifier</w:t>
+      </w:r>
+      <w:proofErr w:type="spellEnd"/>
+      <w:r>
+        <w:t>] NOT NULL,</w:t>
+      </w:r>
+    </w:p>
+    <w:p>
+      <w:r>
+        <w:t>[</w:t>
+      </w:r>
+      <w:proofErr w:type="spellStart"/>
+      <w:r>
+        <w:t>EventCategoryId</w:t>
+      </w:r>
+      <w:proofErr w:type="spellEnd"/>
+      <w:r>
+        <w:t>] [</w:t>
+      </w:r>
+      <w:proofErr w:type="spellStart"/>
+      <w:r>
+        <w:t>uniqueidentifier</w:t>
+      </w:r>
+      <w:proofErr w:type="spellEnd"/>
+      <w:r>
+        <w:t>] NOT NULL,</w:t>
+      </w:r>
+    </w:p>
+    <w:p>
+      <w:r>
+        <w:t>[</w:t>
+      </w:r>
+      <w:proofErr w:type="spellStart"/>
+      <w:r>
+        <w:t>EmergencyContact</w:t>
+      </w:r>
+      <w:proofErr w:type="spellEnd"/>
+      <w:r>
+        <w:t>] [</w:t>
+      </w:r>
+      <w:proofErr w:type="spellStart"/>
+      <w:r>
+        <w:t>nvarchar</w:t>
+      </w:r>
+      <w:proofErr w:type="spellEnd"/>
+      <w:r>
+        <w:t>](100),</w:t>
+      </w:r>
+    </w:p>
+    <w:p>
+      <w:r>
+        <w:t>[</w:t>
+      </w:r>
+      <w:proofErr w:type="spellStart"/>
+      <w:r>
+        <w:t>EnrolmentStatus</w:t>
+      </w:r>
+      <w:proofErr w:type="spellEnd"/>
+      <w:r>
+        <w:t>] [</w:t>
+      </w:r>
+      <w:proofErr w:type="spellStart"/>
+      <w:r>
+        <w:t>nvarchar</w:t>
+      </w:r>
+      <w:proofErr w:type="spellEnd"/>
+      <w:r>
+        <w:t>](20) NOT NULL DEFAULT 'Active',</w:t>
+      </w:r>
+    </w:p>
+    <w:p>
+      <w:r>
+        <w:t>[</w:t>
+      </w:r>
+      <w:proofErr w:type="spellStart"/>
+      <w:r>
+        <w:t>EnrolmentDate</w:t>
+      </w:r>
+      <w:proofErr w:type="spellEnd"/>
+      <w:r>
+        <w:t>] [datetime] NOT NULL DEFAULT GETUTCDATE(),</w:t>
+      </w:r>
+    </w:p>
+    <w:p>
+      <w:r>
+        <w:t>[</w:t>
+      </w:r>
+      <w:proofErr w:type="spellStart"/>
+      <w:r>
+        <w:t>CreatedDate</w:t>
+      </w:r>
+      <w:proofErr w:type="spellEnd"/>
+      <w:r>
+        <w:t>] [datetime] NOT NULL DEFAULT GETUTCDATE(),</w:t>
+      </w:r>
+    </w:p>
+    <w:p>
+      <w:r>
+        <w:t>[</w:t>
+      </w:r>
+      <w:proofErr w:type="spellStart"/>
+      <w:r>
+        <w:t>ModifiedDate</w:t>
+      </w:r>
+      <w:proofErr w:type="spellEnd"/>
+      <w:r>
+        <w:t>] [datetime] DEFAULT GETUTCDATE(),</w:t>
+      </w:r>
+    </w:p>
+    <w:p>
+      <w:r>
+        <w:t>CONSTRAINT [</w:t>
+      </w:r>
+      <w:proofErr w:type="spellStart"/>
+      <w:r>
+        <w:t>FK_Enrolment_Participant</w:t>
+      </w:r>
+      <w:proofErr w:type="spellEnd"/>
+      <w:r>
+        <w:t>] FOREIGN KEY ([</w:t>
+      </w:r>
+      <w:proofErr w:type="spellStart"/>
+      <w:r>
+        <w:t>ParticipantId</w:t>
+      </w:r>
+      <w:proofErr w:type="spellEnd"/>
+      <w:r>
+        <w:t>]) REFERENCES [</w:t>
+      </w:r>
+      <w:proofErr w:type="spellStart"/>
+      <w:r>
+        <w:t>dbo</w:t>
+      </w:r>
+      <w:proofErr w:type="spellEnd"/>
+      <w:r>
+        <w:t>].[User]([</w:t>
+      </w:r>
+      <w:proofErr w:type="spellStart"/>
+      <w:r>
+        <w:t>UserId</w:t>
+      </w:r>
+      <w:proofErr w:type="spellEnd"/>
+      <w:r>
+        <w:t>]),</w:t>
+      </w:r>
+    </w:p>
+    <w:p>
+      <w:r>
+        <w:t>CONSTRAINT [</w:t>
+      </w:r>
+      <w:proofErr w:type="spellStart"/>
+      <w:r>
+        <w:t>FK_Enrolment_EventCategory</w:t>
+      </w:r>
+      <w:proofErr w:type="spellEnd"/>
+      <w:r>
+        <w:t>] FOREIGN KEY ([</w:t>
+      </w:r>
+      <w:proofErr w:type="spellStart"/>
+      <w:r>
+        <w:t>EventCategoryId</w:t>
+      </w:r>
+      <w:proofErr w:type="spellEnd"/>
+      <w:r>
+        <w:t>]) REFERENCES [</w:t>
+      </w:r>
+      <w:proofErr w:type="spellStart"/>
+      <w:r>
+        <w:t>dbo</w:t>
+      </w:r>
+      <w:proofErr w:type="spellEnd"/>
+      <w:r>
+        <w:t>].[</w:t>
+      </w:r>
+      <w:proofErr w:type="spellStart"/>
+      <w:r>
+        <w:t>EventCategory</w:t>
+      </w:r>
+      <w:proofErr w:type="spellEnd"/>
+      <w:r>
+        <w:t>]([</w:t>
+      </w:r>
+      <w:proofErr w:type="spellStart"/>
+      <w:r>
+        <w:t>EventCategoryId</w:t>
+      </w:r>
+      <w:proofErr w:type="spellEnd"/>
+      <w:r>
+        <w:t>])</w:t>
       </w:r>
     </w:p>
     <w:p>
@@ -1911,22 +3627,70 @@
     </w:p>
     <w:p>
       <w:r>
-        <w:t>CREATE TABLE [dbo].[Result] (</w:t>
-      </w:r>
-    </w:p>
-    <w:p>
-      <w:r>
-        <w:t>[ResultId] [uniqueidentifier] NOT NULL PRIMARY KEY DEFAULT NEWID(),</w:t>
-      </w:r>
-    </w:p>
-    <w:p>
-      <w:r>
-        <w:t>[EnrolmentId] [uniqueidentifier] NOT NULL UNIQUE,</w:t>
-      </w:r>
-    </w:p>
-    <w:p>
-      <w:r>
-        <w:t>[FinishTime] [time] NOT NULL,</w:t>
+        <w:t>CREATE TABLE [</w:t>
+      </w:r>
+      <w:proofErr w:type="spellStart"/>
+      <w:r>
+        <w:t>dbo</w:t>
+      </w:r>
+      <w:proofErr w:type="spellEnd"/>
+      <w:r>
+        <w:t>].[Result] (</w:t>
+      </w:r>
+    </w:p>
+    <w:p>
+      <w:r>
+        <w:t>[</w:t>
+      </w:r>
+      <w:proofErr w:type="spellStart"/>
+      <w:r>
+        <w:t>ResultId</w:t>
+      </w:r>
+      <w:proofErr w:type="spellEnd"/>
+      <w:r>
+        <w:t>] [</w:t>
+      </w:r>
+      <w:proofErr w:type="spellStart"/>
+      <w:r>
+        <w:t>uniqueidentifier</w:t>
+      </w:r>
+      <w:proofErr w:type="spellEnd"/>
+      <w:r>
+        <w:t>] NOT NULL PRIMARY KEY DEFAULT NEWID(),</w:t>
+      </w:r>
+    </w:p>
+    <w:p>
+      <w:r>
+        <w:t>[</w:t>
+      </w:r>
+      <w:proofErr w:type="spellStart"/>
+      <w:r>
+        <w:t>EnrolmentId</w:t>
+      </w:r>
+      <w:proofErr w:type="spellEnd"/>
+      <w:r>
+        <w:t>] [</w:t>
+      </w:r>
+      <w:proofErr w:type="spellStart"/>
+      <w:r>
+        <w:t>uniqueidentifier</w:t>
+      </w:r>
+      <w:proofErr w:type="spellEnd"/>
+      <w:r>
+        <w:t>] NOT NULL UNIQUE,</w:t>
+      </w:r>
+    </w:p>
+    <w:p>
+      <w:r>
+        <w:t>[</w:t>
+      </w:r>
+      <w:proofErr w:type="spellStart"/>
+      <w:r>
+        <w:t>FinishTime</w:t>
+      </w:r>
+      <w:proofErr w:type="spellEnd"/>
+      <w:r>
+        <w:t>] [time] NOT NULL,</w:t>
       </w:r>
     </w:p>
     <w:p>
@@ -1937,22 +3701,86 @@
     </w:p>
     <w:p>
       <w:r>
-        <w:t>[ChipNumber] [nvarchar](20),</w:t>
-      </w:r>
-    </w:p>
-    <w:p>
-      <w:r>
-        <w:t>[Status] [nvarchar](20) NOT NULL DEFAULT 'Finished',</w:t>
-      </w:r>
-    </w:p>
-    <w:p>
-      <w:r>
-        <w:t>[CreatedDate] [datetime] NOT NULL DEFAULT GETUTCDATE(),</w:t>
-      </w:r>
-    </w:p>
-    <w:p>
-      <w:r>
-        <w:t>CONSTRAINT [FK_Result_Enrolment] FOREIGN KEY ([EnrolmentId]) REFERENCES [dbo].[Enrolment]([EnrolmentId])</w:t>
+        <w:t>[</w:t>
+      </w:r>
+      <w:proofErr w:type="spellStart"/>
+      <w:r>
+        <w:t>ChipNumber</w:t>
+      </w:r>
+      <w:proofErr w:type="spellEnd"/>
+      <w:r>
+        <w:t>] [</w:t>
+      </w:r>
+      <w:proofErr w:type="spellStart"/>
+      <w:r>
+        <w:t>nvarchar</w:t>
+      </w:r>
+      <w:proofErr w:type="spellEnd"/>
+      <w:r>
+        <w:t>](20),</w:t>
+      </w:r>
+    </w:p>
+    <w:p>
+      <w:r>
+        <w:t>[Status] [</w:t>
+      </w:r>
+      <w:proofErr w:type="spellStart"/>
+      <w:r>
+        <w:t>nvarchar</w:t>
+      </w:r>
+      <w:proofErr w:type="spellEnd"/>
+      <w:r>
+        <w:t>](20) NOT NULL DEFAULT 'Finished',</w:t>
+      </w:r>
+    </w:p>
+    <w:p>
+      <w:r>
+        <w:t>[</w:t>
+      </w:r>
+      <w:proofErr w:type="spellStart"/>
+      <w:r>
+        <w:t>CreatedDate</w:t>
+      </w:r>
+      <w:proofErr w:type="spellEnd"/>
+      <w:r>
+        <w:t>] [datetime] NOT NULL DEFAULT GETUTCDATE(),</w:t>
+      </w:r>
+    </w:p>
+    <w:p>
+      <w:r>
+        <w:t>CONSTRAINT [</w:t>
+      </w:r>
+      <w:proofErr w:type="spellStart"/>
+      <w:r>
+        <w:t>FK_Result_Enrolment</w:t>
+      </w:r>
+      <w:proofErr w:type="spellEnd"/>
+      <w:r>
+        <w:t>] FOREIGN KEY ([</w:t>
+      </w:r>
+      <w:proofErr w:type="spellStart"/>
+      <w:r>
+        <w:t>EnrolmentId</w:t>
+      </w:r>
+      <w:proofErr w:type="spellEnd"/>
+      <w:r>
+        <w:t>]) REFERENCES [</w:t>
+      </w:r>
+      <w:proofErr w:type="spellStart"/>
+      <w:r>
+        <w:t>dbo</w:t>
+      </w:r>
+      <w:proofErr w:type="spellEnd"/>
+      <w:r>
+        <w:t>].[Enrolment]([</w:t>
+      </w:r>
+      <w:proofErr w:type="spellStart"/>
+      <w:r>
+        <w:t>EnrolmentId</w:t>
+      </w:r>
+      <w:proofErr w:type="spellEnd"/>
+      <w:r>
+        <w:t>])</w:t>
       </w:r>
     </w:p>
     <w:p>
@@ -2004,17 +3832,73 @@
     </w:p>
     <w:p>
       <w:r>
-        <w:t xml:space="preserve">INSERT INTO [dbo].[UserRole] ([RoleName], [Description]) VALUES </w:t>
-      </w:r>
-    </w:p>
-    <w:p>
-      <w:r>
-        <w:t>(N'Organiser', N'Event organizer who creates and manages events'),</w:t>
-      </w:r>
-    </w:p>
-    <w:p>
-      <w:r>
-        <w:t>(N'Participant', N'Person who participates in events');</w:t>
+        <w:t>INSERT INTO [</w:t>
+      </w:r>
+      <w:proofErr w:type="spellStart"/>
+      <w:r>
+        <w:t>dbo</w:t>
+      </w:r>
+      <w:proofErr w:type="spellEnd"/>
+      <w:r>
+        <w:t>].[</w:t>
+      </w:r>
+      <w:proofErr w:type="spellStart"/>
+      <w:r>
+        <w:t>UserRole</w:t>
+      </w:r>
+      <w:proofErr w:type="spellEnd"/>
+      <w:r>
+        <w:t>] ([</w:t>
+      </w:r>
+      <w:proofErr w:type="spellStart"/>
+      <w:r>
+        <w:t>RoleName</w:t>
+      </w:r>
+      <w:proofErr w:type="spellEnd"/>
+      <w:r>
+        <w:t xml:space="preserve">], [Description]) VALUES </w:t>
+      </w:r>
+    </w:p>
+    <w:p>
+      <w:r>
+        <w:t>(</w:t>
+      </w:r>
+      <w:proofErr w:type="spellStart"/>
+      <w:r>
+        <w:t>N'Organiser</w:t>
+      </w:r>
+      <w:proofErr w:type="spellEnd"/>
+      <w:r>
+        <w:t xml:space="preserve">', </w:t>
+      </w:r>
+      <w:proofErr w:type="spellStart"/>
+      <w:r>
+        <w:t>N'Event</w:t>
+      </w:r>
+      <w:proofErr w:type="spellEnd"/>
+      <w:r>
+        <w:t xml:space="preserve"> organizer who creates and manages events'),</w:t>
+      </w:r>
+    </w:p>
+    <w:p>
+      <w:r>
+        <w:t>(</w:t>
+      </w:r>
+      <w:proofErr w:type="spellStart"/>
+      <w:r>
+        <w:t>N'Participant</w:t>
+      </w:r>
+      <w:proofErr w:type="spellEnd"/>
+      <w:r>
+        <w:t xml:space="preserve">', </w:t>
+      </w:r>
+      <w:proofErr w:type="spellStart"/>
+      <w:r>
+        <w:t>N'Person</w:t>
+      </w:r>
+      <w:proofErr w:type="spellEnd"/>
+      <w:r>
+        <w:t xml:space="preserve"> who participates in events');</w:t>
       </w:r>
     </w:p>
     <w:p>
@@ -2066,28 +3950,148 @@
     </w:p>
     <w:p>
       <w:r>
-        <w:t>ECLARE @OrgRoleId UNIQUEIDENTIFIER = (SELECT [UserRoleId] FROM [dbo].[UserRole] WHERE [RoleName] = 'Organiser');</w:t>
-      </w:r>
-    </w:p>
-    <w:p>
-      <w:r>
-        <w:t>DECLARE @PartRoleId UNIQUEIDENTIFIER = (SELECT [UserRoleId] FROM [dbo].[UserRole] WHERE [RoleName] = 'Participant');</w:t>
-      </w:r>
-    </w:p>
-    <w:p>
-      <w:r>
-        <w:t xml:space="preserve"> INSERT INTO [dbo].[User] ([Email], [PasswordHash], [FirstName], [LastName], [UserRoleId]) VALUES </w:t>
-      </w:r>
-    </w:p>
-    <w:p>
-      <w:r>
-        <w:t xml:space="preserve">    (N'organiser1@raceday.co.za', N'hashed_password_1', N'Mandla', N'Masemola', @OrgRoleId),</w:t>
+        <w:t>ECLARE @OrgRoleId UNIQUEIDENTIFIER = (SELECT [</w:t>
+      </w:r>
+      <w:proofErr w:type="spellStart"/>
+      <w:r>
+        <w:t>UserRoleId</w:t>
+      </w:r>
+      <w:proofErr w:type="spellEnd"/>
+      <w:r>
+        <w:t>] FROM [</w:t>
+      </w:r>
+      <w:proofErr w:type="spellStart"/>
+      <w:r>
+        <w:t>dbo</w:t>
+      </w:r>
+      <w:proofErr w:type="spellEnd"/>
+      <w:r>
+        <w:t>].[</w:t>
+      </w:r>
+      <w:proofErr w:type="spellStart"/>
+      <w:r>
+        <w:t>UserRole</w:t>
+      </w:r>
+      <w:proofErr w:type="spellEnd"/>
+      <w:r>
+        <w:t>] WHERE [</w:t>
+      </w:r>
+      <w:proofErr w:type="spellStart"/>
+      <w:r>
+        <w:t>RoleName</w:t>
+      </w:r>
+      <w:proofErr w:type="spellEnd"/>
+      <w:r>
+        <w:t>] = 'Organiser');</w:t>
+      </w:r>
+    </w:p>
+    <w:p>
+      <w:r>
+        <w:t>DECLARE @PartRoleId UNIQUEIDENTIFIER = (SELECT [</w:t>
+      </w:r>
+      <w:proofErr w:type="spellStart"/>
+      <w:r>
+        <w:t>UserRoleId</w:t>
+      </w:r>
+      <w:proofErr w:type="spellEnd"/>
+      <w:r>
+        <w:t>] FROM [</w:t>
+      </w:r>
+      <w:proofErr w:type="spellStart"/>
+      <w:r>
+        <w:t>dbo</w:t>
+      </w:r>
+      <w:proofErr w:type="spellEnd"/>
+      <w:r>
+        <w:t>].[</w:t>
+      </w:r>
+      <w:proofErr w:type="spellStart"/>
+      <w:r>
+        <w:t>UserRole</w:t>
+      </w:r>
+      <w:proofErr w:type="spellEnd"/>
+      <w:r>
+        <w:t>] WHERE [</w:t>
+      </w:r>
+      <w:proofErr w:type="spellStart"/>
+      <w:r>
+        <w:t>RoleName</w:t>
+      </w:r>
+      <w:proofErr w:type="spellEnd"/>
+      <w:r>
+        <w:t>] = 'Participant');</w:t>
+      </w:r>
+    </w:p>
+    <w:p>
+      <w:r>
+        <w:t xml:space="preserve"> INSERT INTO [</w:t>
+      </w:r>
+      <w:proofErr w:type="spellStart"/>
+      <w:r>
+        <w:t>dbo</w:t>
+      </w:r>
+      <w:proofErr w:type="spellEnd"/>
+      <w:r>
+        <w:t>].[User] ([Email], [</w:t>
+      </w:r>
+      <w:proofErr w:type="spellStart"/>
+      <w:r>
+        <w:t>PasswordHash</w:t>
+      </w:r>
+      <w:proofErr w:type="spellEnd"/>
+      <w:r>
+        <w:t>], [FirstName], [LastName], [</w:t>
+      </w:r>
+      <w:proofErr w:type="spellStart"/>
+      <w:r>
+        <w:t>UserRoleId</w:t>
+      </w:r>
+      <w:proofErr w:type="spellEnd"/>
+      <w:r>
+        <w:t xml:space="preserve">]) VALUES </w:t>
+      </w:r>
+    </w:p>
+    <w:p>
+      <w:r>
+        <w:t xml:space="preserve">    (N'organiser1@raceday.co.za', N'hashed_password_1', </w:t>
+      </w:r>
+      <w:proofErr w:type="spellStart"/>
+      <w:r>
+        <w:t>N'Mandla</w:t>
+      </w:r>
+      <w:proofErr w:type="spellEnd"/>
+      <w:r>
+        <w:t xml:space="preserve">', </w:t>
+      </w:r>
+      <w:proofErr w:type="spellStart"/>
+      <w:r>
+        <w:t>N'Masemola</w:t>
+      </w:r>
+      <w:proofErr w:type="spellEnd"/>
+      <w:r>
+        <w:t>', @OrgRoleId),</w:t>
       </w:r>
     </w:p>
     <w:p>
       <w:r>
         <w:lastRenderedPageBreak/>
-        <w:t xml:space="preserve">    (N'organiser2@raceday.co.za', N'hashed_password_2', N'Sarah', N'Mahlomuza', @OrgRoleId);</w:t>
+        <w:t xml:space="preserve">    (N'organiser2@raceday.co.za', N'hashed_password_2', </w:t>
+      </w:r>
+      <w:proofErr w:type="spellStart"/>
+      <w:r>
+        <w:t>N'Sarah</w:t>
+      </w:r>
+      <w:proofErr w:type="spellEnd"/>
+      <w:r>
+        <w:t xml:space="preserve">', </w:t>
+      </w:r>
+      <w:proofErr w:type="spellStart"/>
+      <w:r>
+        <w:t>N'Mahlomuza</w:t>
+      </w:r>
+      <w:proofErr w:type="spellEnd"/>
+      <w:r>
+        <w:t>', @OrgRoleId);</w:t>
       </w:r>
     </w:p>
     <w:p>
@@ -2134,12 +4138,76 @@
     </w:p>
     <w:p>
       <w:r>
-        <w:t xml:space="preserve">    DECLARE @OrgRoleId UNIQUEIDENTIFIER = (SELECT [UserRoleId] FROM [dbo].[UserRole] WHERE [RoleName] = 'Organiser');</w:t>
-      </w:r>
-    </w:p>
-    <w:p>
-      <w:r>
-        <w:t>DECLARE @PartRoleId UNIQUEIDENTIFIER = (SELECT [UserRoleId] FROM [dbo].[UserRole] WHERE [RoleName] = 'Participant');</w:t>
+        <w:t xml:space="preserve">    DECLARE @OrgRoleId UNIQUEIDENTIFIER = (SELECT [</w:t>
+      </w:r>
+      <w:proofErr w:type="spellStart"/>
+      <w:r>
+        <w:t>UserRoleId</w:t>
+      </w:r>
+      <w:proofErr w:type="spellEnd"/>
+      <w:r>
+        <w:t>] FROM [</w:t>
+      </w:r>
+      <w:proofErr w:type="spellStart"/>
+      <w:r>
+        <w:t>dbo</w:t>
+      </w:r>
+      <w:proofErr w:type="spellEnd"/>
+      <w:r>
+        <w:t>].[</w:t>
+      </w:r>
+      <w:proofErr w:type="spellStart"/>
+      <w:r>
+        <w:t>UserRole</w:t>
+      </w:r>
+      <w:proofErr w:type="spellEnd"/>
+      <w:r>
+        <w:t>] WHERE [</w:t>
+      </w:r>
+      <w:proofErr w:type="spellStart"/>
+      <w:r>
+        <w:t>RoleName</w:t>
+      </w:r>
+      <w:proofErr w:type="spellEnd"/>
+      <w:r>
+        <w:t>] = 'Organiser');</w:t>
+      </w:r>
+    </w:p>
+    <w:p>
+      <w:r>
+        <w:t>DECLARE @PartRoleId UNIQUEIDENTIFIER = (SELECT [</w:t>
+      </w:r>
+      <w:proofErr w:type="spellStart"/>
+      <w:r>
+        <w:t>UserRoleId</w:t>
+      </w:r>
+      <w:proofErr w:type="spellEnd"/>
+      <w:r>
+        <w:t>] FROM [</w:t>
+      </w:r>
+      <w:proofErr w:type="spellStart"/>
+      <w:r>
+        <w:t>dbo</w:t>
+      </w:r>
+      <w:proofErr w:type="spellEnd"/>
+      <w:r>
+        <w:t>].[</w:t>
+      </w:r>
+      <w:proofErr w:type="spellStart"/>
+      <w:r>
+        <w:t>UserRole</w:t>
+      </w:r>
+      <w:proofErr w:type="spellEnd"/>
+      <w:r>
+        <w:t>] WHERE [</w:t>
+      </w:r>
+      <w:proofErr w:type="spellStart"/>
+      <w:r>
+        <w:t>RoleName</w:t>
+      </w:r>
+      <w:proofErr w:type="spellEnd"/>
+      <w:r>
+        <w:t>] = 'Participant');</w:t>
       </w:r>
     </w:p>
     <w:p>
@@ -2154,22 +4222,94 @@
     </w:p>
     <w:p>
       <w:r>
-        <w:t xml:space="preserve">INSERT INTO [dbo].[User] ([Email], [PasswordHash], [FirstName], [LastName], [UserRoleId]) VALUES </w:t>
-      </w:r>
-    </w:p>
-    <w:p>
-      <w:r>
-        <w:t xml:space="preserve">    (N'participant1@raceday.co.za', N'hashed_password_3', N'Nkulu', N'Ntuli', @PartRoleId),</w:t>
-      </w:r>
-    </w:p>
-    <w:p>
-      <w:r>
-        <w:t xml:space="preserve">    (N'participant2@raceday.co.za', N'hashed_password_4', N'Lindiwe', N'Mabena', @PartRoleId),</w:t>
-      </w:r>
-    </w:p>
-    <w:p>
-      <w:r>
-        <w:t xml:space="preserve">    (N'participant3@raceday.co.za', N'hashed_password_5', N'Michael', N'Sithole', @PartRoleId);</w:t>
+        <w:t>INSERT INTO [</w:t>
+      </w:r>
+      <w:proofErr w:type="spellStart"/>
+      <w:r>
+        <w:t>dbo</w:t>
+      </w:r>
+      <w:proofErr w:type="spellEnd"/>
+      <w:r>
+        <w:t>].[User] ([Email], [</w:t>
+      </w:r>
+      <w:proofErr w:type="spellStart"/>
+      <w:r>
+        <w:t>PasswordHash</w:t>
+      </w:r>
+      <w:proofErr w:type="spellEnd"/>
+      <w:r>
+        <w:t>], [FirstName], [LastName], [</w:t>
+      </w:r>
+      <w:proofErr w:type="spellStart"/>
+      <w:r>
+        <w:t>UserRoleId</w:t>
+      </w:r>
+      <w:proofErr w:type="spellEnd"/>
+      <w:r>
+        <w:t xml:space="preserve">]) VALUES </w:t>
+      </w:r>
+    </w:p>
+    <w:p>
+      <w:r>
+        <w:t xml:space="preserve">    (N'participant1@raceday.co.za', N'hashed_password_3', </w:t>
+      </w:r>
+      <w:proofErr w:type="spellStart"/>
+      <w:r>
+        <w:t>N'Nkulu</w:t>
+      </w:r>
+      <w:proofErr w:type="spellEnd"/>
+      <w:r>
+        <w:t xml:space="preserve">', </w:t>
+      </w:r>
+      <w:proofErr w:type="spellStart"/>
+      <w:r>
+        <w:t>N'Ntuli</w:t>
+      </w:r>
+      <w:proofErr w:type="spellEnd"/>
+      <w:r>
+        <w:t>', @PartRoleId),</w:t>
+      </w:r>
+    </w:p>
+    <w:p>
+      <w:r>
+        <w:t xml:space="preserve">    (N'participant2@raceday.co.za', N'hashed_password_4', </w:t>
+      </w:r>
+      <w:proofErr w:type="spellStart"/>
+      <w:r>
+        <w:t>N'Lindiwe</w:t>
+      </w:r>
+      <w:proofErr w:type="spellEnd"/>
+      <w:r>
+        <w:t xml:space="preserve">', </w:t>
+      </w:r>
+      <w:proofErr w:type="spellStart"/>
+      <w:r>
+        <w:t>N'Mabena</w:t>
+      </w:r>
+      <w:proofErr w:type="spellEnd"/>
+      <w:r>
+        <w:t>', @PartRoleId),</w:t>
+      </w:r>
+    </w:p>
+    <w:p>
+      <w:r>
+        <w:t xml:space="preserve">    (N'participant3@raceday.co.za', N'hashed_password_5', </w:t>
+      </w:r>
+      <w:proofErr w:type="spellStart"/>
+      <w:r>
+        <w:t>N'Michael</w:t>
+      </w:r>
+      <w:proofErr w:type="spellEnd"/>
+      <w:r>
+        <w:t xml:space="preserve">', </w:t>
+      </w:r>
+      <w:proofErr w:type="spellStart"/>
+      <w:r>
+        <w:t>N'Sithole</w:t>
+      </w:r>
+      <w:proofErr w:type="spellEnd"/>
+      <w:r>
+        <w:t>', @PartRoleId);</w:t>
       </w:r>
     </w:p>
     <w:p>
@@ -2221,23 +4361,87 @@
     </w:p>
     <w:p>
       <w:r>
-        <w:t>DECLARE @Org1 UNIQUEIDENTIFIER = (SELECT [UserId] FROM [dbo].[User] WHERE [Email] = 'organiser1@raceday.co.za');</w:t>
-      </w:r>
-    </w:p>
-    <w:p>
-      <w:r>
-        <w:t>DECLARE @Part1 UNIQUEIDENTIFIER = (SELECT [UserId] FROM [dbo].[User] WHERE [Email] = 'participant1@raceday.co.za');</w:t>
+        <w:t>DECLARE @Org1 UNIQUEIDENTIFIER = (SELECT [</w:t>
+      </w:r>
+      <w:proofErr w:type="spellStart"/>
+      <w:r>
+        <w:t>UserId</w:t>
+      </w:r>
+      <w:proofErr w:type="spellEnd"/>
+      <w:r>
+        <w:t>] FROM [</w:t>
+      </w:r>
+      <w:proofErr w:type="spellStart"/>
+      <w:r>
+        <w:t>dbo</w:t>
+      </w:r>
+      <w:proofErr w:type="spellEnd"/>
+      <w:r>
+        <w:t>].[User] WHERE [Email] = 'organiser1@raceday.co.za');</w:t>
+      </w:r>
+    </w:p>
+    <w:p>
+      <w:r>
+        <w:t>DECLARE @Part1 UNIQUEIDENTIFIER = (SELECT [</w:t>
+      </w:r>
+      <w:proofErr w:type="spellStart"/>
+      <w:r>
+        <w:t>UserId</w:t>
+      </w:r>
+      <w:proofErr w:type="spellEnd"/>
+      <w:r>
+        <w:t>] FROM [</w:t>
+      </w:r>
+      <w:proofErr w:type="spellStart"/>
+      <w:r>
+        <w:t>dbo</w:t>
+      </w:r>
+      <w:proofErr w:type="spellEnd"/>
+      <w:r>
+        <w:t>].[User] WHERE [Email] = 'participant1@raceday.co.za');</w:t>
       </w:r>
     </w:p>
     <w:p>
       <w:r>
         <w:lastRenderedPageBreak/>
-        <w:t>DECLARE @Part2 UNIQUEIDENTIFIER = (SELECT [UserId] FROM [dbo].[User] WHERE [Email] = 'participant2@raceday.co.za');</w:t>
-      </w:r>
-    </w:p>
-    <w:p>
-      <w:r>
-        <w:t>DECLARE @Part3 UNIQUEIDENTIFIER = (SELECT [UserId] FROM [dbo].[User] WHERE [Email] = 'participant3@raceday.co.za');</w:t>
+        <w:t>DECLARE @Part2 UNIQUEIDENTIFIER = (SELECT [</w:t>
+      </w:r>
+      <w:proofErr w:type="spellStart"/>
+      <w:r>
+        <w:t>UserId</w:t>
+      </w:r>
+      <w:proofErr w:type="spellEnd"/>
+      <w:r>
+        <w:t>] FROM [</w:t>
+      </w:r>
+      <w:proofErr w:type="spellStart"/>
+      <w:r>
+        <w:t>dbo</w:t>
+      </w:r>
+      <w:proofErr w:type="spellEnd"/>
+      <w:r>
+        <w:t>].[User] WHERE [Email] = 'participant2@raceday.co.za');</w:t>
+      </w:r>
+    </w:p>
+    <w:p>
+      <w:r>
+        <w:t>DECLARE @Part3 UNIQUEIDENTIFIER = (SELECT [</w:t>
+      </w:r>
+      <w:proofErr w:type="spellStart"/>
+      <w:r>
+        <w:t>UserId</w:t>
+      </w:r>
+      <w:proofErr w:type="spellEnd"/>
+      <w:r>
+        <w:t>] FROM [</w:t>
+      </w:r>
+      <w:proofErr w:type="spellStart"/>
+      <w:r>
+        <w:t>dbo</w:t>
+      </w:r>
+      <w:proofErr w:type="spellEnd"/>
+      <w:r>
+        <w:t>].[User] WHERE [Email] = 'participant3@raceday.co.za');</w:t>
       </w:r>
     </w:p>
     <w:p>
@@ -2252,22 +4456,150 @@
     </w:p>
     <w:p>
       <w:r>
-        <w:t xml:space="preserve">INSERT INTO [dbo].[Event] ([EventName], [Description], [EventDate], [Location], [Distance], [Capacity], [OrganiserId], [Status]) VALUES </w:t>
-      </w:r>
-    </w:p>
-    <w:p>
-      <w:r>
-        <w:t>(N'Pretoria 10K Run', N'Annual 10 kilometer running event', DATEFROMPARTS(2026, 10, 15), N'Pretoria', 10.0, 500, @Org1, N'Scheduled'),</w:t>
-      </w:r>
-    </w:p>
-    <w:p>
-      <w:r>
-        <w:t>(N'Johannesburg Half Marathon', N'Half marathon event for all fitness levels', DATEFROMPARTS(2026, 11, 20), N'Johannesburg', 21.1, 1000, @Org1, N'Scheduled'),</w:t>
-      </w:r>
-    </w:p>
-    <w:p>
-      <w:r>
-        <w:t>(N'Cape Town Cycle Challenge', N'50km cycling event', DATEFROMPARTS(2026, 12, 10), N'Cape Town', 50.0, 300, @Org1, N'Scheduled');</w:t>
+        <w:t>INSERT INTO [</w:t>
+      </w:r>
+      <w:proofErr w:type="spellStart"/>
+      <w:r>
+        <w:t>dbo</w:t>
+      </w:r>
+      <w:proofErr w:type="spellEnd"/>
+      <w:r>
+        <w:t>].[Event] ([</w:t>
+      </w:r>
+      <w:proofErr w:type="spellStart"/>
+      <w:r>
+        <w:t>EventName</w:t>
+      </w:r>
+      <w:proofErr w:type="spellEnd"/>
+      <w:r>
+        <w:t>], [Description], [</w:t>
+      </w:r>
+      <w:proofErr w:type="spellStart"/>
+      <w:r>
+        <w:t>EventDate</w:t>
+      </w:r>
+      <w:proofErr w:type="spellEnd"/>
+      <w:r>
+        <w:t>], [Location], [Distance], [Capacity], [</w:t>
+      </w:r>
+      <w:proofErr w:type="spellStart"/>
+      <w:r>
+        <w:t>OrganiserId</w:t>
+      </w:r>
+      <w:proofErr w:type="spellEnd"/>
+      <w:r>
+        <w:t xml:space="preserve">], [Status]) VALUES </w:t>
+      </w:r>
+    </w:p>
+    <w:p>
+      <w:r>
+        <w:t>(</w:t>
+      </w:r>
+      <w:proofErr w:type="spellStart"/>
+      <w:r>
+        <w:t>N'Pretoria</w:t>
+      </w:r>
+      <w:proofErr w:type="spellEnd"/>
+      <w:r>
+        <w:t xml:space="preserve"> 10K Run', </w:t>
+      </w:r>
+      <w:proofErr w:type="spellStart"/>
+      <w:r>
+        <w:t>N'Annual</w:t>
+      </w:r>
+      <w:proofErr w:type="spellEnd"/>
+      <w:r>
+        <w:t xml:space="preserve"> 10 </w:t>
+      </w:r>
+      <w:proofErr w:type="spellStart"/>
+      <w:r>
+        <w:t>kilometer</w:t>
+      </w:r>
+      <w:proofErr w:type="spellEnd"/>
+      <w:r>
+        <w:t xml:space="preserve"> running event', DATEFROMPARTS(2026, 10, 15), </w:t>
+      </w:r>
+      <w:proofErr w:type="spellStart"/>
+      <w:r>
+        <w:t>N'Pretoria</w:t>
+      </w:r>
+      <w:proofErr w:type="spellEnd"/>
+      <w:r>
+        <w:t xml:space="preserve">', 10.0, 500, @Org1, </w:t>
+      </w:r>
+      <w:proofErr w:type="spellStart"/>
+      <w:r>
+        <w:t>N'Scheduled</w:t>
+      </w:r>
+      <w:proofErr w:type="spellEnd"/>
+      <w:r>
+        <w:t>'),</w:t>
+      </w:r>
+    </w:p>
+    <w:p>
+      <w:r>
+        <w:t>(</w:t>
+      </w:r>
+      <w:proofErr w:type="spellStart"/>
+      <w:r>
+        <w:t>N'Johannesburg</w:t>
+      </w:r>
+      <w:proofErr w:type="spellEnd"/>
+      <w:r>
+        <w:t xml:space="preserve"> Half Marathon', </w:t>
+      </w:r>
+      <w:proofErr w:type="spellStart"/>
+      <w:r>
+        <w:t>N'Half</w:t>
+      </w:r>
+      <w:proofErr w:type="spellEnd"/>
+      <w:r>
+        <w:t xml:space="preserve"> marathon event for all fitness levels', DATEFROMPARTS(2026, 11, 20), </w:t>
+      </w:r>
+      <w:proofErr w:type="spellStart"/>
+      <w:r>
+        <w:t>N'Johannesburg</w:t>
+      </w:r>
+      <w:proofErr w:type="spellEnd"/>
+      <w:r>
+        <w:t xml:space="preserve">', 21.1, 1000, @Org1, </w:t>
+      </w:r>
+      <w:proofErr w:type="spellStart"/>
+      <w:r>
+        <w:t>N'Scheduled</w:t>
+      </w:r>
+      <w:proofErr w:type="spellEnd"/>
+      <w:r>
+        <w:t>'),</w:t>
+      </w:r>
+    </w:p>
+    <w:p>
+      <w:r>
+        <w:t>(</w:t>
+      </w:r>
+      <w:proofErr w:type="spellStart"/>
+      <w:r>
+        <w:t>N'Cape</w:t>
+      </w:r>
+      <w:proofErr w:type="spellEnd"/>
+      <w:r>
+        <w:t xml:space="preserve"> Town Cycle Challenge', N'50km cycling event', DATEFROMPARTS(2026, 12, 10), </w:t>
+      </w:r>
+      <w:proofErr w:type="spellStart"/>
+      <w:r>
+        <w:t>N'Cape</w:t>
+      </w:r>
+      <w:proofErr w:type="spellEnd"/>
+      <w:r>
+        <w:t xml:space="preserve"> Town', 50.0, 300, @Org1, </w:t>
+      </w:r>
+      <w:proofErr w:type="spellStart"/>
+      <w:r>
+        <w:t>N'Scheduled</w:t>
+      </w:r>
+      <w:proofErr w:type="spellEnd"/>
+      <w:r>
+        <w:t>');</w:t>
       </w:r>
     </w:p>
     <w:p>
@@ -2319,48 +4651,200 @@
     </w:p>
     <w:p>
       <w:r>
-        <w:t>DECLARE @Event1 UNIQUEIDENTIFIER = (SELECT [EventId] FROM [dbo].[Event] WHERE [EventName] = 'Pretoria 10K Run');</w:t>
-      </w:r>
-    </w:p>
-    <w:p>
-      <w:r>
-        <w:t>DECLARE @Event2 UNIQUEIDENTIFIER = (SELECT [EventId] FROM [dbo].[Event] WHERE [EventName] = 'Johannesburg Half Marathon');</w:t>
-      </w:r>
-    </w:p>
-    <w:p>
-      <w:r>
-        <w:t>DECLARE @Event3 UNIQUEIDENTIFIER = (SELECT [EventId] FROM [dbo].[Event] WHERE [EventName] = 'Cape Town Cycle Challenge');</w:t>
-      </w:r>
-    </w:p>
-    <w:p>
-      <w:r>
-        <w:t xml:space="preserve">INSERT INTO [dbo].[Category] ([CategoryName], [Description], [MinAge], [MaxAge]) VALUES </w:t>
-      </w:r>
-    </w:p>
-    <w:p>
-      <w:r>
-        <w:t>(N'5K', N'5 kilometer category', NULL, NULL),</w:t>
-      </w:r>
-    </w:p>
-    <w:p>
-      <w:r>
-        <w:t>(N'10K', N'10 kilometer category', NULL, NULL),</w:t>
-      </w:r>
-    </w:p>
-    <w:p>
-      <w:r>
-        <w:t>(N'Half Marathon', N'21.1 kilometer category', NULL, NULL),</w:t>
+        <w:t>DECLARE @Event1 UNIQUEIDENTIFIER = (SELECT [</w:t>
+      </w:r>
+      <w:proofErr w:type="spellStart"/>
+      <w:r>
+        <w:t>EventId</w:t>
+      </w:r>
+      <w:proofErr w:type="spellEnd"/>
+      <w:r>
+        <w:t>] FROM [</w:t>
+      </w:r>
+      <w:proofErr w:type="spellStart"/>
+      <w:r>
+        <w:t>dbo</w:t>
+      </w:r>
+      <w:proofErr w:type="spellEnd"/>
+      <w:r>
+        <w:t>].[Event] WHERE [</w:t>
+      </w:r>
+      <w:proofErr w:type="spellStart"/>
+      <w:r>
+        <w:t>EventName</w:t>
+      </w:r>
+      <w:proofErr w:type="spellEnd"/>
+      <w:r>
+        <w:t>] = 'Pretoria 10K Run');</w:t>
+      </w:r>
+    </w:p>
+    <w:p>
+      <w:r>
+        <w:t>DECLARE @Event2 UNIQUEIDENTIFIER = (SELECT [</w:t>
+      </w:r>
+      <w:proofErr w:type="spellStart"/>
+      <w:r>
+        <w:t>EventId</w:t>
+      </w:r>
+      <w:proofErr w:type="spellEnd"/>
+      <w:r>
+        <w:t>] FROM [</w:t>
+      </w:r>
+      <w:proofErr w:type="spellStart"/>
+      <w:r>
+        <w:t>dbo</w:t>
+      </w:r>
+      <w:proofErr w:type="spellEnd"/>
+      <w:r>
+        <w:t>].[Event] WHERE [</w:t>
+      </w:r>
+      <w:proofErr w:type="spellStart"/>
+      <w:r>
+        <w:t>EventName</w:t>
+      </w:r>
+      <w:proofErr w:type="spellEnd"/>
+      <w:r>
+        <w:t>] = 'Johannesburg Half Marathon');</w:t>
+      </w:r>
+    </w:p>
+    <w:p>
+      <w:r>
+        <w:t>DECLARE @Event3 UNIQUEIDENTIFIER = (SELECT [</w:t>
+      </w:r>
+      <w:proofErr w:type="spellStart"/>
+      <w:r>
+        <w:t>EventId</w:t>
+      </w:r>
+      <w:proofErr w:type="spellEnd"/>
+      <w:r>
+        <w:t>] FROM [</w:t>
+      </w:r>
+      <w:proofErr w:type="spellStart"/>
+      <w:r>
+        <w:t>dbo</w:t>
+      </w:r>
+      <w:proofErr w:type="spellEnd"/>
+      <w:r>
+        <w:t>].[Event] WHERE [</w:t>
+      </w:r>
+      <w:proofErr w:type="spellStart"/>
+      <w:r>
+        <w:t>EventName</w:t>
+      </w:r>
+      <w:proofErr w:type="spellEnd"/>
+      <w:r>
+        <w:t>] = 'Cape Town Cycle Challenge');</w:t>
+      </w:r>
+    </w:p>
+    <w:p>
+      <w:r>
+        <w:t>INSERT INTO [</w:t>
+      </w:r>
+      <w:proofErr w:type="spellStart"/>
+      <w:r>
+        <w:t>dbo</w:t>
+      </w:r>
+      <w:proofErr w:type="spellEnd"/>
+      <w:r>
+        <w:t>].[Category] ([</w:t>
+      </w:r>
+      <w:proofErr w:type="spellStart"/>
+      <w:r>
+        <w:t>CategoryName</w:t>
+      </w:r>
+      <w:proofErr w:type="spellEnd"/>
+      <w:r>
+        <w:t>], [Description], [</w:t>
+      </w:r>
+      <w:proofErr w:type="spellStart"/>
+      <w:r>
+        <w:t>MinAge</w:t>
+      </w:r>
+      <w:proofErr w:type="spellEnd"/>
+      <w:r>
+        <w:t>], [</w:t>
+      </w:r>
+      <w:proofErr w:type="spellStart"/>
+      <w:r>
+        <w:t>MaxAge</w:t>
+      </w:r>
+      <w:proofErr w:type="spellEnd"/>
+      <w:r>
+        <w:t xml:space="preserve">]) VALUES </w:t>
+      </w:r>
+    </w:p>
+    <w:p>
+      <w:r>
+        <w:t xml:space="preserve">(N'5K', N'5 </w:t>
+      </w:r>
+      <w:proofErr w:type="spellStart"/>
+      <w:r>
+        <w:t>kilometer</w:t>
+      </w:r>
+      <w:proofErr w:type="spellEnd"/>
+      <w:r>
+        <w:t xml:space="preserve"> category', NULL, NULL),</w:t>
+      </w:r>
+    </w:p>
+    <w:p>
+      <w:r>
+        <w:t xml:space="preserve">(N'10K', N'10 </w:t>
+      </w:r>
+      <w:proofErr w:type="spellStart"/>
+      <w:r>
+        <w:t>kilometer</w:t>
+      </w:r>
+      <w:proofErr w:type="spellEnd"/>
+      <w:r>
+        <w:t xml:space="preserve"> category', NULL, NULL),</w:t>
+      </w:r>
+    </w:p>
+    <w:p>
+      <w:r>
+        <w:t>(</w:t>
+      </w:r>
+      <w:proofErr w:type="spellStart"/>
+      <w:r>
+        <w:t>N'Half</w:t>
+      </w:r>
+      <w:proofErr w:type="spellEnd"/>
+      <w:r>
+        <w:t xml:space="preserve"> Marathon', N'21.1 </w:t>
+      </w:r>
+      <w:proofErr w:type="spellStart"/>
+      <w:r>
+        <w:t>kilometer</w:t>
+      </w:r>
+      <w:proofErr w:type="spellEnd"/>
+      <w:r>
+        <w:t xml:space="preserve"> category', NULL, NULL),</w:t>
       </w:r>
     </w:p>
     <w:p>
       <w:r>
         <w:lastRenderedPageBreak/>
-        <w:t>(N'U18', N'Under 18 years', 0, 18),</w:t>
-      </w:r>
-    </w:p>
-    <w:p>
-      <w:r>
-        <w:t>(N'18-35', N'Ages 18 to 35', 18, 35),</w:t>
+        <w:t xml:space="preserve">(N'U18', </w:t>
+      </w:r>
+      <w:proofErr w:type="spellStart"/>
+      <w:r>
+        <w:t>N'Under</w:t>
+      </w:r>
+      <w:proofErr w:type="spellEnd"/>
+      <w:r>
+        <w:t xml:space="preserve"> 18 years', 0, 18),</w:t>
+      </w:r>
+    </w:p>
+    <w:p>
+      <w:r>
+        <w:t xml:space="preserve">(N'18-35', </w:t>
+      </w:r>
+      <w:proofErr w:type="spellStart"/>
+      <w:r>
+        <w:t>N'Ages</w:t>
+      </w:r>
+      <w:proofErr w:type="spellEnd"/>
+      <w:r>
+        <w:t xml:space="preserve"> 18 to 35', 18, 35),</w:t>
       </w:r>
     </w:p>
     <w:p>
@@ -2412,17 +4896,89 @@
     </w:p>
     <w:p>
       <w:r>
-        <w:t>DECLARE @Cat10K UNIQUEIDENTIFIER = (SELECT [CategoryId] FROM [dbo].[Category] WHERE [CategoryName] = '10K');</w:t>
-      </w:r>
-    </w:p>
-    <w:p>
-      <w:r>
-        <w:t>DECLARE @CatHM UNIQUEIDENTIFIER = (SELECT [CategoryId] FROM [dbo].[Category] WHERE [CategoryName] = 'Half Marathon');</w:t>
-      </w:r>
-    </w:p>
-    <w:p>
-      <w:r>
-        <w:t>DECLARE @Cat1835 UNIQUEIDENTIFIER = (SELECT [CategoryId] FROM [dbo].[Category] WHERE [CategoryName] = '18-35');</w:t>
+        <w:t>DECLARE @Cat10K UNIQUEIDENTIFIER = (SELECT [</w:t>
+      </w:r>
+      <w:proofErr w:type="spellStart"/>
+      <w:r>
+        <w:t>CategoryId</w:t>
+      </w:r>
+      <w:proofErr w:type="spellEnd"/>
+      <w:r>
+        <w:t>] FROM [</w:t>
+      </w:r>
+      <w:proofErr w:type="spellStart"/>
+      <w:r>
+        <w:t>dbo</w:t>
+      </w:r>
+      <w:proofErr w:type="spellEnd"/>
+      <w:r>
+        <w:t>].[Category] WHERE [</w:t>
+      </w:r>
+      <w:proofErr w:type="spellStart"/>
+      <w:r>
+        <w:t>CategoryName</w:t>
+      </w:r>
+      <w:proofErr w:type="spellEnd"/>
+      <w:r>
+        <w:t>] = '10K');</w:t>
+      </w:r>
+    </w:p>
+    <w:p>
+      <w:r>
+        <w:t>DECLARE @CatHM UNIQUEIDENTIFIER = (SELECT [</w:t>
+      </w:r>
+      <w:proofErr w:type="spellStart"/>
+      <w:r>
+        <w:t>CategoryId</w:t>
+      </w:r>
+      <w:proofErr w:type="spellEnd"/>
+      <w:r>
+        <w:t>] FROM [</w:t>
+      </w:r>
+      <w:proofErr w:type="spellStart"/>
+      <w:r>
+        <w:t>dbo</w:t>
+      </w:r>
+      <w:proofErr w:type="spellEnd"/>
+      <w:r>
+        <w:t>].[Category] WHERE [</w:t>
+      </w:r>
+      <w:proofErr w:type="spellStart"/>
+      <w:r>
+        <w:t>CategoryName</w:t>
+      </w:r>
+      <w:proofErr w:type="spellEnd"/>
+      <w:r>
+        <w:t>] = 'Half Marathon');</w:t>
+      </w:r>
+    </w:p>
+    <w:p>
+      <w:r>
+        <w:t>DECLARE @Cat1835 UNIQUEIDENTIFIER = (SELECT [</w:t>
+      </w:r>
+      <w:proofErr w:type="spellStart"/>
+      <w:r>
+        <w:t>CategoryId</w:t>
+      </w:r>
+      <w:proofErr w:type="spellEnd"/>
+      <w:r>
+        <w:t>] FROM [</w:t>
+      </w:r>
+      <w:proofErr w:type="spellStart"/>
+      <w:r>
+        <w:t>dbo</w:t>
+      </w:r>
+      <w:proofErr w:type="spellEnd"/>
+      <w:r>
+        <w:t>].[Category] WHERE [</w:t>
+      </w:r>
+      <w:proofErr w:type="spellStart"/>
+      <w:r>
+        <w:t>CategoryName</w:t>
+      </w:r>
+      <w:proofErr w:type="spellEnd"/>
+      <w:r>
+        <w:t>] = '18-35');</w:t>
       </w:r>
     </w:p>
     <w:p>
@@ -2432,7 +4988,39 @@
     </w:p>
     <w:p>
       <w:r>
-        <w:t xml:space="preserve">INSERT INTO [dbo].[EventCategory] ([EventId], [CategoryId]) VALUES </w:t>
+        <w:t>INSERT INTO [</w:t>
+      </w:r>
+      <w:proofErr w:type="spellStart"/>
+      <w:r>
+        <w:t>dbo</w:t>
+      </w:r>
+      <w:proofErr w:type="spellEnd"/>
+      <w:r>
+        <w:t>].[</w:t>
+      </w:r>
+      <w:proofErr w:type="spellStart"/>
+      <w:r>
+        <w:t>EventCategory</w:t>
+      </w:r>
+      <w:proofErr w:type="spellEnd"/>
+      <w:r>
+        <w:t>] ([</w:t>
+      </w:r>
+      <w:proofErr w:type="spellStart"/>
+      <w:r>
+        <w:t>EventId</w:t>
+      </w:r>
+      <w:proofErr w:type="spellEnd"/>
+      <w:r>
+        <w:t>], [</w:t>
+      </w:r>
+      <w:proofErr w:type="spellStart"/>
+      <w:r>
+        <w:t>CategoryId</w:t>
+      </w:r>
+      <w:proofErr w:type="spellEnd"/>
+      <w:r>
+        <w:t xml:space="preserve">]) VALUES </w:t>
       </w:r>
     </w:p>
     <w:p>
@@ -2457,74 +5045,714 @@
     </w:p>
     <w:p>
       <w:r>
-        <w:t xml:space="preserve"> DECLARE @EC2 UNIQUEIDENTIFIER = (SELECT [EventCategoryId] FROM [dbo].[EventCategory] WHERE [EventId] = (SELECT [EventId] FROM [dbo].[Event] WHERE [EventName] = 'Johannesburg Half Marathon') AND [CategoryId] = (SELECT [CategoryId] FROM [dbo].[Category] WHERE [CategoryName] = 'Half Marathon'));</w:t>
-      </w:r>
-    </w:p>
-    <w:p>
-      <w:r>
-        <w:t>DECLARE @EC3 UNIQUEIDENTIFIER = (SELECT [EventCategoryId] FROM [dbo].[EventCategory] WHERE [EventId] = (SELECT [EventId] FROM [dbo].[Event] WHERE [EventName] = 'Cape Town Cycle Challenge') AND [CategoryId] = (SELECT [CategoryId] FROM [dbo].[Category] WHERE [CategoryName] = '18-35'));</w:t>
-      </w:r>
-    </w:p>
-    <w:p>
-      <w:r>
-        <w:t xml:space="preserve"> DECLARE @Part1 UNIQUEIDENTIFIER = (SELECT [UserId] FROM [dbo].[User] WHERE [Email] = 'participant1@raceday.co.za');</w:t>
+        <w:t xml:space="preserve"> DECLARE @EC2 UNIQUEIDENTIFIER = (SELECT [</w:t>
+      </w:r>
+      <w:proofErr w:type="spellStart"/>
+      <w:r>
+        <w:t>EventCategoryId</w:t>
+      </w:r>
+      <w:proofErr w:type="spellEnd"/>
+      <w:r>
+        <w:t>] FROM [</w:t>
+      </w:r>
+      <w:proofErr w:type="spellStart"/>
+      <w:r>
+        <w:t>dbo</w:t>
+      </w:r>
+      <w:proofErr w:type="spellEnd"/>
+      <w:r>
+        <w:t>].[</w:t>
+      </w:r>
+      <w:proofErr w:type="spellStart"/>
+      <w:r>
+        <w:t>EventCategory</w:t>
+      </w:r>
+      <w:proofErr w:type="spellEnd"/>
+      <w:r>
+        <w:t>] WHERE [</w:t>
+      </w:r>
+      <w:proofErr w:type="spellStart"/>
+      <w:r>
+        <w:t>EventId</w:t>
+      </w:r>
+      <w:proofErr w:type="spellEnd"/>
+      <w:r>
+        <w:t>] = (SELECT [</w:t>
+      </w:r>
+      <w:proofErr w:type="spellStart"/>
+      <w:r>
+        <w:t>EventId</w:t>
+      </w:r>
+      <w:proofErr w:type="spellEnd"/>
+      <w:r>
+        <w:t>] FROM [</w:t>
+      </w:r>
+      <w:proofErr w:type="spellStart"/>
+      <w:r>
+        <w:t>dbo</w:t>
+      </w:r>
+      <w:proofErr w:type="spellEnd"/>
+      <w:r>
+        <w:t>].[Event] WHERE [</w:t>
+      </w:r>
+      <w:proofErr w:type="spellStart"/>
+      <w:r>
+        <w:t>EventName</w:t>
+      </w:r>
+      <w:proofErr w:type="spellEnd"/>
+      <w:r>
+        <w:t>] = 'Johannesburg Half Marathon') AND [</w:t>
+      </w:r>
+      <w:proofErr w:type="spellStart"/>
+      <w:r>
+        <w:t>CategoryId</w:t>
+      </w:r>
+      <w:proofErr w:type="spellEnd"/>
+      <w:r>
+        <w:t>] = (SELECT [</w:t>
+      </w:r>
+      <w:proofErr w:type="spellStart"/>
+      <w:r>
+        <w:t>CategoryId</w:t>
+      </w:r>
+      <w:proofErr w:type="spellEnd"/>
+      <w:r>
+        <w:t>] FROM [</w:t>
+      </w:r>
+      <w:proofErr w:type="spellStart"/>
+      <w:r>
+        <w:t>dbo</w:t>
+      </w:r>
+      <w:proofErr w:type="spellEnd"/>
+      <w:r>
+        <w:t>].[Category] WHERE [</w:t>
+      </w:r>
+      <w:proofErr w:type="spellStart"/>
+      <w:r>
+        <w:t>CategoryName</w:t>
+      </w:r>
+      <w:proofErr w:type="spellEnd"/>
+      <w:r>
+        <w:t>] = 'Half Marathon'));</w:t>
+      </w:r>
+    </w:p>
+    <w:p>
+      <w:r>
+        <w:t>DECLARE @EC3 UNIQUEIDENTIFIER = (SELECT [</w:t>
+      </w:r>
+      <w:proofErr w:type="spellStart"/>
+      <w:r>
+        <w:t>EventCategoryId</w:t>
+      </w:r>
+      <w:proofErr w:type="spellEnd"/>
+      <w:r>
+        <w:t>] FROM [</w:t>
+      </w:r>
+      <w:proofErr w:type="spellStart"/>
+      <w:r>
+        <w:t>dbo</w:t>
+      </w:r>
+      <w:proofErr w:type="spellEnd"/>
+      <w:r>
+        <w:t>].[</w:t>
+      </w:r>
+      <w:proofErr w:type="spellStart"/>
+      <w:r>
+        <w:t>EventCategory</w:t>
+      </w:r>
+      <w:proofErr w:type="spellEnd"/>
+      <w:r>
+        <w:t>] WHERE [</w:t>
+      </w:r>
+      <w:proofErr w:type="spellStart"/>
+      <w:r>
+        <w:t>EventId</w:t>
+      </w:r>
+      <w:proofErr w:type="spellEnd"/>
+      <w:r>
+        <w:t>] = (SELECT [</w:t>
+      </w:r>
+      <w:proofErr w:type="spellStart"/>
+      <w:r>
+        <w:t>EventId</w:t>
+      </w:r>
+      <w:proofErr w:type="spellEnd"/>
+      <w:r>
+        <w:t>] FROM [</w:t>
+      </w:r>
+      <w:proofErr w:type="spellStart"/>
+      <w:r>
+        <w:t>dbo</w:t>
+      </w:r>
+      <w:proofErr w:type="spellEnd"/>
+      <w:r>
+        <w:t>].[Event] WHERE [</w:t>
+      </w:r>
+      <w:proofErr w:type="spellStart"/>
+      <w:r>
+        <w:t>EventName</w:t>
+      </w:r>
+      <w:proofErr w:type="spellEnd"/>
+      <w:r>
+        <w:t>] = 'Cape Town Cycle Challenge') AND [</w:t>
+      </w:r>
+      <w:proofErr w:type="spellStart"/>
+      <w:r>
+        <w:t>CategoryId</w:t>
+      </w:r>
+      <w:proofErr w:type="spellEnd"/>
+      <w:r>
+        <w:t>] = (SELECT [</w:t>
+      </w:r>
+      <w:proofErr w:type="spellStart"/>
+      <w:r>
+        <w:t>CategoryId</w:t>
+      </w:r>
+      <w:proofErr w:type="spellEnd"/>
+      <w:r>
+        <w:t>] FROM [</w:t>
+      </w:r>
+      <w:proofErr w:type="spellStart"/>
+      <w:r>
+        <w:t>dbo</w:t>
+      </w:r>
+      <w:proofErr w:type="spellEnd"/>
+      <w:r>
+        <w:t>].[Category] WHERE [</w:t>
+      </w:r>
+      <w:proofErr w:type="spellStart"/>
+      <w:r>
+        <w:t>CategoryName</w:t>
+      </w:r>
+      <w:proofErr w:type="spellEnd"/>
+      <w:r>
+        <w:t>] = '18-35'));</w:t>
+      </w:r>
+    </w:p>
+    <w:p>
+      <w:r>
+        <w:t xml:space="preserve"> DECLARE @Part1 UNIQUEIDENTIFIER = (SELECT [</w:t>
+      </w:r>
+      <w:proofErr w:type="spellStart"/>
+      <w:r>
+        <w:t>UserId</w:t>
+      </w:r>
+      <w:proofErr w:type="spellEnd"/>
+      <w:r>
+        <w:t>] FROM [</w:t>
+      </w:r>
+      <w:proofErr w:type="spellStart"/>
+      <w:r>
+        <w:t>dbo</w:t>
+      </w:r>
+      <w:proofErr w:type="spellEnd"/>
+      <w:r>
+        <w:t>].[User] WHERE [Email] = 'participant1@raceday.co.za');</w:t>
       </w:r>
     </w:p>
     <w:p>
       <w:r>
         <w:lastRenderedPageBreak/>
-        <w:t>DECLARE @Part2 UNIQUEIDENTIFIER = (SELECT [UserId] FROM [dbo].[User] WHERE [Email] = 'participant2@raceday.co.za');</w:t>
-      </w:r>
-    </w:p>
-    <w:p>
-      <w:r>
-        <w:t>DECLARE @Part3 UNIQUEIDENTIFIER = (SELECT [UserId] FROM [dbo].[User] WHERE [Email] = 'participant3@raceday.co.za');</w:t>
-      </w:r>
-    </w:p>
-    <w:p>
-      <w:r>
-        <w:t xml:space="preserve"> INSERT INTO [dbo].[Enrolment] ([ParticipantId], [EventCategoryId], [EmergencyContact], [EnrolmentStatus]) VALUES </w:t>
-      </w:r>
-    </w:p>
-    <w:p>
-      <w:r>
-        <w:t xml:space="preserve">    (@Part1, @EC1, N'555-0001', N'Active'),</w:t>
-      </w:r>
-    </w:p>
-    <w:p>
-      <w:r>
-        <w:t xml:space="preserve">    (@Part2, @EC1, N'555-0002', N'Active'),</w:t>
-      </w:r>
-    </w:p>
-    <w:p>
-      <w:r>
-        <w:t xml:space="preserve">    (@Part3, @EC2, N'555-0003', N'Active'),</w:t>
-      </w:r>
-    </w:p>
-    <w:p>
-      <w:r>
-        <w:t xml:space="preserve">    (@Part1, @EC2, N'555-0001', N'Active');</w:t>
+        <w:t>DECLARE @Part2 UNIQUEIDENTIFIER = (SELECT [</w:t>
+      </w:r>
+      <w:proofErr w:type="spellStart"/>
+      <w:r>
+        <w:t>UserId</w:t>
+      </w:r>
+      <w:proofErr w:type="spellEnd"/>
+      <w:r>
+        <w:t>] FROM [</w:t>
+      </w:r>
+      <w:proofErr w:type="spellStart"/>
+      <w:r>
+        <w:t>dbo</w:t>
+      </w:r>
+      <w:proofErr w:type="spellEnd"/>
+      <w:r>
+        <w:t>].[User] WHERE [Email] = 'participant2@raceday.co.za');</w:t>
+      </w:r>
+    </w:p>
+    <w:p>
+      <w:r>
+        <w:t>DECLARE @Part3 UNIQUEIDENTIFIER = (SELECT [</w:t>
+      </w:r>
+      <w:proofErr w:type="spellStart"/>
+      <w:r>
+        <w:t>UserId</w:t>
+      </w:r>
+      <w:proofErr w:type="spellEnd"/>
+      <w:r>
+        <w:t>] FROM [</w:t>
+      </w:r>
+      <w:proofErr w:type="spellStart"/>
+      <w:r>
+        <w:t>dbo</w:t>
+      </w:r>
+      <w:proofErr w:type="spellEnd"/>
+      <w:r>
+        <w:t>].[User] WHERE [Email] = 'participant3@raceday.co.za');</w:t>
+      </w:r>
+    </w:p>
+    <w:p>
+      <w:r>
+        <w:t xml:space="preserve"> INSERT INTO [</w:t>
+      </w:r>
+      <w:proofErr w:type="spellStart"/>
+      <w:r>
+        <w:t>dbo</w:t>
+      </w:r>
+      <w:proofErr w:type="spellEnd"/>
+      <w:r>
+        <w:t>].[Enrolment] ([</w:t>
+      </w:r>
+      <w:proofErr w:type="spellStart"/>
+      <w:r>
+        <w:t>ParticipantId</w:t>
+      </w:r>
+      <w:proofErr w:type="spellEnd"/>
+      <w:r>
+        <w:t>], [</w:t>
+      </w:r>
+      <w:proofErr w:type="spellStart"/>
+      <w:r>
+        <w:t>EventCategoryId</w:t>
+      </w:r>
+      <w:proofErr w:type="spellEnd"/>
+      <w:r>
+        <w:t>], [</w:t>
+      </w:r>
+      <w:proofErr w:type="spellStart"/>
+      <w:r>
+        <w:t>EmergencyContact</w:t>
+      </w:r>
+      <w:proofErr w:type="spellEnd"/>
+      <w:r>
+        <w:t>], [</w:t>
+      </w:r>
+      <w:proofErr w:type="spellStart"/>
+      <w:r>
+        <w:t>EnrolmentStatus</w:t>
+      </w:r>
+      <w:proofErr w:type="spellEnd"/>
+      <w:r>
+        <w:t xml:space="preserve">]) VALUES </w:t>
+      </w:r>
+    </w:p>
+    <w:p>
+      <w:r>
+        <w:t xml:space="preserve">    (@Part1, @EC1, N'555-0001', </w:t>
+      </w:r>
+      <w:proofErr w:type="spellStart"/>
+      <w:r>
+        <w:t>N'Active</w:t>
+      </w:r>
+      <w:proofErr w:type="spellEnd"/>
+      <w:r>
+        <w:t>'),</w:t>
+      </w:r>
+    </w:p>
+    <w:p>
+      <w:r>
+        <w:t xml:space="preserve">    (@Part2, @EC1, N'555-0002', </w:t>
+      </w:r>
+      <w:proofErr w:type="spellStart"/>
+      <w:r>
+        <w:t>N'Active</w:t>
+      </w:r>
+      <w:proofErr w:type="spellEnd"/>
+      <w:r>
+        <w:t>'),</w:t>
+      </w:r>
+    </w:p>
+    <w:p>
+      <w:r>
+        <w:t xml:space="preserve">    (@Part3, @EC2, N'555-0003', </w:t>
+      </w:r>
+      <w:proofErr w:type="spellStart"/>
+      <w:r>
+        <w:t>N'Active</w:t>
+      </w:r>
+      <w:proofErr w:type="spellEnd"/>
+      <w:r>
+        <w:t>'),</w:t>
+      </w:r>
+    </w:p>
+    <w:p>
+      <w:r>
+        <w:t xml:space="preserve">    (@Part1, @EC2, N'555-0001', </w:t>
+      </w:r>
+      <w:proofErr w:type="spellStart"/>
+      <w:r>
+        <w:t>N'Active</w:t>
+      </w:r>
+      <w:proofErr w:type="spellEnd"/>
+      <w:r>
+        <w:t>');</w:t>
       </w:r>
     </w:p>
     <w:p/>
     <w:p>
       <w:r>
-        <w:t xml:space="preserve">    DECLARE @Enrol1 UNIQUEIDENTIFIER = (SELECT TOP 1 [EnrolmentId] FROM [dbo].[Enrolment] WHERE [ParticipantId] = (SELECT [UserId] FROM [dbo].[User] WHERE [Email] = 'participant1@raceday.co.za') AND [EventCategoryId] = (SELECT [EventCategoryId] FROM [dbo].[EventCategory] WHERE [EventId] = (SELECT [EventId] FROM [dbo].[Event] WHERE [EventName] = 'Pretoria 10K Run')));</w:t>
-      </w:r>
-    </w:p>
-    <w:p>
-      <w:r>
-        <w:t>DECLARE @Enrol2 UNIQUEIDENTIFIER = (SELECT TOP 1 [EnrolmentId] FROM [dbo].[Enrolment] WHERE [ParticipantId] = (SELECT [UserId] FROM [dbo].[User] WHERE [Email] = 'participant2@raceday.co.za') AND [EventCategoryId] = (SELECT [EventCategoryId] FROM [dbo].[EventCategory] WHERE [EventId] = (SELECT [EventId] FROM [dbo].[Event] WHERE [EventName] = 'Pretoria 10K Run')));</w:t>
-      </w:r>
-    </w:p>
-    <w:p>
-      <w:r>
-        <w:t>DECLARE @Enrol3 UNIQUEIDENTIFIER = (SELECT TOP 1 [EnrolmentId] FROM [dbo].[Enrolment] WHERE [ParticipantId] = (SELECT [UserId] FROM [dbo].[User] WHERE [Email] = 'participant3@raceday.co.za') AND [EventCategoryId] = (SELECT [EventCategoryId] FROM [dbo].[EventCategory] WHERE [EventId] = (SELECT [EventId] FROM [dbo].[Event] WHERE [EventName] = 'Johannesburg Half Marathon')));</w:t>
-      </w:r>
-    </w:p>
-    <w:p>
-      <w:r>
-        <w:t xml:space="preserve"> INSERT INTO [dbo].[Result] ([EnrolmentId], [FinishTime], [Position], [ChipNumber], [Status]) VALUES </w:t>
+        <w:t xml:space="preserve">    DECLARE @Enrol1 UNIQUEIDENTIFIER = (SELECT TOP 1 [</w:t>
+      </w:r>
+      <w:proofErr w:type="spellStart"/>
+      <w:r>
+        <w:t>EnrolmentId</w:t>
+      </w:r>
+      <w:proofErr w:type="spellEnd"/>
+      <w:r>
+        <w:t>] FROM [</w:t>
+      </w:r>
+      <w:proofErr w:type="spellStart"/>
+      <w:r>
+        <w:t>dbo</w:t>
+      </w:r>
+      <w:proofErr w:type="spellEnd"/>
+      <w:r>
+        <w:t>].[Enrolment] WHERE [</w:t>
+      </w:r>
+      <w:proofErr w:type="spellStart"/>
+      <w:r>
+        <w:t>ParticipantId</w:t>
+      </w:r>
+      <w:proofErr w:type="spellEnd"/>
+      <w:r>
+        <w:t>] = (SELECT [</w:t>
+      </w:r>
+      <w:proofErr w:type="spellStart"/>
+      <w:r>
+        <w:t>UserId</w:t>
+      </w:r>
+      <w:proofErr w:type="spellEnd"/>
+      <w:r>
+        <w:t>] FROM [</w:t>
+      </w:r>
+      <w:proofErr w:type="spellStart"/>
+      <w:r>
+        <w:t>dbo</w:t>
+      </w:r>
+      <w:proofErr w:type="spellEnd"/>
+      <w:r>
+        <w:t>].[User] WHERE [Email] = 'participant1@raceday.co.za') AND [</w:t>
+      </w:r>
+      <w:proofErr w:type="spellStart"/>
+      <w:r>
+        <w:t>EventCategoryId</w:t>
+      </w:r>
+      <w:proofErr w:type="spellEnd"/>
+      <w:r>
+        <w:t>] = (SELECT [</w:t>
+      </w:r>
+      <w:proofErr w:type="spellStart"/>
+      <w:r>
+        <w:t>EventCategoryId</w:t>
+      </w:r>
+      <w:proofErr w:type="spellEnd"/>
+      <w:r>
+        <w:t>] FROM [</w:t>
+      </w:r>
+      <w:proofErr w:type="spellStart"/>
+      <w:r>
+        <w:t>dbo</w:t>
+      </w:r>
+      <w:proofErr w:type="spellEnd"/>
+      <w:r>
+        <w:t>].[</w:t>
+      </w:r>
+      <w:proofErr w:type="spellStart"/>
+      <w:r>
+        <w:t>EventCategory</w:t>
+      </w:r>
+      <w:proofErr w:type="spellEnd"/>
+      <w:r>
+        <w:t>] WHERE [</w:t>
+      </w:r>
+      <w:proofErr w:type="spellStart"/>
+      <w:r>
+        <w:t>EventId</w:t>
+      </w:r>
+      <w:proofErr w:type="spellEnd"/>
+      <w:r>
+        <w:t>] = (SELECT [</w:t>
+      </w:r>
+      <w:proofErr w:type="spellStart"/>
+      <w:r>
+        <w:t>EventId</w:t>
+      </w:r>
+      <w:proofErr w:type="spellEnd"/>
+      <w:r>
+        <w:t>] FROM [</w:t>
+      </w:r>
+      <w:proofErr w:type="spellStart"/>
+      <w:r>
+        <w:t>dbo</w:t>
+      </w:r>
+      <w:proofErr w:type="spellEnd"/>
+      <w:r>
+        <w:t>].[Event] WHERE [</w:t>
+      </w:r>
+      <w:proofErr w:type="spellStart"/>
+      <w:r>
+        <w:t>EventName</w:t>
+      </w:r>
+      <w:proofErr w:type="spellEnd"/>
+      <w:r>
+        <w:t>] = 'Pretoria 10K Run')));</w:t>
+      </w:r>
+    </w:p>
+    <w:p>
+      <w:r>
+        <w:t>DECLARE @Enrol2 UNIQUEIDENTIFIER = (SELECT TOP 1 [</w:t>
+      </w:r>
+      <w:proofErr w:type="spellStart"/>
+      <w:r>
+        <w:t>EnrolmentId</w:t>
+      </w:r>
+      <w:proofErr w:type="spellEnd"/>
+      <w:r>
+        <w:t>] FROM [</w:t>
+      </w:r>
+      <w:proofErr w:type="spellStart"/>
+      <w:r>
+        <w:t>dbo</w:t>
+      </w:r>
+      <w:proofErr w:type="spellEnd"/>
+      <w:r>
+        <w:t>].[Enrolment] WHERE [</w:t>
+      </w:r>
+      <w:proofErr w:type="spellStart"/>
+      <w:r>
+        <w:t>ParticipantId</w:t>
+      </w:r>
+      <w:proofErr w:type="spellEnd"/>
+      <w:r>
+        <w:t>] = (SELECT [</w:t>
+      </w:r>
+      <w:proofErr w:type="spellStart"/>
+      <w:r>
+        <w:t>UserId</w:t>
+      </w:r>
+      <w:proofErr w:type="spellEnd"/>
+      <w:r>
+        <w:t>] FROM [</w:t>
+      </w:r>
+      <w:proofErr w:type="spellStart"/>
+      <w:r>
+        <w:t>dbo</w:t>
+      </w:r>
+      <w:proofErr w:type="spellEnd"/>
+      <w:r>
+        <w:t>].[User] WHERE [Email] = 'participant2@raceday.co.za') AND [</w:t>
+      </w:r>
+      <w:proofErr w:type="spellStart"/>
+      <w:r>
+        <w:t>EventCategoryId</w:t>
+      </w:r>
+      <w:proofErr w:type="spellEnd"/>
+      <w:r>
+        <w:t>] = (SELECT [</w:t>
+      </w:r>
+      <w:proofErr w:type="spellStart"/>
+      <w:r>
+        <w:t>EventCategoryId</w:t>
+      </w:r>
+      <w:proofErr w:type="spellEnd"/>
+      <w:r>
+        <w:t>] FROM [</w:t>
+      </w:r>
+      <w:proofErr w:type="spellStart"/>
+      <w:r>
+        <w:t>dbo</w:t>
+      </w:r>
+      <w:proofErr w:type="spellEnd"/>
+      <w:r>
+        <w:t>].[</w:t>
+      </w:r>
+      <w:proofErr w:type="spellStart"/>
+      <w:r>
+        <w:t>EventCategory</w:t>
+      </w:r>
+      <w:proofErr w:type="spellEnd"/>
+      <w:r>
+        <w:t>] WHERE [</w:t>
+      </w:r>
+      <w:proofErr w:type="spellStart"/>
+      <w:r>
+        <w:t>EventId</w:t>
+      </w:r>
+      <w:proofErr w:type="spellEnd"/>
+      <w:r>
+        <w:t>] = (SELECT [</w:t>
+      </w:r>
+      <w:proofErr w:type="spellStart"/>
+      <w:r>
+        <w:t>EventId</w:t>
+      </w:r>
+      <w:proofErr w:type="spellEnd"/>
+      <w:r>
+        <w:t>] FROM [</w:t>
+      </w:r>
+      <w:proofErr w:type="spellStart"/>
+      <w:r>
+        <w:t>dbo</w:t>
+      </w:r>
+      <w:proofErr w:type="spellEnd"/>
+      <w:r>
+        <w:t>].[Event] WHERE [</w:t>
+      </w:r>
+      <w:proofErr w:type="spellStart"/>
+      <w:r>
+        <w:t>EventName</w:t>
+      </w:r>
+      <w:proofErr w:type="spellEnd"/>
+      <w:r>
+        <w:t>] = 'Pretoria 10K Run')));</w:t>
+      </w:r>
+    </w:p>
+    <w:p>
+      <w:r>
+        <w:t>DECLARE @Enrol3 UNIQUEIDENTIFIER = (SELECT TOP 1 [</w:t>
+      </w:r>
+      <w:proofErr w:type="spellStart"/>
+      <w:r>
+        <w:t>EnrolmentId</w:t>
+      </w:r>
+      <w:proofErr w:type="spellEnd"/>
+      <w:r>
+        <w:t>] FROM [</w:t>
+      </w:r>
+      <w:proofErr w:type="spellStart"/>
+      <w:r>
+        <w:t>dbo</w:t>
+      </w:r>
+      <w:proofErr w:type="spellEnd"/>
+      <w:r>
+        <w:t>].[Enrolment] WHERE [</w:t>
+      </w:r>
+      <w:proofErr w:type="spellStart"/>
+      <w:r>
+        <w:t>ParticipantId</w:t>
+      </w:r>
+      <w:proofErr w:type="spellEnd"/>
+      <w:r>
+        <w:t>] = (SELECT [</w:t>
+      </w:r>
+      <w:proofErr w:type="spellStart"/>
+      <w:r>
+        <w:t>UserId</w:t>
+      </w:r>
+      <w:proofErr w:type="spellEnd"/>
+      <w:r>
+        <w:t>] FROM [</w:t>
+      </w:r>
+      <w:proofErr w:type="spellStart"/>
+      <w:r>
+        <w:t>dbo</w:t>
+      </w:r>
+      <w:proofErr w:type="spellEnd"/>
+      <w:r>
+        <w:t>].[User] WHERE [Email] = 'participant3@raceday.co.za') AND [</w:t>
+      </w:r>
+      <w:proofErr w:type="spellStart"/>
+      <w:r>
+        <w:t>EventCategoryId</w:t>
+      </w:r>
+      <w:proofErr w:type="spellEnd"/>
+      <w:r>
+        <w:t>] = (SELECT [</w:t>
+      </w:r>
+      <w:proofErr w:type="spellStart"/>
+      <w:r>
+        <w:t>EventCategoryId</w:t>
+      </w:r>
+      <w:proofErr w:type="spellEnd"/>
+      <w:r>
+        <w:t>] FROM [</w:t>
+      </w:r>
+      <w:proofErr w:type="spellStart"/>
+      <w:r>
+        <w:t>dbo</w:t>
+      </w:r>
+      <w:proofErr w:type="spellEnd"/>
+      <w:r>
+        <w:t>].[</w:t>
+      </w:r>
+      <w:proofErr w:type="spellStart"/>
+      <w:r>
+        <w:t>EventCategory</w:t>
+      </w:r>
+      <w:proofErr w:type="spellEnd"/>
+      <w:r>
+        <w:t>] WHERE [</w:t>
+      </w:r>
+      <w:proofErr w:type="spellStart"/>
+      <w:r>
+        <w:t>EventId</w:t>
+      </w:r>
+      <w:proofErr w:type="spellEnd"/>
+      <w:r>
+        <w:t>] = (SELECT [</w:t>
+      </w:r>
+      <w:proofErr w:type="spellStart"/>
+      <w:r>
+        <w:t>EventId</w:t>
+      </w:r>
+      <w:proofErr w:type="spellEnd"/>
+      <w:r>
+        <w:t>] FROM [</w:t>
+      </w:r>
+      <w:proofErr w:type="spellStart"/>
+      <w:r>
+        <w:t>dbo</w:t>
+      </w:r>
+      <w:proofErr w:type="spellEnd"/>
+      <w:r>
+        <w:t>].[Event] WHERE [</w:t>
+      </w:r>
+      <w:proofErr w:type="spellStart"/>
+      <w:r>
+        <w:t>EventName</w:t>
+      </w:r>
+      <w:proofErr w:type="spellEnd"/>
+      <w:r>
+        <w:t>] = 'Johannesburg Half Marathon')));</w:t>
+      </w:r>
+    </w:p>
+    <w:p>
+      <w:r>
+        <w:t xml:space="preserve"> INSERT INTO [</w:t>
+      </w:r>
+      <w:proofErr w:type="spellStart"/>
+      <w:r>
+        <w:t>dbo</w:t>
+      </w:r>
+      <w:proofErr w:type="spellEnd"/>
+      <w:r>
+        <w:t>].[Result] ([</w:t>
+      </w:r>
+      <w:proofErr w:type="spellStart"/>
+      <w:r>
+        <w:t>EnrolmentId</w:t>
+      </w:r>
+      <w:proofErr w:type="spellEnd"/>
+      <w:r>
+        <w:t>], [</w:t>
+      </w:r>
+      <w:proofErr w:type="spellStart"/>
+      <w:r>
+        <w:t>FinishTime</w:t>
+      </w:r>
+      <w:proofErr w:type="spellEnd"/>
+      <w:r>
+        <w:t>], [Position], [</w:t>
+      </w:r>
+      <w:proofErr w:type="spellStart"/>
+      <w:r>
+        <w:t>ChipNumber</w:t>
+      </w:r>
+      <w:proofErr w:type="spellEnd"/>
+      <w:r>
+        <w:t xml:space="preserve">], [Status]) VALUES </w:t>
       </w:r>
     </w:p>
     <w:p>
@@ -2587,7 +5815,47 @@
     </w:p>
     <w:p>
       <w:r>
-        <w:t>SELECT 'UserRole' AS TableName, COUNT(*) AS RecordCount FROM [dbo].[UserRole]</w:t>
+        <w:t>SELECT '</w:t>
+      </w:r>
+      <w:proofErr w:type="spellStart"/>
+      <w:r>
+        <w:t>UserRole</w:t>
+      </w:r>
+      <w:proofErr w:type="spellEnd"/>
+      <w:r>
+        <w:t xml:space="preserve">' AS </w:t>
+      </w:r>
+      <w:proofErr w:type="spellStart"/>
+      <w:r>
+        <w:t>TableName</w:t>
+      </w:r>
+      <w:proofErr w:type="spellEnd"/>
+      <w:r>
+        <w:t xml:space="preserve">, COUNT(*) AS </w:t>
+      </w:r>
+      <w:proofErr w:type="spellStart"/>
+      <w:r>
+        <w:t>RecordCount</w:t>
+      </w:r>
+      <w:proofErr w:type="spellEnd"/>
+      <w:r>
+        <w:t xml:space="preserve"> FROM [</w:t>
+      </w:r>
+      <w:proofErr w:type="spellStart"/>
+      <w:r>
+        <w:t>dbo</w:t>
+      </w:r>
+      <w:proofErr w:type="spellEnd"/>
+      <w:r>
+        <w:t>].[</w:t>
+      </w:r>
+      <w:proofErr w:type="spellStart"/>
+      <w:r>
+        <w:t>UserRole</w:t>
+      </w:r>
+      <w:proofErr w:type="spellEnd"/>
+      <w:r>
+        <w:t>]</w:t>
       </w:r>
     </w:p>
     <w:p>
@@ -2597,7 +5865,15 @@
     </w:p>
     <w:p>
       <w:r>
-        <w:t>SELECT 'User', COUNT(*) FROM [dbo].[User]</w:t>
+        <w:t>SELECT 'User', COUNT(*) FROM [</w:t>
+      </w:r>
+      <w:proofErr w:type="spellStart"/>
+      <w:r>
+        <w:t>dbo</w:t>
+      </w:r>
+      <w:proofErr w:type="spellEnd"/>
+      <w:r>
+        <w:t>].[User]</w:t>
       </w:r>
     </w:p>
     <w:p>
@@ -2607,7 +5883,15 @@
     </w:p>
     <w:p>
       <w:r>
-        <w:t>SELECT 'Event', COUNT(*) FROM [dbo].[Event]</w:t>
+        <w:t>SELECT 'Event', COUNT(*) FROM [</w:t>
+      </w:r>
+      <w:proofErr w:type="spellStart"/>
+      <w:r>
+        <w:t>dbo</w:t>
+      </w:r>
+      <w:proofErr w:type="spellEnd"/>
+      <w:r>
+        <w:t>].[Event]</w:t>
       </w:r>
     </w:p>
     <w:p>
@@ -2617,7 +5901,15 @@
     </w:p>
     <w:p>
       <w:r>
-        <w:t>SELECT 'Category', COUNT(*) FROM [dbo].[Category]</w:t>
+        <w:t>SELECT 'Category', COUNT(*) FROM [</w:t>
+      </w:r>
+      <w:proofErr w:type="spellStart"/>
+      <w:r>
+        <w:t>dbo</w:t>
+      </w:r>
+      <w:proofErr w:type="spellEnd"/>
+      <w:r>
+        <w:t>].[Category]</w:t>
       </w:r>
     </w:p>
     <w:p>
@@ -2627,7 +5919,31 @@
     </w:p>
     <w:p>
       <w:r>
-        <w:t>SELECT 'EventCategory', COUNT(*) FROM [dbo].[EventCategory]</w:t>
+        <w:t>SELECT '</w:t>
+      </w:r>
+      <w:proofErr w:type="spellStart"/>
+      <w:r>
+        <w:t>EventCategory</w:t>
+      </w:r>
+      <w:proofErr w:type="spellEnd"/>
+      <w:r>
+        <w:t>', COUNT(*) FROM [</w:t>
+      </w:r>
+      <w:proofErr w:type="spellStart"/>
+      <w:r>
+        <w:t>dbo</w:t>
+      </w:r>
+      <w:proofErr w:type="spellEnd"/>
+      <w:r>
+        <w:t>].[</w:t>
+      </w:r>
+      <w:proofErr w:type="spellStart"/>
+      <w:r>
+        <w:t>EventCategory</w:t>
+      </w:r>
+      <w:proofErr w:type="spellEnd"/>
+      <w:r>
+        <w:t>]</w:t>
       </w:r>
     </w:p>
     <w:p>
@@ -2637,7 +5953,15 @@
     </w:p>
     <w:p>
       <w:r>
-        <w:t>SELECT 'Enrolment', COUNT(*) FROM [dbo].[Enrolment]</w:t>
+        <w:t>SELECT 'Enrolment', COUNT(*) FROM [</w:t>
+      </w:r>
+      <w:proofErr w:type="spellStart"/>
+      <w:r>
+        <w:t>dbo</w:t>
+      </w:r>
+      <w:proofErr w:type="spellEnd"/>
+      <w:r>
+        <w:t>].[Enrolment]</w:t>
       </w:r>
     </w:p>
     <w:p>
@@ -2647,12 +5971,28 @@
     </w:p>
     <w:p>
       <w:r>
-        <w:t>SELECT 'Result', COUNT(*) FROM [dbo].[Result]</w:t>
-      </w:r>
-    </w:p>
-    <w:p>
-      <w:r>
-        <w:t>ORDER BY TableName;</w:t>
+        <w:t>SELECT 'Result', COUNT(*) FROM [</w:t>
+      </w:r>
+      <w:proofErr w:type="spellStart"/>
+      <w:r>
+        <w:t>dbo</w:t>
+      </w:r>
+      <w:proofErr w:type="spellEnd"/>
+      <w:r>
+        <w:t>].[Result]</w:t>
+      </w:r>
+    </w:p>
+    <w:p>
+      <w:r>
+        <w:t xml:space="preserve">ORDER BY </w:t>
+      </w:r>
+      <w:proofErr w:type="spellStart"/>
+      <w:r>
+        <w:t>TableName</w:t>
+      </w:r>
+      <w:proofErr w:type="spellEnd"/>
+      <w:r>
+        <w:t>;</w:t>
       </w:r>
     </w:p>
     <w:p>
@@ -2720,17 +6060,65 @@
     </w:p>
     <w:p>
       <w:r>
-        <w:t>r.[RoleName] AS Role</w:t>
-      </w:r>
-    </w:p>
-    <w:p>
-      <w:r>
-        <w:t>FROM [dbo].[User] u</w:t>
-      </w:r>
-    </w:p>
-    <w:p>
-      <w:r>
-        <w:t>JOIN [dbo].[UserRole] r ON u.[UserRoleId] = r.[UserRoleId]</w:t>
+        <w:t>r.[</w:t>
+      </w:r>
+      <w:proofErr w:type="spellStart"/>
+      <w:r>
+        <w:t>RoleName</w:t>
+      </w:r>
+      <w:proofErr w:type="spellEnd"/>
+      <w:r>
+        <w:t>] AS Role</w:t>
+      </w:r>
+    </w:p>
+    <w:p>
+      <w:r>
+        <w:t>FROM [</w:t>
+      </w:r>
+      <w:proofErr w:type="spellStart"/>
+      <w:r>
+        <w:t>dbo</w:t>
+      </w:r>
+      <w:proofErr w:type="spellEnd"/>
+      <w:r>
+        <w:t>].[User] u</w:t>
+      </w:r>
+    </w:p>
+    <w:p>
+      <w:r>
+        <w:t>JOIN [</w:t>
+      </w:r>
+      <w:proofErr w:type="spellStart"/>
+      <w:r>
+        <w:t>dbo</w:t>
+      </w:r>
+      <w:proofErr w:type="spellEnd"/>
+      <w:r>
+        <w:t>].[</w:t>
+      </w:r>
+      <w:proofErr w:type="spellStart"/>
+      <w:r>
+        <w:t>UserRole</w:t>
+      </w:r>
+      <w:proofErr w:type="spellEnd"/>
+      <w:r>
+        <w:t>] r ON u.[</w:t>
+      </w:r>
+      <w:proofErr w:type="spellStart"/>
+      <w:r>
+        <w:t>UserRoleId</w:t>
+      </w:r>
+      <w:proofErr w:type="spellEnd"/>
+      <w:r>
+        <w:t>] = r.[</w:t>
+      </w:r>
+      <w:proofErr w:type="spellStart"/>
+      <w:r>
+        <w:t>UserRoleId</w:t>
+      </w:r>
+      <w:proofErr w:type="spellEnd"/>
+      <w:r>
+        <w:t>]</w:t>
       </w:r>
     </w:p>
     <w:p>
@@ -2792,7 +6180,15 @@
     </w:p>
     <w:p>
       <w:r>
-        <w:t xml:space="preserve">    e.[EventName],</w:t>
+        <w:t xml:space="preserve">    e.[</w:t>
+      </w:r>
+      <w:proofErr w:type="spellStart"/>
+      <w:r>
+        <w:t>EventName</w:t>
+      </w:r>
+      <w:proofErr w:type="spellEnd"/>
+      <w:r>
+        <w:t>],</w:t>
       </w:r>
     </w:p>
     <w:p>
@@ -2807,17 +6203,41 @@
     </w:p>
     <w:p>
       <w:r>
-        <w:t xml:space="preserve">    e.[EventDate]</w:t>
-      </w:r>
-    </w:p>
-    <w:p>
-      <w:r>
-        <w:t>FROM [dbo].[Event] e</w:t>
-      </w:r>
-    </w:p>
-    <w:p>
-      <w:r>
-        <w:t>ORDER BY e.[EventDate];</w:t>
+        <w:t xml:space="preserve">    e.[</w:t>
+      </w:r>
+      <w:proofErr w:type="spellStart"/>
+      <w:r>
+        <w:t>EventDate</w:t>
+      </w:r>
+      <w:proofErr w:type="spellEnd"/>
+      <w:r>
+        <w:t>]</w:t>
+      </w:r>
+    </w:p>
+    <w:p>
+      <w:r>
+        <w:t>FROM [</w:t>
+      </w:r>
+      <w:proofErr w:type="spellStart"/>
+      <w:r>
+        <w:t>dbo</w:t>
+      </w:r>
+      <w:proofErr w:type="spellEnd"/>
+      <w:r>
+        <w:t>].[Event] e</w:t>
+      </w:r>
+    </w:p>
+    <w:p>
+      <w:r>
+        <w:t>ORDER BY e.[</w:t>
+      </w:r>
+      <w:proofErr w:type="spellStart"/>
+      <w:r>
+        <w:t>EventDate</w:t>
+      </w:r>
+      <w:proofErr w:type="spellEnd"/>
+      <w:r>
+        <w:t>];</w:t>
       </w:r>
     </w:p>
     <w:p>
@@ -2874,7 +6294,15 @@
     </w:p>
     <w:p>
       <w:r>
-        <w:t>[CategoryName],</w:t>
+        <w:t>[</w:t>
+      </w:r>
+      <w:proofErr w:type="spellStart"/>
+      <w:r>
+        <w:t>CategoryName</w:t>
+      </w:r>
+      <w:proofErr w:type="spellEnd"/>
+      <w:r>
+        <w:t>],</w:t>
       </w:r>
     </w:p>
     <w:p>
@@ -2885,22 +6313,54 @@
     <w:p>
       <w:r>
         <w:lastRenderedPageBreak/>
-        <w:t>[MinAge],</w:t>
-      </w:r>
-    </w:p>
-    <w:p>
-      <w:r>
-        <w:t>[MaxAge]</w:t>
-      </w:r>
-    </w:p>
-    <w:p>
-      <w:r>
-        <w:t>FROM [dbo].[Category]</w:t>
-      </w:r>
-    </w:p>
-    <w:p>
-      <w:r>
-        <w:t>ORDER BY [CategoryName];</w:t>
+        <w:t>[</w:t>
+      </w:r>
+      <w:proofErr w:type="spellStart"/>
+      <w:r>
+        <w:t>MinAge</w:t>
+      </w:r>
+      <w:proofErr w:type="spellEnd"/>
+      <w:r>
+        <w:t>],</w:t>
+      </w:r>
+    </w:p>
+    <w:p>
+      <w:r>
+        <w:t>[</w:t>
+      </w:r>
+      <w:proofErr w:type="spellStart"/>
+      <w:r>
+        <w:t>MaxAge</w:t>
+      </w:r>
+      <w:proofErr w:type="spellEnd"/>
+      <w:r>
+        <w:t>]</w:t>
+      </w:r>
+    </w:p>
+    <w:p>
+      <w:r>
+        <w:t>FROM [</w:t>
+      </w:r>
+      <w:proofErr w:type="spellStart"/>
+      <w:r>
+        <w:t>dbo</w:t>
+      </w:r>
+      <w:proofErr w:type="spellEnd"/>
+      <w:r>
+        <w:t>].[Category]</w:t>
+      </w:r>
+    </w:p>
+    <w:p>
+      <w:r>
+        <w:t>ORDER BY [</w:t>
+      </w:r>
+      <w:proofErr w:type="spellStart"/>
+      <w:r>
+        <w:t>CategoryName</w:t>
+      </w:r>
+      <w:proofErr w:type="spellEnd"/>
+      <w:r>
+        <w:t>];</w:t>
       </w:r>
     </w:p>
     <w:p>
@@ -2957,47 +6417,249 @@
     </w:p>
     <w:p>
       <w:r>
-        <w:t>u.[FirstName] + ' ' + u.[LastName] AS ParticipantName,</w:t>
-      </w:r>
-    </w:p>
-    <w:p>
-      <w:r>
-        <w:t>e.[EventName],</w:t>
-      </w:r>
-    </w:p>
-    <w:p>
-      <w:r>
-        <w:t>c.[CategoryName],</w:t>
-      </w:r>
-    </w:p>
-    <w:p>
-      <w:r>
-        <w:t>en.[EnrolmentStatus]</w:t>
-      </w:r>
-    </w:p>
-    <w:p>
-      <w:r>
-        <w:t>FROM [dbo].[Enrolment] en</w:t>
-      </w:r>
-    </w:p>
-    <w:p>
-      <w:r>
-        <w:t>JOIN [dbo].[User] u ON en.[ParticipantId] = u.[UserId]</w:t>
-      </w:r>
-    </w:p>
-    <w:p>
-      <w:r>
-        <w:t>JOIN [dbo].[EventCategory] ec ON en.[EventCategoryId] = ec.[EventCategoryId]</w:t>
-      </w:r>
-    </w:p>
-    <w:p>
-      <w:r>
-        <w:t>JOIN [dbo].[Event] e ON ec.[EventId] = e.[EventId]</w:t>
-      </w:r>
-    </w:p>
-    <w:p>
-      <w:r>
-        <w:t>JOIN [dbo].[Category] c ON ec.[CategoryId] = c.[CategoryId]</w:t>
+        <w:t xml:space="preserve">u.[FirstName] + ' ' + u.[LastName] AS </w:t>
+      </w:r>
+      <w:proofErr w:type="spellStart"/>
+      <w:r>
+        <w:t>ParticipantName</w:t>
+      </w:r>
+      <w:proofErr w:type="spellEnd"/>
+      <w:r>
+        <w:t>,</w:t>
+      </w:r>
+    </w:p>
+    <w:p>
+      <w:r>
+        <w:t>e.[</w:t>
+      </w:r>
+      <w:proofErr w:type="spellStart"/>
+      <w:r>
+        <w:t>EventName</w:t>
+      </w:r>
+      <w:proofErr w:type="spellEnd"/>
+      <w:r>
+        <w:t>],</w:t>
+      </w:r>
+    </w:p>
+    <w:p>
+      <w:r>
+        <w:t>c.[</w:t>
+      </w:r>
+      <w:proofErr w:type="spellStart"/>
+      <w:r>
+        <w:t>CategoryName</w:t>
+      </w:r>
+      <w:proofErr w:type="spellEnd"/>
+      <w:r>
+        <w:t>],</w:t>
+      </w:r>
+    </w:p>
+    <w:p>
+      <w:proofErr w:type="spellStart"/>
+      <w:r>
+        <w:t>en</w:t>
+      </w:r>
+      <w:proofErr w:type="spellEnd"/>
+      <w:r>
+        <w:t>.[</w:t>
+      </w:r>
+      <w:proofErr w:type="spellStart"/>
+      <w:r>
+        <w:t>EnrolmentStatus</w:t>
+      </w:r>
+      <w:proofErr w:type="spellEnd"/>
+      <w:r>
+        <w:t>]</w:t>
+      </w:r>
+    </w:p>
+    <w:p>
+      <w:r>
+        <w:t>FROM [</w:t>
+      </w:r>
+      <w:proofErr w:type="spellStart"/>
+      <w:r>
+        <w:t>dbo</w:t>
+      </w:r>
+      <w:proofErr w:type="spellEnd"/>
+      <w:r>
+        <w:t xml:space="preserve">].[Enrolment] </w:t>
+      </w:r>
+      <w:proofErr w:type="spellStart"/>
+      <w:r>
+        <w:t>en</w:t>
+      </w:r>
+      <w:proofErr w:type="spellEnd"/>
+    </w:p>
+    <w:p>
+      <w:r>
+        <w:t>JOIN [</w:t>
+      </w:r>
+      <w:proofErr w:type="spellStart"/>
+      <w:r>
+        <w:t>dbo</w:t>
+      </w:r>
+      <w:proofErr w:type="spellEnd"/>
+      <w:r>
+        <w:t xml:space="preserve">].[User] u ON </w:t>
+      </w:r>
+      <w:proofErr w:type="spellStart"/>
+      <w:r>
+        <w:t>en</w:t>
+      </w:r>
+      <w:proofErr w:type="spellEnd"/>
+      <w:r>
+        <w:t>.[</w:t>
+      </w:r>
+      <w:proofErr w:type="spellStart"/>
+      <w:r>
+        <w:t>ParticipantId</w:t>
+      </w:r>
+      <w:proofErr w:type="spellEnd"/>
+      <w:r>
+        <w:t>] = u.[</w:t>
+      </w:r>
+      <w:proofErr w:type="spellStart"/>
+      <w:r>
+        <w:t>UserId</w:t>
+      </w:r>
+      <w:proofErr w:type="spellEnd"/>
+      <w:r>
+        <w:t>]</w:t>
+      </w:r>
+    </w:p>
+    <w:p>
+      <w:r>
+        <w:t>JOIN [</w:t>
+      </w:r>
+      <w:proofErr w:type="spellStart"/>
+      <w:r>
+        <w:t>dbo</w:t>
+      </w:r>
+      <w:proofErr w:type="spellEnd"/>
+      <w:r>
+        <w:t>].[</w:t>
+      </w:r>
+      <w:proofErr w:type="spellStart"/>
+      <w:r>
+        <w:t>EventCategory</w:t>
+      </w:r>
+      <w:proofErr w:type="spellEnd"/>
+      <w:r>
+        <w:t xml:space="preserve">] </w:t>
+      </w:r>
+      <w:proofErr w:type="spellStart"/>
+      <w:r>
+        <w:t>ec</w:t>
+      </w:r>
+      <w:proofErr w:type="spellEnd"/>
+      <w:r>
+        <w:t xml:space="preserve"> ON </w:t>
+      </w:r>
+      <w:proofErr w:type="spellStart"/>
+      <w:r>
+        <w:t>en</w:t>
+      </w:r>
+      <w:proofErr w:type="spellEnd"/>
+      <w:r>
+        <w:t>.[</w:t>
+      </w:r>
+      <w:proofErr w:type="spellStart"/>
+      <w:r>
+        <w:t>EventCategoryId</w:t>
+      </w:r>
+      <w:proofErr w:type="spellEnd"/>
+      <w:r>
+        <w:t xml:space="preserve">] = </w:t>
+      </w:r>
+      <w:proofErr w:type="spellStart"/>
+      <w:r>
+        <w:t>ec.</w:t>
+      </w:r>
+      <w:proofErr w:type="spellEnd"/>
+      <w:r>
+        <w:t>[</w:t>
+      </w:r>
+      <w:proofErr w:type="spellStart"/>
+      <w:r>
+        <w:t>EventCategoryId</w:t>
+      </w:r>
+      <w:proofErr w:type="spellEnd"/>
+      <w:r>
+        <w:t>]</w:t>
+      </w:r>
+    </w:p>
+    <w:p>
+      <w:r>
+        <w:t>JOIN [</w:t>
+      </w:r>
+      <w:proofErr w:type="spellStart"/>
+      <w:r>
+        <w:t>dbo</w:t>
+      </w:r>
+      <w:proofErr w:type="spellEnd"/>
+      <w:r>
+        <w:t xml:space="preserve">].[Event] e ON </w:t>
+      </w:r>
+      <w:proofErr w:type="spellStart"/>
+      <w:r>
+        <w:t>ec.</w:t>
+      </w:r>
+      <w:proofErr w:type="spellEnd"/>
+      <w:r>
+        <w:t>[</w:t>
+      </w:r>
+      <w:proofErr w:type="spellStart"/>
+      <w:r>
+        <w:t>EventId</w:t>
+      </w:r>
+      <w:proofErr w:type="spellEnd"/>
+      <w:r>
+        <w:t>] = e.[</w:t>
+      </w:r>
+      <w:proofErr w:type="spellStart"/>
+      <w:r>
+        <w:t>EventId</w:t>
+      </w:r>
+      <w:proofErr w:type="spellEnd"/>
+      <w:r>
+        <w:t>]</w:t>
+      </w:r>
+    </w:p>
+    <w:p>
+      <w:r>
+        <w:t>JOIN [</w:t>
+      </w:r>
+      <w:proofErr w:type="spellStart"/>
+      <w:r>
+        <w:t>dbo</w:t>
+      </w:r>
+      <w:proofErr w:type="spellEnd"/>
+      <w:r>
+        <w:t xml:space="preserve">].[Category] c ON </w:t>
+      </w:r>
+      <w:proofErr w:type="spellStart"/>
+      <w:r>
+        <w:t>ec.</w:t>
+      </w:r>
+      <w:proofErr w:type="spellEnd"/>
+      <w:r>
+        <w:t>[</w:t>
+      </w:r>
+      <w:proofErr w:type="spellStart"/>
+      <w:r>
+        <w:t>CategoryId</w:t>
+      </w:r>
+      <w:proofErr w:type="spellEnd"/>
+      <w:r>
+        <w:t>] = c.[</w:t>
+      </w:r>
+      <w:proofErr w:type="spellStart"/>
+      <w:r>
+        <w:t>CategoryId</w:t>
+      </w:r>
+      <w:proofErr w:type="spellEnd"/>
+      <w:r>
+        <w:t>]</w:t>
       </w:r>
     </w:p>
     <w:p>
@@ -3060,12 +6722,28 @@
     <w:p>
       <w:r>
         <w:lastRenderedPageBreak/>
-        <w:t>u.[FirstName] + ' ' + u.[LastName] AS ParticipantName,</w:t>
-      </w:r>
-    </w:p>
-    <w:p>
-      <w:r>
-        <w:t>e.[EventName],</w:t>
+        <w:t xml:space="preserve">u.[FirstName] + ' ' + u.[LastName] AS </w:t>
+      </w:r>
+      <w:proofErr w:type="spellStart"/>
+      <w:r>
+        <w:t>ParticipantName</w:t>
+      </w:r>
+      <w:proofErr w:type="spellEnd"/>
+      <w:r>
+        <w:t>,</w:t>
+      </w:r>
+    </w:p>
+    <w:p>
+      <w:r>
+        <w:t>e.[</w:t>
+      </w:r>
+      <w:proofErr w:type="spellStart"/>
+      <w:r>
+        <w:t>EventName</w:t>
+      </w:r>
+      <w:proofErr w:type="spellEnd"/>
+      <w:r>
+        <w:t>],</w:t>
       </w:r>
     </w:p>
     <w:p>
@@ -3075,42 +6753,234 @@
     </w:p>
     <w:p>
       <w:r>
-        <w:t>r.[FinishTime],</w:t>
-      </w:r>
-    </w:p>
-    <w:p>
-      <w:r>
-        <w:t>r.[ChipNumber]</w:t>
-      </w:r>
-    </w:p>
-    <w:p>
-      <w:r>
-        <w:t>FROM [dbo].[Result] r</w:t>
-      </w:r>
-    </w:p>
-    <w:p>
-      <w:r>
-        <w:t>JOIN [dbo].[Enrolment] en ON r.[EnrolmentId] = en.[EnrolmentId]</w:t>
-      </w:r>
-    </w:p>
-    <w:p>
-      <w:r>
-        <w:t>JOIN [dbo].[User] u ON en.[ParticipantId] = u.[UserId]</w:t>
-      </w:r>
-    </w:p>
-    <w:p>
-      <w:r>
-        <w:t>JOIN [dbo].[EventCategory] ec ON en.[EventCategoryId] = ec.[EventCategoryId]</w:t>
-      </w:r>
-    </w:p>
-    <w:p>
-      <w:r>
-        <w:t>JOIN [dbo].[Event] e ON ec.[EventId] = e.[EventId]</w:t>
-      </w:r>
-    </w:p>
-    <w:p>
-      <w:r>
-        <w:t>ORDER BY e.[EventName], r.[Position];</w:t>
+        <w:t>r.[</w:t>
+      </w:r>
+      <w:proofErr w:type="spellStart"/>
+      <w:r>
+        <w:t>FinishTime</w:t>
+      </w:r>
+      <w:proofErr w:type="spellEnd"/>
+      <w:r>
+        <w:t>],</w:t>
+      </w:r>
+    </w:p>
+    <w:p>
+      <w:r>
+        <w:t>r.[</w:t>
+      </w:r>
+      <w:proofErr w:type="spellStart"/>
+      <w:r>
+        <w:t>ChipNumber</w:t>
+      </w:r>
+      <w:proofErr w:type="spellEnd"/>
+      <w:r>
+        <w:t>]</w:t>
+      </w:r>
+    </w:p>
+    <w:p>
+      <w:r>
+        <w:t>FROM [</w:t>
+      </w:r>
+      <w:proofErr w:type="spellStart"/>
+      <w:r>
+        <w:t>dbo</w:t>
+      </w:r>
+      <w:proofErr w:type="spellEnd"/>
+      <w:r>
+        <w:t>].[Result] r</w:t>
+      </w:r>
+    </w:p>
+    <w:p>
+      <w:r>
+        <w:t>JOIN [</w:t>
+      </w:r>
+      <w:proofErr w:type="spellStart"/>
+      <w:r>
+        <w:t>dbo</w:t>
+      </w:r>
+      <w:proofErr w:type="spellEnd"/>
+      <w:r>
+        <w:t xml:space="preserve">].[Enrolment] </w:t>
+      </w:r>
+      <w:proofErr w:type="spellStart"/>
+      <w:r>
+        <w:t>en</w:t>
+      </w:r>
+      <w:proofErr w:type="spellEnd"/>
+      <w:r>
+        <w:t xml:space="preserve"> ON r.[</w:t>
+      </w:r>
+      <w:proofErr w:type="spellStart"/>
+      <w:r>
+        <w:t>EnrolmentId</w:t>
+      </w:r>
+      <w:proofErr w:type="spellEnd"/>
+      <w:r>
+        <w:t xml:space="preserve">] = </w:t>
+      </w:r>
+      <w:proofErr w:type="spellStart"/>
+      <w:r>
+        <w:t>en</w:t>
+      </w:r>
+      <w:proofErr w:type="spellEnd"/>
+      <w:r>
+        <w:t>.[</w:t>
+      </w:r>
+      <w:proofErr w:type="spellStart"/>
+      <w:r>
+        <w:t>EnrolmentId</w:t>
+      </w:r>
+      <w:proofErr w:type="spellEnd"/>
+      <w:r>
+        <w:t>]</w:t>
+      </w:r>
+    </w:p>
+    <w:p>
+      <w:r>
+        <w:t>JOIN [</w:t>
+      </w:r>
+      <w:proofErr w:type="spellStart"/>
+      <w:r>
+        <w:t>dbo</w:t>
+      </w:r>
+      <w:proofErr w:type="spellEnd"/>
+      <w:r>
+        <w:t xml:space="preserve">].[User] u ON </w:t>
+      </w:r>
+      <w:proofErr w:type="spellStart"/>
+      <w:r>
+        <w:t>en</w:t>
+      </w:r>
+      <w:proofErr w:type="spellEnd"/>
+      <w:r>
+        <w:t>.[</w:t>
+      </w:r>
+      <w:proofErr w:type="spellStart"/>
+      <w:r>
+        <w:t>ParticipantId</w:t>
+      </w:r>
+      <w:proofErr w:type="spellEnd"/>
+      <w:r>
+        <w:t>] = u.[</w:t>
+      </w:r>
+      <w:proofErr w:type="spellStart"/>
+      <w:r>
+        <w:t>UserId</w:t>
+      </w:r>
+      <w:proofErr w:type="spellEnd"/>
+      <w:r>
+        <w:t>]</w:t>
+      </w:r>
+    </w:p>
+    <w:p>
+      <w:r>
+        <w:t>JOIN [</w:t>
+      </w:r>
+      <w:proofErr w:type="spellStart"/>
+      <w:r>
+        <w:t>dbo</w:t>
+      </w:r>
+      <w:proofErr w:type="spellEnd"/>
+      <w:r>
+        <w:t>].[</w:t>
+      </w:r>
+      <w:proofErr w:type="spellStart"/>
+      <w:r>
+        <w:t>EventCategory</w:t>
+      </w:r>
+      <w:proofErr w:type="spellEnd"/>
+      <w:r>
+        <w:t xml:space="preserve">] </w:t>
+      </w:r>
+      <w:proofErr w:type="spellStart"/>
+      <w:r>
+        <w:t>ec</w:t>
+      </w:r>
+      <w:proofErr w:type="spellEnd"/>
+      <w:r>
+        <w:t xml:space="preserve"> ON </w:t>
+      </w:r>
+      <w:proofErr w:type="spellStart"/>
+      <w:r>
+        <w:t>en</w:t>
+      </w:r>
+      <w:proofErr w:type="spellEnd"/>
+      <w:r>
+        <w:t>.[</w:t>
+      </w:r>
+      <w:proofErr w:type="spellStart"/>
+      <w:r>
+        <w:t>EventCategoryId</w:t>
+      </w:r>
+      <w:proofErr w:type="spellEnd"/>
+      <w:r>
+        <w:t xml:space="preserve">] = </w:t>
+      </w:r>
+      <w:proofErr w:type="spellStart"/>
+      <w:r>
+        <w:t>ec.</w:t>
+      </w:r>
+      <w:proofErr w:type="spellEnd"/>
+      <w:r>
+        <w:t>[</w:t>
+      </w:r>
+      <w:proofErr w:type="spellStart"/>
+      <w:r>
+        <w:t>EventCategoryId</w:t>
+      </w:r>
+      <w:proofErr w:type="spellEnd"/>
+      <w:r>
+        <w:t>]</w:t>
+      </w:r>
+    </w:p>
+    <w:p>
+      <w:r>
+        <w:t>JOIN [</w:t>
+      </w:r>
+      <w:proofErr w:type="spellStart"/>
+      <w:r>
+        <w:t>dbo</w:t>
+      </w:r>
+      <w:proofErr w:type="spellEnd"/>
+      <w:r>
+        <w:t xml:space="preserve">].[Event] e ON </w:t>
+      </w:r>
+      <w:proofErr w:type="spellStart"/>
+      <w:r>
+        <w:t>ec.</w:t>
+      </w:r>
+      <w:proofErr w:type="spellEnd"/>
+      <w:r>
+        <w:t>[</w:t>
+      </w:r>
+      <w:proofErr w:type="spellStart"/>
+      <w:r>
+        <w:t>EventId</w:t>
+      </w:r>
+      <w:proofErr w:type="spellEnd"/>
+      <w:r>
+        <w:t>] = e.[</w:t>
+      </w:r>
+      <w:proofErr w:type="spellStart"/>
+      <w:r>
+        <w:t>EventId</w:t>
+      </w:r>
+      <w:proofErr w:type="spellEnd"/>
+      <w:r>
+        <w:t>]</w:t>
+      </w:r>
+    </w:p>
+    <w:p>
+      <w:r>
+        <w:t>ORDER BY e.[</w:t>
+      </w:r>
+      <w:proofErr w:type="spellStart"/>
+      <w:r>
+        <w:t>EventName</w:t>
+      </w:r>
+      <w:proofErr w:type="spellEnd"/>
+      <w:r>
+        <w:t>], r.[Position];</w:t>
       </w:r>
     </w:p>
     <w:p>
